--- a/L_18/Звіт 18 В. Стахнюк.docx
+++ b/L_18/Звіт 18 В. Стахнюк.docx
@@ -452,13 +452,6 @@
           <w:sz w:val="28"/>
           <w:szCs w:val="28"/>
         </w:rPr>
-      </w:r>
-      <w:r>
-        <w:rPr>
-          <w:rFonts w:ascii="Times New Roman" w:hAnsi="Times New Roman" w:cs="Times New Roman"/>
-          <w:sz w:val="28"/>
-          <w:szCs w:val="28"/>
-        </w:rPr>
         <w:t xml:space="preserve">Робота із шаблонами</w:t>
       </w:r>
       <w:r>
@@ -886,12 +879,6 @@
       </w:r>
       <w:r>
         <w:rPr>
-          <w:b w:val="0"/>
-          <w:bCs w:val="0"/>
-        </w:rPr>
-      </w:r>
-      <w:r>
-        <w:rPr>
           <w:rFonts w:ascii="Times New Roman" w:hAnsi="Times New Roman" w:cs="Times New Roman"/>
           <w:b w:val="0"/>
           <w:bCs w:val="0"/>
@@ -982,12 +969,6 @@
         <w:t xml:space="preserve">протестувати програму, у якій реалізувати основні операції із шаблонами.</w:t>
         <w:br/>
         <w:br/>
-      </w:r>
-      <w:r>
-        <w:rPr>
-          <w:b w:val="0"/>
-          <w:bCs w:val="0"/>
-        </w:rPr>
       </w:r>
       <w:r>
         <w:rPr>
@@ -1039,28 +1020,143 @@
           <w:bCs/>
         </w:rPr>
       </w:r>
-    </w:p>
-    <w:p>
-      <w:pPr>
-        <w:pBdr/>
-        <w:spacing/>
-        <w:ind/>
+      <w:r>
         <w:rPr>
           <w:b/>
           <w:bCs/>
         </w:rPr>
-      </w:pPr>
-      <w:r>
+      </w:r>
+    </w:p>
+    <w:p>
+      <w:pPr>
+        <w:pBdr/>
+        <w:spacing/>
+        <w:ind/>
         <w:rPr>
           <w:rFonts w:ascii="Times New Roman" w:hAnsi="Times New Roman" w:cs="Times New Roman"/>
           <w:b/>
           <w:bCs/>
           <w:sz w:val="28"/>
           <w:szCs w:val="28"/>
-          <w:lang w:val="en-US"/>
+        </w:rPr>
+      </w:pPr>
+      <w:r>
+        <w:rPr>
+          <w:rFonts w:ascii="Times New Roman" w:hAnsi="Times New Roman" w:eastAsia="Times New Roman" w:cs="Times New Roman"/>
+          <w:b/>
+          <w:sz w:val="28"/>
+          <w:szCs w:val="28"/>
         </w:rPr>
         <w:t xml:space="preserve">Блок-схема алгоритму:</w:t>
       </w:r>
+      <w:r>
+        <w:rPr>
+          <w:rFonts w:ascii="Times New Roman" w:hAnsi="Times New Roman" w:eastAsia="Times New Roman" w:cs="Times New Roman"/>
+          <w:b/>
+          <w:bCs/>
+          <w:sz w:val="28"/>
+          <w:szCs w:val="28"/>
+        </w:rPr>
+      </w:r>
+    </w:p>
+    <w:p>
+      <w:pPr>
+        <w:pBdr/>
+        <w:spacing/>
+        <w:ind/>
+        <w:jc w:val="center"/>
+        <w:rPr>
+          <w:b/>
+          <w:bCs/>
+        </w:rPr>
+      </w:pPr>
+      <w:r>
+        <mc:AlternateContent>
+          <mc:Choice Requires="wpg">
+            <w:drawing>
+              <wp:inline xmlns:wp="http://schemas.openxmlformats.org/drawingml/2006/wordprocessingDrawing" distT="0" distB="0" distL="0" distR="0">
+                <wp:extent cx="5175422" cy="6003490"/>
+                <wp:effectExtent l="0" t="0" r="0" b="0"/>
+                <wp:docPr id="2" name="Picture 2"/>
+                <wp:cNvGraphicFramePr>
+                  <a:graphicFrameLocks xmlns:a="http://schemas.openxmlformats.org/drawingml/2006/main" noChangeAspect="1"/>
+                </wp:cNvGraphicFramePr>
+                <a:graphic xmlns:a="http://schemas.openxmlformats.org/drawingml/2006/main">
+                  <a:graphicData uri="http://schemas.openxmlformats.org/drawingml/2006/picture">
+                    <pic:pic xmlns:pic="http://schemas.openxmlformats.org/drawingml/2006/picture">
+                      <pic:nvPicPr>
+                        <pic:cNvPr id="0" name="L_18_1.png"/>
+                        <pic:cNvPicPr>
+                          <a:picLocks noChangeAspect="1"/>
+                        </pic:cNvPicPr>
+                        <pic:nvPr/>
+                      </pic:nvPicPr>
+                      <pic:blipFill rotWithShape="1">
+                        <a:blip r:embed="rId12"/>
+                        <a:stretch/>
+                      </pic:blipFill>
+                      <pic:spPr bwMode="auto">
+                        <a:xfrm flipH="0" flipV="0">
+                          <a:off x="0" y="0"/>
+                          <a:ext cx="5175422" cy="6003489"/>
+                        </a:xfrm>
+                        <a:prstGeom prst="rect">
+                          <a:avLst/>
+                        </a:prstGeom>
+                      </pic:spPr>
+                    </pic:pic>
+                  </a:graphicData>
+                </a:graphic>
+              </wp:inline>
+            </w:drawing>
+          </mc:Choice>
+          <mc:Fallback>
+            <w:pict>
+              <v:shapetype id="_x0000_t75" coordsize="21600,21600" o:spt="75" o:preferrelative="t" path="m@4@5l@4@11@9@11@9@5xe" filled="f" stroked="f">
+                <v:stroke joinstyle="miter"/>
+                <v:formulas>
+                  <v:f eqn="if lineDrawn pixelLineWidth 0"/>
+                  <v:f eqn="sum @0 1 0"/>
+                  <v:f eqn="sum 0 0 @1"/>
+                  <v:f eqn="prod @2 1 2"/>
+                  <v:f eqn="prod @3 21600 pixelWidth"/>
+                  <v:f eqn="prod @3 21600 pixelHeight"/>
+                  <v:f eqn="sum @0 0 1"/>
+                  <v:f eqn="prod @6 1 2"/>
+                  <v:f eqn="prod @7 21600 pixelWidth"/>
+                  <v:f eqn="sum @8 21600 0"/>
+                  <v:f eqn="prod @7 21600 pixelHeight"/>
+                  <v:f eqn="sum @10 21600 0"/>
+                </v:formulas>
+                <v:path o:extrusionok="f" gradientshapeok="t" o:connecttype="rect"/>
+                <o:lock v:ext="edit" aspectratio="t"/>
+              </v:shapetype>
+              <v:shape id="_x0000_i1" o:spid="_x0000_s1" type="#_x0000_t75" style="width:407.51pt;height:472.72pt;mso-wrap-distance-left:0.00pt;mso-wrap-distance-top:0.00pt;mso-wrap-distance-right:0.00pt;mso-wrap-distance-bottom:0.00pt;z-index:1;" stroked="false">
+                <v:imagedata r:id="rId12" o:title=""/>
+                <o:lock v:ext="edit" rotation="t"/>
+              </v:shape>
+            </w:pict>
+          </mc:Fallback>
+        </mc:AlternateContent>
+      </w:r>
+      <w:r>
+        <w:rPr>
+          <w:b/>
+          <w:bCs/>
+        </w:rPr>
+      </w:r>
+    </w:p>
+    <w:p>
+      <w:pPr>
+        <w:pBdr/>
+        <w:spacing/>
+        <w:ind/>
+        <w:jc w:val="center"/>
+        <w:rPr>
+          <w:b/>
+          <w:bCs/>
+        </w:rPr>
+      </w:pPr>
       <w:r>
         <w:rPr>
           <w:b/>
@@ -1069,503 +1165,10 @@
       </w:r>
       <w:r>
         <w:rPr>
-          <w:rFonts w:ascii="Times New Roman" w:hAnsi="Times New Roman" w:cs="Times New Roman"/>
-          <w:b w:val="0"/>
-          <w:bCs w:val="0"/>
-          <w:sz w:val="28"/>
-          <w:szCs w:val="28"/>
-          <w:lang w:val="en-US"/>
+          <w:b/>
+          <w:bCs/>
         </w:rPr>
       </w:r>
-      <w:r/>
-      <w:r>
-        <w:rPr>
-          <w:rFonts w:ascii="Times New Roman" w:hAnsi="Times New Roman" w:cs="Times New Roman"/>
-          <w:b/>
-          <w:bCs/>
-          <w:sz w:val="28"/>
-          <w:szCs w:val="28"/>
-        </w:rPr>
-      </w:r>
-    </w:p>
-    <w:p>
-      <w:pPr>
-        <w:pBdr/>
-        <w:spacing/>
-        <w:ind/>
-        <w:rPr/>
-      </w:pPr>
-      <w:r>
-        <w:rPr>
-          <w:rFonts w:ascii="Times New Roman" w:hAnsi="Times New Roman" w:cs="Times New Roman"/>
-          <w:b w:val="0"/>
-          <w:bCs w:val="0"/>
-          <w:sz w:val="28"/>
-          <w:szCs w:val="28"/>
-          <w:lang w:val="en-US"/>
-        </w:rPr>
-        <w:t xml:space="preserve">[Початок]</w:t>
-      </w:r>
-      <w:r/>
-    </w:p>
-    <w:p>
-      <w:pPr>
-        <w:pBdr/>
-        <w:spacing/>
-        <w:ind/>
-        <w:rPr/>
-      </w:pPr>
-      <w:r>
-        <w:rPr>
-          <w:rFonts w:ascii="Times New Roman" w:hAnsi="Times New Roman" w:cs="Times New Roman"/>
-          <w:b w:val="0"/>
-          <w:bCs w:val="0"/>
-          <w:sz w:val="28"/>
-          <w:szCs w:val="28"/>
-          <w:lang w:val="en-US"/>
-        </w:rPr>
-        <w:t xml:space="preserve">    ↓</w:t>
-      </w:r>
-      <w:r/>
-    </w:p>
-    <w:p>
-      <w:pPr>
-        <w:pBdr/>
-        <w:spacing/>
-        <w:ind/>
-        <w:rPr/>
-      </w:pPr>
-      <w:r>
-        <w:rPr>
-          <w:rFonts w:ascii="Times New Roman" w:hAnsi="Times New Roman" w:cs="Times New Roman"/>
-          <w:b w:val="0"/>
-          <w:bCs w:val="0"/>
-          <w:sz w:val="28"/>
-          <w:szCs w:val="28"/>
-          <w:lang w:val="en-US"/>
-        </w:rPr>
-        <w:t xml:space="preserve">Шаблон функції max_value&lt;T&gt; (int, double, string, Signaling)</w:t>
-      </w:r>
-      <w:r/>
-    </w:p>
-    <w:p>
-      <w:pPr>
-        <w:pBdr/>
-        <w:spacing/>
-        <w:ind/>
-        <w:rPr/>
-      </w:pPr>
-      <w:r>
-        <w:rPr>
-          <w:rFonts w:ascii="Times New Roman" w:hAnsi="Times New Roman" w:cs="Times New Roman"/>
-          <w:b w:val="0"/>
-          <w:bCs w:val="0"/>
-          <w:sz w:val="28"/>
-          <w:szCs w:val="28"/>
-          <w:lang w:val="en-US"/>
-        </w:rPr>
-        <w:t xml:space="preserve">    ↓</w:t>
-      </w:r>
-      <w:r/>
-    </w:p>
-    <w:p>
-      <w:pPr>
-        <w:pBdr/>
-        <w:spacing/>
-        <w:ind/>
-        <w:rPr/>
-      </w:pPr>
-      <w:r>
-        <w:rPr>
-          <w:rFonts w:ascii="Times New Roman" w:hAnsi="Times New Roman" w:cs="Times New Roman"/>
-          <w:b w:val="0"/>
-          <w:bCs w:val="0"/>
-          <w:sz w:val="28"/>
-          <w:szCs w:val="28"/>
-          <w:lang w:val="en-US"/>
-        </w:rPr>
-        <w:t xml:space="preserve">Повна спеціалізація max_value&lt;const char*&gt;</w:t>
-      </w:r>
-      <w:r/>
-    </w:p>
-    <w:p>
-      <w:pPr>
-        <w:pBdr/>
-        <w:spacing/>
-        <w:ind/>
-        <w:rPr/>
-      </w:pPr>
-      <w:r>
-        <w:rPr>
-          <w:rFonts w:ascii="Times New Roman" w:hAnsi="Times New Roman" w:cs="Times New Roman"/>
-          <w:b w:val="0"/>
-          <w:bCs w:val="0"/>
-          <w:sz w:val="28"/>
-          <w:szCs w:val="28"/>
-          <w:lang w:val="en-US"/>
-        </w:rPr>
-        <w:t xml:space="preserve">    ↓</w:t>
-      </w:r>
-      <w:r/>
-    </w:p>
-    <w:p>
-      <w:pPr>
-        <w:pBdr/>
-        <w:spacing/>
-        <w:ind/>
-        <w:rPr/>
-      </w:pPr>
-      <w:r>
-        <w:rPr>
-          <w:rFonts w:ascii="Times New Roman" w:hAnsi="Times New Roman" w:cs="Times New Roman"/>
-          <w:b w:val="0"/>
-          <w:bCs w:val="0"/>
-          <w:sz w:val="28"/>
-          <w:szCs w:val="28"/>
-          <w:lang w:val="en-US"/>
-        </w:rPr>
-        <w:t xml:space="preserve">Шаблон print_value + спеціалізація bool</w:t>
-      </w:r>
-      <w:r/>
-    </w:p>
-    <w:p>
-      <w:pPr>
-        <w:pBdr/>
-        <w:spacing/>
-        <w:ind/>
-        <w:rPr/>
-      </w:pPr>
-      <w:r>
-        <w:rPr>
-          <w:rFonts w:ascii="Times New Roman" w:hAnsi="Times New Roman" w:cs="Times New Roman"/>
-          <w:b w:val="0"/>
-          <w:bCs w:val="0"/>
-          <w:sz w:val="28"/>
-          <w:szCs w:val="28"/>
-          <w:lang w:val="en-US"/>
-        </w:rPr>
-        <w:t xml:space="preserve">    ↓</w:t>
-      </w:r>
-      <w:r/>
-    </w:p>
-    <w:p>
-      <w:pPr>
-        <w:pBdr/>
-        <w:spacing/>
-        <w:ind/>
-        <w:rPr/>
-      </w:pPr>
-      <w:r>
-        <w:rPr>
-          <w:rFonts w:ascii="Times New Roman" w:hAnsi="Times New Roman" w:cs="Times New Roman"/>
-          <w:b w:val="0"/>
-          <w:bCs w:val="0"/>
-          <w:sz w:val="28"/>
-          <w:szCs w:val="28"/>
-          <w:lang w:val="en-US"/>
-        </w:rPr>
-        <w:t xml:space="preserve">Шаблон класу Repository&lt;T&gt;</w:t>
-      </w:r>
-      <w:r/>
-    </w:p>
-    <w:p>
-      <w:pPr>
-        <w:pBdr/>
-        <w:spacing/>
-        <w:ind/>
-        <w:rPr/>
-      </w:pPr>
-      <w:r>
-        <w:rPr>
-          <w:rFonts w:ascii="Times New Roman" w:hAnsi="Times New Roman" w:cs="Times New Roman"/>
-          <w:b w:val="0"/>
-          <w:bCs w:val="0"/>
-          <w:sz w:val="28"/>
-          <w:szCs w:val="28"/>
-          <w:lang w:val="en-US"/>
-        </w:rPr>
-        <w:t xml:space="preserve">    ↓</w:t>
-      </w:r>
-      <w:r/>
-    </w:p>
-    <w:p>
-      <w:pPr>
-        <w:pBdr/>
-        <w:spacing/>
-        <w:ind/>
-        <w:rPr/>
-      </w:pPr>
-      <w:r>
-        <w:rPr>
-          <w:rFonts w:ascii="Times New Roman" w:hAnsi="Times New Roman" w:cs="Times New Roman"/>
-          <w:b w:val="0"/>
-          <w:bCs w:val="0"/>
-          <w:sz w:val="28"/>
-          <w:szCs w:val="28"/>
-          <w:lang w:val="en-US"/>
-        </w:rPr>
-        <w:t xml:space="preserve">Часткова спеціалізація Repository&lt;T*&gt;</w:t>
-      </w:r>
-      <w:r/>
-    </w:p>
-    <w:p>
-      <w:pPr>
-        <w:pBdr/>
-        <w:spacing/>
-        <w:ind/>
-        <w:rPr/>
-      </w:pPr>
-      <w:r>
-        <w:rPr>
-          <w:rFonts w:ascii="Times New Roman" w:hAnsi="Times New Roman" w:cs="Times New Roman"/>
-          <w:b w:val="0"/>
-          <w:bCs w:val="0"/>
-          <w:sz w:val="28"/>
-          <w:szCs w:val="28"/>
-          <w:lang w:val="en-US"/>
-        </w:rPr>
-        <w:t xml:space="preserve">    ↓</w:t>
-      </w:r>
-      <w:r/>
-    </w:p>
-    <w:p>
-      <w:pPr>
-        <w:pBdr/>
-        <w:spacing/>
-        <w:ind/>
-        <w:rPr/>
-      </w:pPr>
-      <w:r>
-        <w:rPr>
-          <w:rFonts w:ascii="Times New Roman" w:hAnsi="Times New Roman" w:cs="Times New Roman"/>
-          <w:b w:val="0"/>
-          <w:bCs w:val="0"/>
-          <w:sz w:val="28"/>
-          <w:szCs w:val="28"/>
-          <w:lang w:val="en-US"/>
-        </w:rPr>
-        <w:t xml:space="preserve">Повна спеціалізація Repository&lt;bool&gt;</w:t>
-      </w:r>
-      <w:r/>
-    </w:p>
-    <w:p>
-      <w:pPr>
-        <w:pBdr/>
-        <w:spacing/>
-        <w:ind/>
-        <w:rPr/>
-      </w:pPr>
-      <w:r>
-        <w:rPr>
-          <w:rFonts w:ascii="Times New Roman" w:hAnsi="Times New Roman" w:cs="Times New Roman"/>
-          <w:b w:val="0"/>
-          <w:bCs w:val="0"/>
-          <w:sz w:val="28"/>
-          <w:szCs w:val="28"/>
-          <w:lang w:val="en-US"/>
-        </w:rPr>
-        <w:t xml:space="preserve">    ↓</w:t>
-      </w:r>
-      <w:r/>
-    </w:p>
-    <w:p>
-      <w:pPr>
-        <w:pBdr/>
-        <w:spacing/>
-        <w:ind/>
-        <w:rPr/>
-      </w:pPr>
-      <w:r>
-        <w:rPr>
-          <w:rFonts w:ascii="Times New Roman" w:hAnsi="Times New Roman" w:cs="Times New Roman"/>
-          <w:b w:val="0"/>
-          <w:bCs w:val="0"/>
-          <w:sz w:val="28"/>
-          <w:szCs w:val="28"/>
-          <w:lang w:val="en-US"/>
-        </w:rPr>
-        <w:t xml:space="preserve">Шаблон класу PairBox&lt;T1, T2&gt;</w:t>
-      </w:r>
-      <w:r/>
-    </w:p>
-    <w:p>
-      <w:pPr>
-        <w:pBdr/>
-        <w:spacing/>
-        <w:ind/>
-        <w:rPr/>
-      </w:pPr>
-      <w:r>
-        <w:rPr>
-          <w:rFonts w:ascii="Times New Roman" w:hAnsi="Times New Roman" w:cs="Times New Roman"/>
-          <w:b w:val="0"/>
-          <w:bCs w:val="0"/>
-          <w:sz w:val="28"/>
-          <w:szCs w:val="28"/>
-          <w:lang w:val="en-US"/>
-        </w:rPr>
-        <w:t xml:space="preserve">    ↓</w:t>
-      </w:r>
-      <w:r/>
-    </w:p>
-    <w:p>
-      <w:pPr>
-        <w:pBdr/>
-        <w:spacing/>
-        <w:ind/>
-        <w:rPr/>
-      </w:pPr>
-      <w:r>
-        <w:rPr>
-          <w:rFonts w:ascii="Times New Roman" w:hAnsi="Times New Roman" w:cs="Times New Roman"/>
-          <w:b w:val="0"/>
-          <w:bCs w:val="0"/>
-          <w:sz w:val="28"/>
-          <w:szCs w:val="28"/>
-          <w:lang w:val="en-US"/>
-        </w:rPr>
-        <w:t xml:space="preserve">Часткова спеціалізація PairBox&lt;T, T&gt;</w:t>
-      </w:r>
-      <w:r/>
-    </w:p>
-    <w:p>
-      <w:pPr>
-        <w:pBdr/>
-        <w:spacing/>
-        <w:ind/>
-        <w:rPr/>
-      </w:pPr>
-      <w:r>
-        <w:rPr>
-          <w:rFonts w:ascii="Times New Roman" w:hAnsi="Times New Roman" w:cs="Times New Roman"/>
-          <w:b w:val="0"/>
-          <w:bCs w:val="0"/>
-          <w:sz w:val="28"/>
-          <w:szCs w:val="28"/>
-          <w:lang w:val="en-US"/>
-        </w:rPr>
-        <w:t xml:space="preserve">    ↓</w:t>
-      </w:r>
-      <w:r/>
-    </w:p>
-    <w:p>
-      <w:pPr>
-        <w:pBdr/>
-        <w:spacing/>
-        <w:ind/>
-        <w:rPr/>
-      </w:pPr>
-      <w:r>
-        <w:rPr>
-          <w:rFonts w:ascii="Times New Roman" w:hAnsi="Times New Roman" w:cs="Times New Roman"/>
-          <w:b w:val="0"/>
-          <w:bCs w:val="0"/>
-          <w:sz w:val="28"/>
-          <w:szCs w:val="28"/>
-          <w:lang w:val="en-US"/>
-        </w:rPr>
-        <w:t xml:space="preserve">Повна спеціалізація PairBox&lt;bool, string&gt;</w:t>
-      </w:r>
-      <w:r/>
-    </w:p>
-    <w:p>
-      <w:pPr>
-        <w:pBdr/>
-        <w:spacing/>
-        <w:ind/>
-        <w:rPr/>
-      </w:pPr>
-      <w:r>
-        <w:rPr>
-          <w:rFonts w:ascii="Times New Roman" w:hAnsi="Times New Roman" w:cs="Times New Roman"/>
-          <w:b w:val="0"/>
-          <w:bCs w:val="0"/>
-          <w:sz w:val="28"/>
-          <w:szCs w:val="28"/>
-          <w:lang w:val="en-US"/>
-        </w:rPr>
-        <w:t xml:space="preserve">    ↓</w:t>
-      </w:r>
-      <w:r/>
-    </w:p>
-    <w:p>
-      <w:pPr>
-        <w:pBdr/>
-        <w:spacing/>
-        <w:ind/>
-        <w:rPr/>
-      </w:pPr>
-      <w:r>
-        <w:rPr>
-          <w:rFonts w:ascii="Times New Roman" w:hAnsi="Times New Roman" w:cs="Times New Roman"/>
-          <w:b w:val="0"/>
-          <w:bCs w:val="0"/>
-          <w:sz w:val="28"/>
-          <w:szCs w:val="28"/>
-          <w:lang w:val="en-US"/>
-        </w:rPr>
-        <w:t xml:space="preserve">Вивід результатів</w:t>
-      </w:r>
-      <w:r/>
-    </w:p>
-    <w:p>
-      <w:pPr>
-        <w:pBdr/>
-        <w:spacing/>
-        <w:ind/>
-        <w:rPr/>
-      </w:pPr>
-      <w:r>
-        <w:rPr>
-          <w:rFonts w:ascii="Times New Roman" w:hAnsi="Times New Roman" w:cs="Times New Roman"/>
-          <w:b w:val="0"/>
-          <w:bCs w:val="0"/>
-          <w:sz w:val="28"/>
-          <w:szCs w:val="28"/>
-          <w:lang w:val="en-US"/>
-        </w:rPr>
-        <w:t xml:space="preserve">    ↓</w:t>
-      </w:r>
-      <w:r/>
-    </w:p>
-    <w:p>
-      <w:pPr>
-        <w:pBdr/>
-        <w:spacing/>
-        <w:ind/>
-        <w:rPr/>
-      </w:pPr>
-      <w:r>
-        <w:rPr>
-          <w:rFonts w:ascii="Times New Roman" w:hAnsi="Times New Roman" w:cs="Times New Roman"/>
-          <w:b w:val="0"/>
-          <w:bCs w:val="0"/>
-          <w:sz w:val="28"/>
-          <w:szCs w:val="28"/>
-          <w:lang w:val="en-US"/>
-        </w:rPr>
-        <w:t xml:space="preserve">[Кінець]</w:t>
-      </w:r>
-      <w:r/>
-    </w:p>
-    <w:p>
-      <w:pPr>
-        <w:pBdr/>
-        <w:spacing/>
-        <w:ind/>
-        <w:rPr/>
-      </w:pPr>
-      <w:r>
-        <w:rPr>
-          <w:rFonts w:ascii="Times New Roman" w:hAnsi="Times New Roman" w:cs="Times New Roman"/>
-          <w:b w:val="0"/>
-          <w:bCs w:val="0"/>
-          <w:sz w:val="28"/>
-          <w:szCs w:val="28"/>
-          <w:lang w:val="en-US"/>
-        </w:rPr>
-      </w:r>
-      <w:r/>
     </w:p>
     <w:p>
       <w:pPr>
@@ -1594,6371 +1197,12 @@
           <w:bCs/>
         </w:rPr>
       </w:r>
-    </w:p>
-    <w:p>
-      <w:pPr>
-        <w:pBdr/>
-        <w:spacing/>
-        <w:ind/>
-        <w:rPr/>
-      </w:pPr>
       <w:r>
         <w:rPr>
-          <w:rFonts w:ascii="Times New Roman" w:hAnsi="Times New Roman" w:cs="Times New Roman"/>
-          <w:b w:val="0"/>
-          <w:bCs w:val="0"/>
-          <w:sz w:val="28"/>
-          <w:szCs w:val="28"/>
-          <w:lang w:val="en-US"/>
+          <w:b/>
+          <w:bCs/>
         </w:rPr>
       </w:r>
-      <w:r/>
-    </w:p>
-    <w:p>
-      <w:pPr>
-        <w:pBdr/>
-        <w:spacing/>
-        <w:ind/>
-        <w:rPr/>
-      </w:pPr>
-      <w:r>
-        <w:rPr>
-          <w:rFonts w:ascii="Times New Roman" w:hAnsi="Times New Roman" w:cs="Times New Roman"/>
-          <w:b w:val="0"/>
-          <w:bCs w:val="0"/>
-          <w:sz w:val="28"/>
-          <w:szCs w:val="28"/>
-          <w:lang w:val="en-US"/>
-        </w:rPr>
-        <w:t xml:space="preserve">—— Файл: signaling.h ———</w:t>
-      </w:r>
-      <w:r/>
-    </w:p>
-    <w:p>
-      <w:pPr>
-        <w:pBdr/>
-        <w:spacing/>
-        <w:ind/>
-        <w:rPr/>
-      </w:pPr>
-      <w:r>
-        <w:rPr>
-          <w:rFonts w:ascii="Times New Roman" w:hAnsi="Times New Roman" w:cs="Times New Roman"/>
-          <w:b w:val="0"/>
-          <w:bCs w:val="0"/>
-          <w:sz w:val="28"/>
-          <w:szCs w:val="28"/>
-          <w:lang w:val="en-US"/>
-        </w:rPr>
-      </w:r>
-      <w:r/>
-    </w:p>
-    <w:p>
-      <w:pPr>
-        <w:pBdr/>
-        <w:spacing/>
-        <w:ind/>
-        <w:rPr/>
-      </w:pPr>
-      <w:r>
-        <w:rPr>
-          <w:rFonts w:ascii="Times New Roman" w:hAnsi="Times New Roman" w:cs="Times New Roman"/>
-          <w:b w:val="0"/>
-          <w:bCs w:val="0"/>
-          <w:sz w:val="28"/>
-          <w:szCs w:val="28"/>
-          <w:lang w:val="en-US"/>
-        </w:rPr>
-        <w:t xml:space="preserve">#ifndef SIGNALING_H</w:t>
-      </w:r>
-      <w:r/>
-    </w:p>
-    <w:p>
-      <w:pPr>
-        <w:pBdr/>
-        <w:spacing/>
-        <w:ind/>
-        <w:rPr/>
-      </w:pPr>
-      <w:r>
-        <w:rPr>
-          <w:rFonts w:ascii="Times New Roman" w:hAnsi="Times New Roman" w:cs="Times New Roman"/>
-          <w:b w:val="0"/>
-          <w:bCs w:val="0"/>
-          <w:sz w:val="28"/>
-          <w:szCs w:val="28"/>
-          <w:lang w:val="en-US"/>
-        </w:rPr>
-        <w:t xml:space="preserve">#define SIGNALING_H</w:t>
-      </w:r>
-      <w:r/>
-    </w:p>
-    <w:p>
-      <w:pPr>
-        <w:pBdr/>
-        <w:spacing/>
-        <w:ind/>
-        <w:rPr/>
-      </w:pPr>
-      <w:r>
-        <w:rPr>
-          <w:rFonts w:ascii="Times New Roman" w:hAnsi="Times New Roman" w:cs="Times New Roman"/>
-          <w:b w:val="0"/>
-          <w:bCs w:val="0"/>
-          <w:sz w:val="28"/>
-          <w:szCs w:val="28"/>
-          <w:lang w:val="en-US"/>
-        </w:rPr>
-      </w:r>
-      <w:r/>
-    </w:p>
-    <w:p>
-      <w:pPr>
-        <w:pBdr/>
-        <w:spacing/>
-        <w:ind/>
-        <w:rPr/>
-      </w:pPr>
-      <w:r>
-        <w:rPr>
-          <w:rFonts w:ascii="Times New Roman" w:hAnsi="Times New Roman" w:cs="Times New Roman"/>
-          <w:b w:val="0"/>
-          <w:bCs w:val="0"/>
-          <w:sz w:val="28"/>
-          <w:szCs w:val="28"/>
-          <w:lang w:val="en-US"/>
-        </w:rPr>
-        <w:t xml:space="preserve">#include &lt;iostream&gt;</w:t>
-      </w:r>
-      <w:r/>
-    </w:p>
-    <w:p>
-      <w:pPr>
-        <w:pBdr/>
-        <w:spacing/>
-        <w:ind/>
-        <w:rPr/>
-      </w:pPr>
-      <w:r>
-        <w:rPr>
-          <w:rFonts w:ascii="Times New Roman" w:hAnsi="Times New Roman" w:cs="Times New Roman"/>
-          <w:b w:val="0"/>
-          <w:bCs w:val="0"/>
-          <w:sz w:val="28"/>
-          <w:szCs w:val="28"/>
-          <w:lang w:val="en-US"/>
-        </w:rPr>
-        <w:t xml:space="preserve">#include &lt;string&gt;</w:t>
-      </w:r>
-      <w:r/>
-    </w:p>
-    <w:p>
-      <w:pPr>
-        <w:pBdr/>
-        <w:spacing/>
-        <w:ind/>
-        <w:rPr/>
-      </w:pPr>
-      <w:r>
-        <w:rPr>
-          <w:rFonts w:ascii="Times New Roman" w:hAnsi="Times New Roman" w:cs="Times New Roman"/>
-          <w:b w:val="0"/>
-          <w:bCs w:val="0"/>
-          <w:sz w:val="28"/>
-          <w:szCs w:val="28"/>
-          <w:lang w:val="en-US"/>
-        </w:rPr>
-      </w:r>
-      <w:r/>
-    </w:p>
-    <w:p>
-      <w:pPr>
-        <w:pBdr/>
-        <w:spacing/>
-        <w:ind/>
-        <w:rPr/>
-      </w:pPr>
-      <w:r>
-        <w:rPr>
-          <w:rFonts w:ascii="Times New Roman" w:hAnsi="Times New Roman" w:cs="Times New Roman"/>
-          <w:b w:val="0"/>
-          <w:bCs w:val="0"/>
-          <w:sz w:val="28"/>
-          <w:szCs w:val="28"/>
-          <w:lang w:val="en-US"/>
-        </w:rPr>
-        <w:t xml:space="preserve">class Signaling {</w:t>
-      </w:r>
-      <w:r/>
-    </w:p>
-    <w:p>
-      <w:pPr>
-        <w:pBdr/>
-        <w:spacing/>
-        <w:ind/>
-        <w:rPr/>
-      </w:pPr>
-      <w:r>
-        <w:rPr>
-          <w:rFonts w:ascii="Times New Roman" w:hAnsi="Times New Roman" w:cs="Times New Roman"/>
-          <w:b w:val="0"/>
-          <w:bCs w:val="0"/>
-          <w:sz w:val="28"/>
-          <w:szCs w:val="28"/>
-          <w:lang w:val="en-US"/>
-        </w:rPr>
-        <w:t xml:space="preserve">private:</w:t>
-      </w:r>
-      <w:r/>
-    </w:p>
-    <w:p>
-      <w:pPr>
-        <w:pBdr/>
-        <w:spacing/>
-        <w:ind/>
-        <w:rPr/>
-      </w:pPr>
-      <w:r>
-        <w:rPr>
-          <w:rFonts w:ascii="Times New Roman" w:hAnsi="Times New Roman" w:cs="Times New Roman"/>
-          <w:b w:val="0"/>
-          <w:bCs w:val="0"/>
-          <w:sz w:val="28"/>
-          <w:szCs w:val="28"/>
-          <w:lang w:val="en-US"/>
-        </w:rPr>
-        <w:t xml:space="preserve">    int sensorCount;</w:t>
-      </w:r>
-      <w:r/>
-    </w:p>
-    <w:p>
-      <w:pPr>
-        <w:pBdr/>
-        <w:spacing/>
-        <w:ind/>
-        <w:rPr/>
-      </w:pPr>
-      <w:r>
-        <w:rPr>
-          <w:rFonts w:ascii="Times New Roman" w:hAnsi="Times New Roman" w:cs="Times New Roman"/>
-          <w:b w:val="0"/>
-          <w:bCs w:val="0"/>
-          <w:sz w:val="28"/>
-          <w:szCs w:val="28"/>
-          <w:lang w:val="en-US"/>
-        </w:rPr>
-        <w:t xml:space="preserve">    bool hasWireless;</w:t>
-      </w:r>
-      <w:r/>
-    </w:p>
-    <w:p>
-      <w:pPr>
-        <w:pBdr/>
-        <w:spacing/>
-        <w:ind/>
-        <w:rPr/>
-      </w:pPr>
-      <w:r>
-        <w:rPr>
-          <w:rFonts w:ascii="Times New Roman" w:hAnsi="Times New Roman" w:cs="Times New Roman"/>
-          <w:b w:val="0"/>
-          <w:bCs w:val="0"/>
-          <w:sz w:val="28"/>
-          <w:szCs w:val="28"/>
-          <w:lang w:val="en-US"/>
-        </w:rPr>
-        <w:t xml:space="preserve">    std::string alertMethod;</w:t>
-      </w:r>
-      <w:r/>
-    </w:p>
-    <w:p>
-      <w:pPr>
-        <w:pBdr/>
-        <w:spacing/>
-        <w:ind/>
-        <w:rPr/>
-      </w:pPr>
-      <w:r>
-        <w:rPr>
-          <w:rFonts w:ascii="Times New Roman" w:hAnsi="Times New Roman" w:cs="Times New Roman"/>
-          <w:b w:val="0"/>
-          <w:bCs w:val="0"/>
-          <w:sz w:val="28"/>
-          <w:szCs w:val="28"/>
-          <w:lang w:val="en-US"/>
-        </w:rPr>
-      </w:r>
-      <w:r/>
-    </w:p>
-    <w:p>
-      <w:pPr>
-        <w:pBdr/>
-        <w:spacing/>
-        <w:ind/>
-        <w:rPr/>
-      </w:pPr>
-      <w:r>
-        <w:rPr>
-          <w:rFonts w:ascii="Times New Roman" w:hAnsi="Times New Roman" w:cs="Times New Roman"/>
-          <w:b w:val="0"/>
-          <w:bCs w:val="0"/>
-          <w:sz w:val="28"/>
-          <w:szCs w:val="28"/>
-          <w:lang w:val="en-US"/>
-        </w:rPr>
-        <w:t xml:space="preserve">public:</w:t>
-      </w:r>
-      <w:r/>
-    </w:p>
-    <w:p>
-      <w:pPr>
-        <w:pBdr/>
-        <w:spacing/>
-        <w:ind/>
-        <w:rPr/>
-      </w:pPr>
-      <w:r>
-        <w:rPr>
-          <w:rFonts w:ascii="Times New Roman" w:hAnsi="Times New Roman" w:cs="Times New Roman"/>
-          <w:b w:val="0"/>
-          <w:bCs w:val="0"/>
-          <w:sz w:val="28"/>
-          <w:szCs w:val="28"/>
-          <w:lang w:val="en-US"/>
-        </w:rPr>
-        <w:t xml:space="preserve">    Signaling();</w:t>
-      </w:r>
-      <w:r/>
-    </w:p>
-    <w:p>
-      <w:pPr>
-        <w:pBdr/>
-        <w:spacing/>
-        <w:ind/>
-        <w:rPr/>
-      </w:pPr>
-      <w:r>
-        <w:rPr>
-          <w:rFonts w:ascii="Times New Roman" w:hAnsi="Times New Roman" w:cs="Times New Roman"/>
-          <w:b w:val="0"/>
-          <w:bCs w:val="0"/>
-          <w:sz w:val="28"/>
-          <w:szCs w:val="28"/>
-          <w:lang w:val="en-US"/>
-        </w:rPr>
-        <w:t xml:space="preserve">    Signaling(int sensors, bool wireless, const std::string&amp; method);</w:t>
-      </w:r>
-      <w:r/>
-    </w:p>
-    <w:p>
-      <w:pPr>
-        <w:pBdr/>
-        <w:spacing/>
-        <w:ind/>
-        <w:rPr/>
-      </w:pPr>
-      <w:r>
-        <w:rPr>
-          <w:rFonts w:ascii="Times New Roman" w:hAnsi="Times New Roman" w:cs="Times New Roman"/>
-          <w:b w:val="0"/>
-          <w:bCs w:val="0"/>
-          <w:sz w:val="28"/>
-          <w:szCs w:val="28"/>
-          <w:lang w:val="en-US"/>
-        </w:rPr>
-        <w:t xml:space="preserve">    ~Signaling();</w:t>
-      </w:r>
-      <w:r/>
-    </w:p>
-    <w:p>
-      <w:pPr>
-        <w:pBdr/>
-        <w:spacing/>
-        <w:ind/>
-        <w:rPr/>
-      </w:pPr>
-      <w:r>
-        <w:rPr>
-          <w:rFonts w:ascii="Times New Roman" w:hAnsi="Times New Roman" w:cs="Times New Roman"/>
-          <w:b w:val="0"/>
-          <w:bCs w:val="0"/>
-          <w:sz w:val="28"/>
-          <w:szCs w:val="28"/>
-          <w:lang w:val="en-US"/>
-        </w:rPr>
-      </w:r>
-      <w:r/>
-    </w:p>
-    <w:p>
-      <w:pPr>
-        <w:pBdr/>
-        <w:spacing/>
-        <w:ind/>
-        <w:rPr/>
-      </w:pPr>
-      <w:r>
-        <w:rPr>
-          <w:rFonts w:ascii="Times New Roman" w:hAnsi="Times New Roman" w:cs="Times New Roman"/>
-          <w:b w:val="0"/>
-          <w:bCs w:val="0"/>
-          <w:sz w:val="28"/>
-          <w:szCs w:val="28"/>
-          <w:lang w:val="en-US"/>
-        </w:rPr>
-        <w:t xml:space="preserve">    int getSensorCount() const;</w:t>
-      </w:r>
-      <w:r/>
-    </w:p>
-    <w:p>
-      <w:pPr>
-        <w:pBdr/>
-        <w:spacing/>
-        <w:ind/>
-        <w:rPr/>
-      </w:pPr>
-      <w:r>
-        <w:rPr>
-          <w:rFonts w:ascii="Times New Roman" w:hAnsi="Times New Roman" w:cs="Times New Roman"/>
-          <w:b w:val="0"/>
-          <w:bCs w:val="0"/>
-          <w:sz w:val="28"/>
-          <w:szCs w:val="28"/>
-          <w:lang w:val="en-US"/>
-        </w:rPr>
-        <w:t xml:space="preserve">    bool getHasWireless() const;</w:t>
-      </w:r>
-      <w:r/>
-    </w:p>
-    <w:p>
-      <w:pPr>
-        <w:pBdr/>
-        <w:spacing/>
-        <w:ind/>
-        <w:rPr/>
-      </w:pPr>
-      <w:r>
-        <w:rPr>
-          <w:rFonts w:ascii="Times New Roman" w:hAnsi="Times New Roman" w:cs="Times New Roman"/>
-          <w:b w:val="0"/>
-          <w:bCs w:val="0"/>
-          <w:sz w:val="28"/>
-          <w:szCs w:val="28"/>
-          <w:lang w:val="en-US"/>
-        </w:rPr>
-        <w:t xml:space="preserve">    std::string getAlertMethod() const;</w:t>
-      </w:r>
-      <w:r/>
-    </w:p>
-    <w:p>
-      <w:pPr>
-        <w:pBdr/>
-        <w:spacing/>
-        <w:ind/>
-        <w:rPr/>
-      </w:pPr>
-      <w:r>
-        <w:rPr>
-          <w:rFonts w:ascii="Times New Roman" w:hAnsi="Times New Roman" w:cs="Times New Roman"/>
-          <w:b w:val="0"/>
-          <w:bCs w:val="0"/>
-          <w:sz w:val="28"/>
-          <w:szCs w:val="28"/>
-          <w:lang w:val="en-US"/>
-        </w:rPr>
-      </w:r>
-      <w:r/>
-    </w:p>
-    <w:p>
-      <w:pPr>
-        <w:pBdr/>
-        <w:spacing/>
-        <w:ind/>
-        <w:rPr/>
-      </w:pPr>
-      <w:r>
-        <w:rPr>
-          <w:rFonts w:ascii="Times New Roman" w:hAnsi="Times New Roman" w:cs="Times New Roman"/>
-          <w:b w:val="0"/>
-          <w:bCs w:val="0"/>
-          <w:sz w:val="28"/>
-          <w:szCs w:val="28"/>
-          <w:lang w:val="en-US"/>
-        </w:rPr>
-        <w:t xml:space="preserve">    void display() const;</w:t>
-      </w:r>
-      <w:r/>
-    </w:p>
-    <w:p>
-      <w:pPr>
-        <w:pBdr/>
-        <w:spacing/>
-        <w:ind/>
-        <w:rPr/>
-      </w:pPr>
-      <w:r>
-        <w:rPr>
-          <w:rFonts w:ascii="Times New Roman" w:hAnsi="Times New Roman" w:cs="Times New Roman"/>
-          <w:b w:val="0"/>
-          <w:bCs w:val="0"/>
-          <w:sz w:val="28"/>
-          <w:szCs w:val="28"/>
-          <w:lang w:val="en-US"/>
-        </w:rPr>
-      </w:r>
-      <w:r/>
-    </w:p>
-    <w:p>
-      <w:pPr>
-        <w:pBdr/>
-        <w:spacing/>
-        <w:ind/>
-        <w:rPr/>
-      </w:pPr>
-      <w:r>
-        <w:rPr>
-          <w:rFonts w:ascii="Times New Roman" w:hAnsi="Times New Roman" w:cs="Times New Roman"/>
-          <w:b w:val="0"/>
-          <w:bCs w:val="0"/>
-          <w:sz w:val="28"/>
-          <w:szCs w:val="28"/>
-          <w:lang w:val="en-US"/>
-        </w:rPr>
-        <w:t xml:space="preserve">    bool operator&gt;(const Signaling&amp; other) const;</w:t>
-      </w:r>
-      <w:r/>
-    </w:p>
-    <w:p>
-      <w:pPr>
-        <w:pBdr/>
-        <w:spacing/>
-        <w:ind/>
-        <w:rPr/>
-      </w:pPr>
-      <w:r>
-        <w:rPr>
-          <w:rFonts w:ascii="Times New Roman" w:hAnsi="Times New Roman" w:cs="Times New Roman"/>
-          <w:b w:val="0"/>
-          <w:bCs w:val="0"/>
-          <w:sz w:val="28"/>
-          <w:szCs w:val="28"/>
-          <w:lang w:val="en-US"/>
-        </w:rPr>
-        <w:t xml:space="preserve">    friend std::ostream&amp; operator&lt;&lt;(std::ostream&amp; out, const Signaling&amp; s);</w:t>
-      </w:r>
-      <w:r/>
-    </w:p>
-    <w:p>
-      <w:pPr>
-        <w:pBdr/>
-        <w:spacing/>
-        <w:ind/>
-        <w:rPr/>
-      </w:pPr>
-      <w:r>
-        <w:rPr>
-          <w:rFonts w:ascii="Times New Roman" w:hAnsi="Times New Roman" w:cs="Times New Roman"/>
-          <w:b w:val="0"/>
-          <w:bCs w:val="0"/>
-          <w:sz w:val="28"/>
-          <w:szCs w:val="28"/>
-          <w:lang w:val="en-US"/>
-        </w:rPr>
-        <w:t xml:space="preserve">};</w:t>
-      </w:r>
-      <w:r/>
-    </w:p>
-    <w:p>
-      <w:pPr>
-        <w:pBdr/>
-        <w:spacing/>
-        <w:ind/>
-        <w:rPr/>
-      </w:pPr>
-      <w:r>
-        <w:rPr>
-          <w:rFonts w:ascii="Times New Roman" w:hAnsi="Times New Roman" w:cs="Times New Roman"/>
-          <w:b w:val="0"/>
-          <w:bCs w:val="0"/>
-          <w:sz w:val="28"/>
-          <w:szCs w:val="28"/>
-          <w:lang w:val="en-US"/>
-        </w:rPr>
-      </w:r>
-      <w:r/>
-    </w:p>
-    <w:p>
-      <w:pPr>
-        <w:pBdr/>
-        <w:spacing/>
-        <w:ind/>
-        <w:rPr/>
-      </w:pPr>
-      <w:r>
-        <w:rPr>
-          <w:rFonts w:ascii="Times New Roman" w:hAnsi="Times New Roman" w:cs="Times New Roman"/>
-          <w:b w:val="0"/>
-          <w:bCs w:val="0"/>
-          <w:sz w:val="28"/>
-          <w:szCs w:val="28"/>
-          <w:lang w:val="en-US"/>
-        </w:rPr>
-        <w:t xml:space="preserve">#endif</w:t>
-      </w:r>
-      <w:r/>
-    </w:p>
-    <w:p>
-      <w:pPr>
-        <w:pBdr/>
-        <w:spacing/>
-        <w:ind/>
-        <w:rPr/>
-      </w:pPr>
-      <w:r>
-        <w:rPr>
-          <w:rFonts w:ascii="Times New Roman" w:hAnsi="Times New Roman" w:cs="Times New Roman"/>
-          <w:b w:val="0"/>
-          <w:bCs w:val="0"/>
-          <w:sz w:val="28"/>
-          <w:szCs w:val="28"/>
-          <w:lang w:val="en-US"/>
-        </w:rPr>
-      </w:r>
-      <w:r/>
-    </w:p>
-    <w:p>
-      <w:pPr>
-        <w:pBdr/>
-        <w:spacing/>
-        <w:ind/>
-        <w:rPr/>
-      </w:pPr>
-      <w:r>
-        <w:rPr>
-          <w:rFonts w:ascii="Times New Roman" w:hAnsi="Times New Roman" w:cs="Times New Roman"/>
-          <w:b w:val="0"/>
-          <w:bCs w:val="0"/>
-          <w:sz w:val="28"/>
-          <w:szCs w:val="28"/>
-          <w:lang w:val="en-US"/>
-        </w:rPr>
-        <w:t xml:space="preserve">—— Файл: signaling.cpp ———</w:t>
-      </w:r>
-      <w:r/>
-    </w:p>
-    <w:p>
-      <w:pPr>
-        <w:pBdr/>
-        <w:spacing/>
-        <w:ind/>
-        <w:rPr/>
-      </w:pPr>
-      <w:r>
-        <w:rPr>
-          <w:rFonts w:ascii="Times New Roman" w:hAnsi="Times New Roman" w:cs="Times New Roman"/>
-          <w:b w:val="0"/>
-          <w:bCs w:val="0"/>
-          <w:sz w:val="28"/>
-          <w:szCs w:val="28"/>
-          <w:lang w:val="en-US"/>
-        </w:rPr>
-      </w:r>
-      <w:r/>
-    </w:p>
-    <w:p>
-      <w:pPr>
-        <w:pBdr/>
-        <w:spacing/>
-        <w:ind/>
-        <w:rPr/>
-      </w:pPr>
-      <w:r>
-        <w:rPr>
-          <w:rFonts w:ascii="Times New Roman" w:hAnsi="Times New Roman" w:cs="Times New Roman"/>
-          <w:b w:val="0"/>
-          <w:bCs w:val="0"/>
-          <w:sz w:val="28"/>
-          <w:szCs w:val="28"/>
-          <w:lang w:val="en-US"/>
-        </w:rPr>
-        <w:t xml:space="preserve">#include "signaling.h"</w:t>
-      </w:r>
-      <w:r/>
-    </w:p>
-    <w:p>
-      <w:pPr>
-        <w:pBdr/>
-        <w:spacing/>
-        <w:ind/>
-        <w:rPr/>
-      </w:pPr>
-      <w:r>
-        <w:rPr>
-          <w:rFonts w:ascii="Times New Roman" w:hAnsi="Times New Roman" w:cs="Times New Roman"/>
-          <w:b w:val="0"/>
-          <w:bCs w:val="0"/>
-          <w:sz w:val="28"/>
-          <w:szCs w:val="28"/>
-          <w:lang w:val="en-US"/>
-        </w:rPr>
-      </w:r>
-      <w:r/>
-    </w:p>
-    <w:p>
-      <w:pPr>
-        <w:pBdr/>
-        <w:spacing/>
-        <w:ind/>
-        <w:rPr/>
-      </w:pPr>
-      <w:r>
-        <w:rPr>
-          <w:rFonts w:ascii="Times New Roman" w:hAnsi="Times New Roman" w:cs="Times New Roman"/>
-          <w:b w:val="0"/>
-          <w:bCs w:val="0"/>
-          <w:sz w:val="28"/>
-          <w:szCs w:val="28"/>
-          <w:lang w:val="en-US"/>
-        </w:rPr>
-        <w:t xml:space="preserve">using namespace std;</w:t>
-      </w:r>
-      <w:r/>
-    </w:p>
-    <w:p>
-      <w:pPr>
-        <w:pBdr/>
-        <w:spacing/>
-        <w:ind/>
-        <w:rPr/>
-      </w:pPr>
-      <w:r>
-        <w:rPr>
-          <w:rFonts w:ascii="Times New Roman" w:hAnsi="Times New Roman" w:cs="Times New Roman"/>
-          <w:b w:val="0"/>
-          <w:bCs w:val="0"/>
-          <w:sz w:val="28"/>
-          <w:szCs w:val="28"/>
-          <w:lang w:val="en-US"/>
-        </w:rPr>
-      </w:r>
-      <w:r/>
-    </w:p>
-    <w:p>
-      <w:pPr>
-        <w:pBdr/>
-        <w:spacing/>
-        <w:ind/>
-        <w:rPr/>
-      </w:pPr>
-      <w:r>
-        <w:rPr>
-          <w:rFonts w:ascii="Times New Roman" w:hAnsi="Times New Roman" w:cs="Times New Roman"/>
-          <w:b w:val="0"/>
-          <w:bCs w:val="0"/>
-          <w:sz w:val="28"/>
-          <w:szCs w:val="28"/>
-          <w:lang w:val="en-US"/>
-        </w:rPr>
-        <w:t xml:space="preserve">Signaling::Signaling()</w:t>
-      </w:r>
-      <w:r/>
-    </w:p>
-    <w:p>
-      <w:pPr>
-        <w:pBdr/>
-        <w:spacing/>
-        <w:ind/>
-        <w:rPr/>
-      </w:pPr>
-      <w:r>
-        <w:rPr>
-          <w:rFonts w:ascii="Times New Roman" w:hAnsi="Times New Roman" w:cs="Times New Roman"/>
-          <w:b w:val="0"/>
-          <w:bCs w:val="0"/>
-          <w:sz w:val="28"/>
-          <w:szCs w:val="28"/>
-          <w:lang w:val="en-US"/>
-        </w:rPr>
-        <w:t xml:space="preserve">    : sensorCount(1), hasWireless(false), alertMethod("сирена") {}</w:t>
-      </w:r>
-      <w:r/>
-    </w:p>
-    <w:p>
-      <w:pPr>
-        <w:pBdr/>
-        <w:spacing/>
-        <w:ind/>
-        <w:rPr/>
-      </w:pPr>
-      <w:r>
-        <w:rPr>
-          <w:rFonts w:ascii="Times New Roman" w:hAnsi="Times New Roman" w:cs="Times New Roman"/>
-          <w:b w:val="0"/>
-          <w:bCs w:val="0"/>
-          <w:sz w:val="28"/>
-          <w:szCs w:val="28"/>
-          <w:lang w:val="en-US"/>
-        </w:rPr>
-      </w:r>
-      <w:r/>
-    </w:p>
-    <w:p>
-      <w:pPr>
-        <w:pBdr/>
-        <w:spacing/>
-        <w:ind/>
-        <w:rPr/>
-      </w:pPr>
-      <w:r>
-        <w:rPr>
-          <w:rFonts w:ascii="Times New Roman" w:hAnsi="Times New Roman" w:cs="Times New Roman"/>
-          <w:b w:val="0"/>
-          <w:bCs w:val="0"/>
-          <w:sz w:val="28"/>
-          <w:szCs w:val="28"/>
-          <w:lang w:val="en-US"/>
-        </w:rPr>
-        <w:t xml:space="preserve">Signaling::Signaling(int sensors, bool wireless, const string&amp; method)</w:t>
-      </w:r>
-      <w:r/>
-    </w:p>
-    <w:p>
-      <w:pPr>
-        <w:pBdr/>
-        <w:spacing/>
-        <w:ind/>
-        <w:rPr/>
-      </w:pPr>
-      <w:r>
-        <w:rPr>
-          <w:rFonts w:ascii="Times New Roman" w:hAnsi="Times New Roman" w:cs="Times New Roman"/>
-          <w:b w:val="0"/>
-          <w:bCs w:val="0"/>
-          <w:sz w:val="28"/>
-          <w:szCs w:val="28"/>
-          <w:lang w:val="en-US"/>
-        </w:rPr>
-        <w:t xml:space="preserve">    : sensorCount(sensors &lt; 1 ? 1 : sensors),</w:t>
-      </w:r>
-      <w:r/>
-    </w:p>
-    <w:p>
-      <w:pPr>
-        <w:pBdr/>
-        <w:spacing/>
-        <w:ind/>
-        <w:rPr/>
-      </w:pPr>
-      <w:r>
-        <w:rPr>
-          <w:rFonts w:ascii="Times New Roman" w:hAnsi="Times New Roman" w:cs="Times New Roman"/>
-          <w:b w:val="0"/>
-          <w:bCs w:val="0"/>
-          <w:sz w:val="28"/>
-          <w:szCs w:val="28"/>
-          <w:lang w:val="en-US"/>
-        </w:rPr>
-        <w:t xml:space="preserve">      hasWireless(wireless),</w:t>
-      </w:r>
-      <w:r/>
-    </w:p>
-    <w:p>
-      <w:pPr>
-        <w:pBdr/>
-        <w:spacing/>
-        <w:ind/>
-        <w:rPr/>
-      </w:pPr>
-      <w:r>
-        <w:rPr>
-          <w:rFonts w:ascii="Times New Roman" w:hAnsi="Times New Roman" w:cs="Times New Roman"/>
-          <w:b w:val="0"/>
-          <w:bCs w:val="0"/>
-          <w:sz w:val="28"/>
-          <w:szCs w:val="28"/>
-          <w:lang w:val="en-US"/>
-        </w:rPr>
-        <w:t xml:space="preserve">      alertMethod(method.empty() ? "сирена" : method) {}</w:t>
-      </w:r>
-      <w:r/>
-    </w:p>
-    <w:p>
-      <w:pPr>
-        <w:pBdr/>
-        <w:spacing/>
-        <w:ind/>
-        <w:rPr/>
-      </w:pPr>
-      <w:r>
-        <w:rPr>
-          <w:rFonts w:ascii="Times New Roman" w:hAnsi="Times New Roman" w:cs="Times New Roman"/>
-          <w:b w:val="0"/>
-          <w:bCs w:val="0"/>
-          <w:sz w:val="28"/>
-          <w:szCs w:val="28"/>
-          <w:lang w:val="en-US"/>
-        </w:rPr>
-      </w:r>
-      <w:r/>
-    </w:p>
-    <w:p>
-      <w:pPr>
-        <w:pBdr/>
-        <w:spacing/>
-        <w:ind/>
-        <w:rPr/>
-      </w:pPr>
-      <w:r>
-        <w:rPr>
-          <w:rFonts w:ascii="Times New Roman" w:hAnsi="Times New Roman" w:cs="Times New Roman"/>
-          <w:b w:val="0"/>
-          <w:bCs w:val="0"/>
-          <w:sz w:val="28"/>
-          <w:szCs w:val="28"/>
-          <w:lang w:val="en-US"/>
-        </w:rPr>
-        <w:t xml:space="preserve">Signaling::~Signaling() {}</w:t>
-      </w:r>
-      <w:r/>
-    </w:p>
-    <w:p>
-      <w:pPr>
-        <w:pBdr/>
-        <w:spacing/>
-        <w:ind/>
-        <w:rPr/>
-      </w:pPr>
-      <w:r>
-        <w:rPr>
-          <w:rFonts w:ascii="Times New Roman" w:hAnsi="Times New Roman" w:cs="Times New Roman"/>
-          <w:b w:val="0"/>
-          <w:bCs w:val="0"/>
-          <w:sz w:val="28"/>
-          <w:szCs w:val="28"/>
-          <w:lang w:val="en-US"/>
-        </w:rPr>
-      </w:r>
-      <w:r/>
-    </w:p>
-    <w:p>
-      <w:pPr>
-        <w:pBdr/>
-        <w:spacing/>
-        <w:ind/>
-        <w:rPr/>
-      </w:pPr>
-      <w:r>
-        <w:rPr>
-          <w:rFonts w:ascii="Times New Roman" w:hAnsi="Times New Roman" w:cs="Times New Roman"/>
-          <w:b w:val="0"/>
-          <w:bCs w:val="0"/>
-          <w:sz w:val="28"/>
-          <w:szCs w:val="28"/>
-          <w:lang w:val="en-US"/>
-        </w:rPr>
-        <w:t xml:space="preserve">int Signaling::getSensorCount() const { return sensorCount; }</w:t>
-      </w:r>
-      <w:r/>
-    </w:p>
-    <w:p>
-      <w:pPr>
-        <w:pBdr/>
-        <w:spacing/>
-        <w:ind/>
-        <w:rPr/>
-      </w:pPr>
-      <w:r>
-        <w:rPr>
-          <w:rFonts w:ascii="Times New Roman" w:hAnsi="Times New Roman" w:cs="Times New Roman"/>
-          <w:b w:val="0"/>
-          <w:bCs w:val="0"/>
-          <w:sz w:val="28"/>
-          <w:szCs w:val="28"/>
-          <w:lang w:val="en-US"/>
-        </w:rPr>
-        <w:t xml:space="preserve">bool Signaling::getHasWireless() const { return hasWireless; }</w:t>
-      </w:r>
-      <w:r/>
-    </w:p>
-    <w:p>
-      <w:pPr>
-        <w:pBdr/>
-        <w:spacing/>
-        <w:ind/>
-        <w:rPr/>
-      </w:pPr>
-      <w:r>
-        <w:rPr>
-          <w:rFonts w:ascii="Times New Roman" w:hAnsi="Times New Roman" w:cs="Times New Roman"/>
-          <w:b w:val="0"/>
-          <w:bCs w:val="0"/>
-          <w:sz w:val="28"/>
-          <w:szCs w:val="28"/>
-          <w:lang w:val="en-US"/>
-        </w:rPr>
-        <w:t xml:space="preserve">string Signaling::getAlertMethod() const { return alertMethod; }</w:t>
-      </w:r>
-      <w:r/>
-    </w:p>
-    <w:p>
-      <w:pPr>
-        <w:pBdr/>
-        <w:spacing/>
-        <w:ind/>
-        <w:rPr/>
-      </w:pPr>
-      <w:r>
-        <w:rPr>
-          <w:rFonts w:ascii="Times New Roman" w:hAnsi="Times New Roman" w:cs="Times New Roman"/>
-          <w:b w:val="0"/>
-          <w:bCs w:val="0"/>
-          <w:sz w:val="28"/>
-          <w:szCs w:val="28"/>
-          <w:lang w:val="en-US"/>
-        </w:rPr>
-      </w:r>
-      <w:r/>
-    </w:p>
-    <w:p>
-      <w:pPr>
-        <w:pBdr/>
-        <w:spacing/>
-        <w:ind/>
-        <w:rPr/>
-      </w:pPr>
-      <w:r>
-        <w:rPr>
-          <w:rFonts w:ascii="Times New Roman" w:hAnsi="Times New Roman" w:cs="Times New Roman"/>
-          <w:b w:val="0"/>
-          <w:bCs w:val="0"/>
-          <w:sz w:val="28"/>
-          <w:szCs w:val="28"/>
-          <w:lang w:val="en-US"/>
-        </w:rPr>
-        <w:t xml:space="preserve">void Signaling::display() const {</w:t>
-      </w:r>
-      <w:r/>
-    </w:p>
-    <w:p>
-      <w:pPr>
-        <w:pBdr/>
-        <w:spacing/>
-        <w:ind/>
-        <w:rPr/>
-      </w:pPr>
-      <w:r>
-        <w:rPr>
-          <w:rFonts w:ascii="Times New Roman" w:hAnsi="Times New Roman" w:cs="Times New Roman"/>
-          <w:b w:val="0"/>
-          <w:bCs w:val="0"/>
-          <w:sz w:val="28"/>
-          <w:szCs w:val="28"/>
-          <w:lang w:val="en-US"/>
-        </w:rPr>
-        <w:t xml:space="preserve">    cout &lt;&lt; "датчиків: " &lt;&lt; sensorCount</w:t>
-      </w:r>
-      <w:r/>
-    </w:p>
-    <w:p>
-      <w:pPr>
-        <w:pBdr/>
-        <w:spacing/>
-        <w:ind/>
-        <w:rPr/>
-      </w:pPr>
-      <w:r>
-        <w:rPr>
-          <w:rFonts w:ascii="Times New Roman" w:hAnsi="Times New Roman" w:cs="Times New Roman"/>
-          <w:b w:val="0"/>
-          <w:bCs w:val="0"/>
-          <w:sz w:val="28"/>
-          <w:szCs w:val="28"/>
-          <w:lang w:val="en-US"/>
-        </w:rPr>
-        <w:t xml:space="preserve">         &lt;&lt; ", бездротові: " &lt;&lt; (hasWireless ? "так" : "ні")</w:t>
-      </w:r>
-      <w:r/>
-    </w:p>
-    <w:p>
-      <w:pPr>
-        <w:pBdr/>
-        <w:spacing/>
-        <w:ind/>
-        <w:rPr/>
-      </w:pPr>
-      <w:r>
-        <w:rPr>
-          <w:rFonts w:ascii="Times New Roman" w:hAnsi="Times New Roman" w:cs="Times New Roman"/>
-          <w:b w:val="0"/>
-          <w:bCs w:val="0"/>
-          <w:sz w:val="28"/>
-          <w:szCs w:val="28"/>
-          <w:lang w:val="en-US"/>
-        </w:rPr>
-        <w:t xml:space="preserve">         &lt;&lt; ", оповіщення: " &lt;&lt; alertMethod;</w:t>
-      </w:r>
-      <w:r/>
-    </w:p>
-    <w:p>
-      <w:pPr>
-        <w:pBdr/>
-        <w:spacing/>
-        <w:ind/>
-        <w:rPr/>
-      </w:pPr>
-      <w:r>
-        <w:rPr>
-          <w:rFonts w:ascii="Times New Roman" w:hAnsi="Times New Roman" w:cs="Times New Roman"/>
-          <w:b w:val="0"/>
-          <w:bCs w:val="0"/>
-          <w:sz w:val="28"/>
-          <w:szCs w:val="28"/>
-          <w:lang w:val="en-US"/>
-        </w:rPr>
-        <w:t xml:space="preserve">}</w:t>
-      </w:r>
-      <w:r/>
-    </w:p>
-    <w:p>
-      <w:pPr>
-        <w:pBdr/>
-        <w:spacing/>
-        <w:ind/>
-        <w:rPr/>
-      </w:pPr>
-      <w:r>
-        <w:rPr>
-          <w:rFonts w:ascii="Times New Roman" w:hAnsi="Times New Roman" w:cs="Times New Roman"/>
-          <w:b w:val="0"/>
-          <w:bCs w:val="0"/>
-          <w:sz w:val="28"/>
-          <w:szCs w:val="28"/>
-          <w:lang w:val="en-US"/>
-        </w:rPr>
-      </w:r>
-      <w:r/>
-    </w:p>
-    <w:p>
-      <w:pPr>
-        <w:pBdr/>
-        <w:spacing/>
-        <w:ind/>
-        <w:rPr/>
-      </w:pPr>
-      <w:r>
-        <w:rPr>
-          <w:rFonts w:ascii="Times New Roman" w:hAnsi="Times New Roman" w:cs="Times New Roman"/>
-          <w:b w:val="0"/>
-          <w:bCs w:val="0"/>
-          <w:sz w:val="28"/>
-          <w:szCs w:val="28"/>
-          <w:lang w:val="en-US"/>
-        </w:rPr>
-        <w:t xml:space="preserve">bool Signaling::operator&gt;(const Signaling&amp; other) const {</w:t>
-      </w:r>
-      <w:r/>
-    </w:p>
-    <w:p>
-      <w:pPr>
-        <w:pBdr/>
-        <w:spacing/>
-        <w:ind/>
-        <w:rPr/>
-      </w:pPr>
-      <w:r>
-        <w:rPr>
-          <w:rFonts w:ascii="Times New Roman" w:hAnsi="Times New Roman" w:cs="Times New Roman"/>
-          <w:b w:val="0"/>
-          <w:bCs w:val="0"/>
-          <w:sz w:val="28"/>
-          <w:szCs w:val="28"/>
-          <w:lang w:val="en-US"/>
-        </w:rPr>
-        <w:t xml:space="preserve">    return sensorCount &gt; other.sensorCount;</w:t>
-      </w:r>
-      <w:r/>
-    </w:p>
-    <w:p>
-      <w:pPr>
-        <w:pBdr/>
-        <w:spacing/>
-        <w:ind/>
-        <w:rPr/>
-      </w:pPr>
-      <w:r>
-        <w:rPr>
-          <w:rFonts w:ascii="Times New Roman" w:hAnsi="Times New Roman" w:cs="Times New Roman"/>
-          <w:b w:val="0"/>
-          <w:bCs w:val="0"/>
-          <w:sz w:val="28"/>
-          <w:szCs w:val="28"/>
-          <w:lang w:val="en-US"/>
-        </w:rPr>
-        <w:t xml:space="preserve">}</w:t>
-      </w:r>
-      <w:r/>
-    </w:p>
-    <w:p>
-      <w:pPr>
-        <w:pBdr/>
-        <w:spacing/>
-        <w:ind/>
-        <w:rPr/>
-      </w:pPr>
-      <w:r>
-        <w:rPr>
-          <w:rFonts w:ascii="Times New Roman" w:hAnsi="Times New Roman" w:cs="Times New Roman"/>
-          <w:b w:val="0"/>
-          <w:bCs w:val="0"/>
-          <w:sz w:val="28"/>
-          <w:szCs w:val="28"/>
-          <w:lang w:val="en-US"/>
-        </w:rPr>
-      </w:r>
-      <w:r/>
-    </w:p>
-    <w:p>
-      <w:pPr>
-        <w:pBdr/>
-        <w:spacing/>
-        <w:ind/>
-        <w:rPr/>
-      </w:pPr>
-      <w:r>
-        <w:rPr>
-          <w:rFonts w:ascii="Times New Roman" w:hAnsi="Times New Roman" w:cs="Times New Roman"/>
-          <w:b w:val="0"/>
-          <w:bCs w:val="0"/>
-          <w:sz w:val="28"/>
-          <w:szCs w:val="28"/>
-          <w:lang w:val="en-US"/>
-        </w:rPr>
-        <w:t xml:space="preserve">ostream&amp; operator&lt;&lt;(ostream&amp; out, const Signaling&amp; s) {</w:t>
-      </w:r>
-      <w:r/>
-    </w:p>
-    <w:p>
-      <w:pPr>
-        <w:pBdr/>
-        <w:spacing/>
-        <w:ind/>
-        <w:rPr/>
-      </w:pPr>
-      <w:r>
-        <w:rPr>
-          <w:rFonts w:ascii="Times New Roman" w:hAnsi="Times New Roman" w:cs="Times New Roman"/>
-          <w:b w:val="0"/>
-          <w:bCs w:val="0"/>
-          <w:sz w:val="28"/>
-          <w:szCs w:val="28"/>
-          <w:lang w:val="en-US"/>
-        </w:rPr>
-        <w:t xml:space="preserve">    out &lt;&lt; "датчиків: " &lt;&lt; s.sensorCount</w:t>
-      </w:r>
-      <w:r/>
-    </w:p>
-    <w:p>
-      <w:pPr>
-        <w:pBdr/>
-        <w:spacing/>
-        <w:ind/>
-        <w:rPr/>
-      </w:pPr>
-      <w:r>
-        <w:rPr>
-          <w:rFonts w:ascii="Times New Roman" w:hAnsi="Times New Roman" w:cs="Times New Roman"/>
-          <w:b w:val="0"/>
-          <w:bCs w:val="0"/>
-          <w:sz w:val="28"/>
-          <w:szCs w:val="28"/>
-          <w:lang w:val="en-US"/>
-        </w:rPr>
-        <w:t xml:space="preserve">        &lt;&lt; ", бездротові: " &lt;&lt; (s.hasWireless ? "так" : "ні")</w:t>
-      </w:r>
-      <w:r/>
-    </w:p>
-    <w:p>
-      <w:pPr>
-        <w:pBdr/>
-        <w:spacing/>
-        <w:ind/>
-        <w:rPr/>
-      </w:pPr>
-      <w:r>
-        <w:rPr>
-          <w:rFonts w:ascii="Times New Roman" w:hAnsi="Times New Roman" w:cs="Times New Roman"/>
-          <w:b w:val="0"/>
-          <w:bCs w:val="0"/>
-          <w:sz w:val="28"/>
-          <w:szCs w:val="28"/>
-          <w:lang w:val="en-US"/>
-        </w:rPr>
-        <w:t xml:space="preserve">        &lt;&lt; ", оповіщення: " &lt;&lt; s.alertMethod;</w:t>
-      </w:r>
-      <w:r/>
-    </w:p>
-    <w:p>
-      <w:pPr>
-        <w:pBdr/>
-        <w:spacing/>
-        <w:ind/>
-        <w:rPr/>
-      </w:pPr>
-      <w:r>
-        <w:rPr>
-          <w:rFonts w:ascii="Times New Roman" w:hAnsi="Times New Roman" w:cs="Times New Roman"/>
-          <w:b w:val="0"/>
-          <w:bCs w:val="0"/>
-          <w:sz w:val="28"/>
-          <w:szCs w:val="28"/>
-          <w:lang w:val="en-US"/>
-        </w:rPr>
-        <w:t xml:space="preserve">    return out;</w:t>
-      </w:r>
-      <w:r/>
-    </w:p>
-    <w:p>
-      <w:pPr>
-        <w:pBdr/>
-        <w:spacing/>
-        <w:ind/>
-        <w:rPr/>
-      </w:pPr>
-      <w:r>
-        <w:rPr>
-          <w:rFonts w:ascii="Times New Roman" w:hAnsi="Times New Roman" w:cs="Times New Roman"/>
-          <w:b w:val="0"/>
-          <w:bCs w:val="0"/>
-          <w:sz w:val="28"/>
-          <w:szCs w:val="28"/>
-          <w:lang w:val="en-US"/>
-        </w:rPr>
-        <w:t xml:space="preserve">}</w:t>
-      </w:r>
-      <w:r/>
-    </w:p>
-    <w:p>
-      <w:pPr>
-        <w:pBdr/>
-        <w:spacing/>
-        <w:ind/>
-        <w:rPr/>
-      </w:pPr>
-      <w:r>
-        <w:rPr>
-          <w:rFonts w:ascii="Times New Roman" w:hAnsi="Times New Roman" w:cs="Times New Roman"/>
-          <w:b w:val="0"/>
-          <w:bCs w:val="0"/>
-          <w:sz w:val="28"/>
-          <w:szCs w:val="28"/>
-          <w:lang w:val="en-US"/>
-        </w:rPr>
-      </w:r>
-      <w:r/>
-    </w:p>
-    <w:p>
-      <w:pPr>
-        <w:pBdr/>
-        <w:spacing/>
-        <w:ind/>
-        <w:rPr/>
-      </w:pPr>
-      <w:r>
-        <w:rPr>
-          <w:rFonts w:ascii="Times New Roman" w:hAnsi="Times New Roman" w:cs="Times New Roman"/>
-          <w:b w:val="0"/>
-          <w:bCs w:val="0"/>
-          <w:sz w:val="28"/>
-          <w:szCs w:val="28"/>
-          <w:lang w:val="en-US"/>
-        </w:rPr>
-        <w:t xml:space="preserve">—— Файл: max_utils.h ———</w:t>
-      </w:r>
-      <w:r/>
-    </w:p>
-    <w:p>
-      <w:pPr>
-        <w:pBdr/>
-        <w:spacing/>
-        <w:ind/>
-        <w:rPr/>
-      </w:pPr>
-      <w:r>
-        <w:rPr>
-          <w:rFonts w:ascii="Times New Roman" w:hAnsi="Times New Roman" w:cs="Times New Roman"/>
-          <w:b w:val="0"/>
-          <w:bCs w:val="0"/>
-          <w:sz w:val="28"/>
-          <w:szCs w:val="28"/>
-          <w:lang w:val="en-US"/>
-        </w:rPr>
-      </w:r>
-      <w:r/>
-    </w:p>
-    <w:p>
-      <w:pPr>
-        <w:pBdr/>
-        <w:spacing/>
-        <w:ind/>
-        <w:rPr/>
-      </w:pPr>
-      <w:r>
-        <w:rPr>
-          <w:rFonts w:ascii="Times New Roman" w:hAnsi="Times New Roman" w:cs="Times New Roman"/>
-          <w:b w:val="0"/>
-          <w:bCs w:val="0"/>
-          <w:sz w:val="28"/>
-          <w:szCs w:val="28"/>
-          <w:lang w:val="en-US"/>
-        </w:rPr>
-        <w:t xml:space="preserve">#ifndef MAX_UTILS_H</w:t>
-      </w:r>
-      <w:r/>
-    </w:p>
-    <w:p>
-      <w:pPr>
-        <w:pBdr/>
-        <w:spacing/>
-        <w:ind/>
-        <w:rPr/>
-      </w:pPr>
-      <w:r>
-        <w:rPr>
-          <w:rFonts w:ascii="Times New Roman" w:hAnsi="Times New Roman" w:cs="Times New Roman"/>
-          <w:b w:val="0"/>
-          <w:bCs w:val="0"/>
-          <w:sz w:val="28"/>
-          <w:szCs w:val="28"/>
-          <w:lang w:val="en-US"/>
-        </w:rPr>
-        <w:t xml:space="preserve">#define MAX_UTILS_H</w:t>
-      </w:r>
-      <w:r/>
-    </w:p>
-    <w:p>
-      <w:pPr>
-        <w:pBdr/>
-        <w:spacing/>
-        <w:ind/>
-        <w:rPr/>
-      </w:pPr>
-      <w:r>
-        <w:rPr>
-          <w:rFonts w:ascii="Times New Roman" w:hAnsi="Times New Roman" w:cs="Times New Roman"/>
-          <w:b w:val="0"/>
-          <w:bCs w:val="0"/>
-          <w:sz w:val="28"/>
-          <w:szCs w:val="28"/>
-          <w:lang w:val="en-US"/>
-        </w:rPr>
-      </w:r>
-      <w:r/>
-    </w:p>
-    <w:p>
-      <w:pPr>
-        <w:pBdr/>
-        <w:spacing/>
-        <w:ind/>
-        <w:rPr/>
-      </w:pPr>
-      <w:r>
-        <w:rPr>
-          <w:rFonts w:ascii="Times New Roman" w:hAnsi="Times New Roman" w:cs="Times New Roman"/>
-          <w:b w:val="0"/>
-          <w:bCs w:val="0"/>
-          <w:sz w:val="28"/>
-          <w:szCs w:val="28"/>
-          <w:lang w:val="en-US"/>
-        </w:rPr>
-        <w:t xml:space="preserve">#include &lt;cstring&gt;</w:t>
-      </w:r>
-      <w:r/>
-    </w:p>
-    <w:p>
-      <w:pPr>
-        <w:pBdr/>
-        <w:spacing/>
-        <w:ind/>
-        <w:rPr/>
-      </w:pPr>
-      <w:r>
-        <w:rPr>
-          <w:rFonts w:ascii="Times New Roman" w:hAnsi="Times New Roman" w:cs="Times New Roman"/>
-          <w:b w:val="0"/>
-          <w:bCs w:val="0"/>
-          <w:sz w:val="28"/>
-          <w:szCs w:val="28"/>
-          <w:lang w:val="en-US"/>
-        </w:rPr>
-        <w:t xml:space="preserve">#include &lt;iostream&gt;</w:t>
-      </w:r>
-      <w:r/>
-    </w:p>
-    <w:p>
-      <w:pPr>
-        <w:pBdr/>
-        <w:spacing/>
-        <w:ind/>
-        <w:rPr/>
-      </w:pPr>
-      <w:r>
-        <w:rPr>
-          <w:rFonts w:ascii="Times New Roman" w:hAnsi="Times New Roman" w:cs="Times New Roman"/>
-          <w:b w:val="0"/>
-          <w:bCs w:val="0"/>
-          <w:sz w:val="28"/>
-          <w:szCs w:val="28"/>
-          <w:lang w:val="en-US"/>
-        </w:rPr>
-        <w:t xml:space="preserve">#include &lt;string&gt;</w:t>
-      </w:r>
-      <w:r/>
-    </w:p>
-    <w:p>
-      <w:pPr>
-        <w:pBdr/>
-        <w:spacing/>
-        <w:ind/>
-        <w:rPr/>
-      </w:pPr>
-      <w:r>
-        <w:rPr>
-          <w:rFonts w:ascii="Times New Roman" w:hAnsi="Times New Roman" w:cs="Times New Roman"/>
-          <w:b w:val="0"/>
-          <w:bCs w:val="0"/>
-          <w:sz w:val="28"/>
-          <w:szCs w:val="28"/>
-          <w:lang w:val="en-US"/>
-        </w:rPr>
-      </w:r>
-      <w:r/>
-    </w:p>
-    <w:p>
-      <w:pPr>
-        <w:pBdr/>
-        <w:spacing/>
-        <w:ind/>
-        <w:rPr/>
-      </w:pPr>
-      <w:r>
-        <w:rPr>
-          <w:rFonts w:ascii="Times New Roman" w:hAnsi="Times New Roman" w:cs="Times New Roman"/>
-          <w:b w:val="0"/>
-          <w:bCs w:val="0"/>
-          <w:sz w:val="28"/>
-          <w:szCs w:val="28"/>
-          <w:lang w:val="en-US"/>
-        </w:rPr>
-        <w:t xml:space="preserve">template &lt;typename T&gt;</w:t>
-      </w:r>
-      <w:r/>
-    </w:p>
-    <w:p>
-      <w:pPr>
-        <w:pBdr/>
-        <w:spacing/>
-        <w:ind/>
-        <w:rPr/>
-      </w:pPr>
-      <w:r>
-        <w:rPr>
-          <w:rFonts w:ascii="Times New Roman" w:hAnsi="Times New Roman" w:cs="Times New Roman"/>
-          <w:b w:val="0"/>
-          <w:bCs w:val="0"/>
-          <w:sz w:val="28"/>
-          <w:szCs w:val="28"/>
-          <w:lang w:val="en-US"/>
-        </w:rPr>
-        <w:t xml:space="preserve">T max_value(T a, T b) {</w:t>
-      </w:r>
-      <w:r/>
-    </w:p>
-    <w:p>
-      <w:pPr>
-        <w:pBdr/>
-        <w:spacing/>
-        <w:ind/>
-        <w:rPr/>
-      </w:pPr>
-      <w:r>
-        <w:rPr>
-          <w:rFonts w:ascii="Times New Roman" w:hAnsi="Times New Roman" w:cs="Times New Roman"/>
-          <w:b w:val="0"/>
-          <w:bCs w:val="0"/>
-          <w:sz w:val="28"/>
-          <w:szCs w:val="28"/>
-          <w:lang w:val="en-US"/>
-        </w:rPr>
-        <w:t xml:space="preserve">    return (a &gt; b) ? a : b;</w:t>
-      </w:r>
-      <w:r/>
-    </w:p>
-    <w:p>
-      <w:pPr>
-        <w:pBdr/>
-        <w:spacing/>
-        <w:ind/>
-        <w:rPr/>
-      </w:pPr>
-      <w:r>
-        <w:rPr>
-          <w:rFonts w:ascii="Times New Roman" w:hAnsi="Times New Roman" w:cs="Times New Roman"/>
-          <w:b w:val="0"/>
-          <w:bCs w:val="0"/>
-          <w:sz w:val="28"/>
-          <w:szCs w:val="28"/>
-          <w:lang w:val="en-US"/>
-        </w:rPr>
-        <w:t xml:space="preserve">}</w:t>
-      </w:r>
-      <w:r/>
-    </w:p>
-    <w:p>
-      <w:pPr>
-        <w:pBdr/>
-        <w:spacing/>
-        <w:ind/>
-        <w:rPr/>
-      </w:pPr>
-      <w:r>
-        <w:rPr>
-          <w:rFonts w:ascii="Times New Roman" w:hAnsi="Times New Roman" w:cs="Times New Roman"/>
-          <w:b w:val="0"/>
-          <w:bCs w:val="0"/>
-          <w:sz w:val="28"/>
-          <w:szCs w:val="28"/>
-          <w:lang w:val="en-US"/>
-        </w:rPr>
-      </w:r>
-      <w:r/>
-    </w:p>
-    <w:p>
-      <w:pPr>
-        <w:pBdr/>
-        <w:spacing/>
-        <w:ind/>
-        <w:rPr/>
-      </w:pPr>
-      <w:r>
-        <w:rPr>
-          <w:rFonts w:ascii="Times New Roman" w:hAnsi="Times New Roman" w:cs="Times New Roman"/>
-          <w:b w:val="0"/>
-          <w:bCs w:val="0"/>
-          <w:sz w:val="28"/>
-          <w:szCs w:val="28"/>
-          <w:lang w:val="en-US"/>
-        </w:rPr>
-        <w:t xml:space="preserve">template &lt;&gt;</w:t>
-      </w:r>
-      <w:r/>
-    </w:p>
-    <w:p>
-      <w:pPr>
-        <w:pBdr/>
-        <w:spacing/>
-        <w:ind/>
-        <w:rPr/>
-      </w:pPr>
-      <w:r>
-        <w:rPr>
-          <w:rFonts w:ascii="Times New Roman" w:hAnsi="Times New Roman" w:cs="Times New Roman"/>
-          <w:b w:val="0"/>
-          <w:bCs w:val="0"/>
-          <w:sz w:val="28"/>
-          <w:szCs w:val="28"/>
-          <w:lang w:val="en-US"/>
-        </w:rPr>
-        <w:t xml:space="preserve">inline const char* max_value&lt;const char*&gt;(const char* a, const char* b) {</w:t>
-      </w:r>
-      <w:r/>
-    </w:p>
-    <w:p>
-      <w:pPr>
-        <w:pBdr/>
-        <w:spacing/>
-        <w:ind/>
-        <w:rPr/>
-      </w:pPr>
-      <w:r>
-        <w:rPr>
-          <w:rFonts w:ascii="Times New Roman" w:hAnsi="Times New Roman" w:cs="Times New Roman"/>
-          <w:b w:val="0"/>
-          <w:bCs w:val="0"/>
-          <w:sz w:val="28"/>
-          <w:szCs w:val="28"/>
-          <w:lang w:val="en-US"/>
-        </w:rPr>
-        <w:t xml:space="preserve">    return (std::strcmp(a, b) &gt; 0) ? a : b;</w:t>
-      </w:r>
-      <w:r/>
-    </w:p>
-    <w:p>
-      <w:pPr>
-        <w:pBdr/>
-        <w:spacing/>
-        <w:ind/>
-        <w:rPr/>
-      </w:pPr>
-      <w:r>
-        <w:rPr>
-          <w:rFonts w:ascii="Times New Roman" w:hAnsi="Times New Roman" w:cs="Times New Roman"/>
-          <w:b w:val="0"/>
-          <w:bCs w:val="0"/>
-          <w:sz w:val="28"/>
-          <w:szCs w:val="28"/>
-          <w:lang w:val="en-US"/>
-        </w:rPr>
-        <w:t xml:space="preserve">}</w:t>
-      </w:r>
-      <w:r/>
-    </w:p>
-    <w:p>
-      <w:pPr>
-        <w:pBdr/>
-        <w:spacing/>
-        <w:ind/>
-        <w:rPr/>
-      </w:pPr>
-      <w:r>
-        <w:rPr>
-          <w:rFonts w:ascii="Times New Roman" w:hAnsi="Times New Roman" w:cs="Times New Roman"/>
-          <w:b w:val="0"/>
-          <w:bCs w:val="0"/>
-          <w:sz w:val="28"/>
-          <w:szCs w:val="28"/>
-          <w:lang w:val="en-US"/>
-        </w:rPr>
-      </w:r>
-      <w:r/>
-    </w:p>
-    <w:p>
-      <w:pPr>
-        <w:pBdr/>
-        <w:spacing/>
-        <w:ind/>
-        <w:rPr/>
-      </w:pPr>
-      <w:r>
-        <w:rPr>
-          <w:rFonts w:ascii="Times New Roman" w:hAnsi="Times New Roman" w:cs="Times New Roman"/>
-          <w:b w:val="0"/>
-          <w:bCs w:val="0"/>
-          <w:sz w:val="28"/>
-          <w:szCs w:val="28"/>
-          <w:lang w:val="en-US"/>
-        </w:rPr>
-        <w:t xml:space="preserve">template &lt;typename T&gt;</w:t>
-      </w:r>
-      <w:r/>
-    </w:p>
-    <w:p>
-      <w:pPr>
-        <w:pBdr/>
-        <w:spacing/>
-        <w:ind/>
-        <w:rPr/>
-      </w:pPr>
-      <w:r>
-        <w:rPr>
-          <w:rFonts w:ascii="Times New Roman" w:hAnsi="Times New Roman" w:cs="Times New Roman"/>
-          <w:b w:val="0"/>
-          <w:bCs w:val="0"/>
-          <w:sz w:val="28"/>
-          <w:szCs w:val="28"/>
-          <w:lang w:val="en-US"/>
-        </w:rPr>
-        <w:t xml:space="preserve">void print_value(const T&amp; value) {</w:t>
-      </w:r>
-      <w:r/>
-    </w:p>
-    <w:p>
-      <w:pPr>
-        <w:pBdr/>
-        <w:spacing/>
-        <w:ind/>
-        <w:rPr/>
-      </w:pPr>
-      <w:r>
-        <w:rPr>
-          <w:rFonts w:ascii="Times New Roman" w:hAnsi="Times New Roman" w:cs="Times New Roman"/>
-          <w:b w:val="0"/>
-          <w:bCs w:val="0"/>
-          <w:sz w:val="28"/>
-          <w:szCs w:val="28"/>
-          <w:lang w:val="en-US"/>
-        </w:rPr>
-        <w:t xml:space="preserve">    std::cout &lt;&lt; value &lt;&lt; "\n";</w:t>
-      </w:r>
-      <w:r/>
-    </w:p>
-    <w:p>
-      <w:pPr>
-        <w:pBdr/>
-        <w:spacing/>
-        <w:ind/>
-        <w:rPr/>
-      </w:pPr>
-      <w:r>
-        <w:rPr>
-          <w:rFonts w:ascii="Times New Roman" w:hAnsi="Times New Roman" w:cs="Times New Roman"/>
-          <w:b w:val="0"/>
-          <w:bCs w:val="0"/>
-          <w:sz w:val="28"/>
-          <w:szCs w:val="28"/>
-          <w:lang w:val="en-US"/>
-        </w:rPr>
-        <w:t xml:space="preserve">}</w:t>
-      </w:r>
-      <w:r/>
-    </w:p>
-    <w:p>
-      <w:pPr>
-        <w:pBdr/>
-        <w:spacing/>
-        <w:ind/>
-        <w:rPr/>
-      </w:pPr>
-      <w:r>
-        <w:rPr>
-          <w:rFonts w:ascii="Times New Roman" w:hAnsi="Times New Roman" w:cs="Times New Roman"/>
-          <w:b w:val="0"/>
-          <w:bCs w:val="0"/>
-          <w:sz w:val="28"/>
-          <w:szCs w:val="28"/>
-          <w:lang w:val="en-US"/>
-        </w:rPr>
-      </w:r>
-      <w:r/>
-    </w:p>
-    <w:p>
-      <w:pPr>
-        <w:pBdr/>
-        <w:spacing/>
-        <w:ind/>
-        <w:rPr/>
-      </w:pPr>
-      <w:r>
-        <w:rPr>
-          <w:rFonts w:ascii="Times New Roman" w:hAnsi="Times New Roman" w:cs="Times New Roman"/>
-          <w:b w:val="0"/>
-          <w:bCs w:val="0"/>
-          <w:sz w:val="28"/>
-          <w:szCs w:val="28"/>
-          <w:lang w:val="en-US"/>
-        </w:rPr>
-        <w:t xml:space="preserve">template &lt;&gt;</w:t>
-      </w:r>
-      <w:r/>
-    </w:p>
-    <w:p>
-      <w:pPr>
-        <w:pBdr/>
-        <w:spacing/>
-        <w:ind/>
-        <w:rPr/>
-      </w:pPr>
-      <w:r>
-        <w:rPr>
-          <w:rFonts w:ascii="Times New Roman" w:hAnsi="Times New Roman" w:cs="Times New Roman"/>
-          <w:b w:val="0"/>
-          <w:bCs w:val="0"/>
-          <w:sz w:val="28"/>
-          <w:szCs w:val="28"/>
-          <w:lang w:val="en-US"/>
-        </w:rPr>
-        <w:t xml:space="preserve">inline void print_value&lt;bool&gt;(const bool&amp; value) {</w:t>
-      </w:r>
-      <w:r/>
-    </w:p>
-    <w:p>
-      <w:pPr>
-        <w:pBdr/>
-        <w:spacing/>
-        <w:ind/>
-        <w:rPr/>
-      </w:pPr>
-      <w:r>
-        <w:rPr>
-          <w:rFonts w:ascii="Times New Roman" w:hAnsi="Times New Roman" w:cs="Times New Roman"/>
-          <w:b w:val="0"/>
-          <w:bCs w:val="0"/>
-          <w:sz w:val="28"/>
-          <w:szCs w:val="28"/>
-          <w:lang w:val="en-US"/>
-        </w:rPr>
-        <w:t xml:space="preserve">    std::cout &lt;&lt; (value ? "так" : "ні") &lt;&lt; "\n";</w:t>
-      </w:r>
-      <w:r/>
-    </w:p>
-    <w:p>
-      <w:pPr>
-        <w:pBdr/>
-        <w:spacing/>
-        <w:ind/>
-        <w:rPr/>
-      </w:pPr>
-      <w:r>
-        <w:rPr>
-          <w:rFonts w:ascii="Times New Roman" w:hAnsi="Times New Roman" w:cs="Times New Roman"/>
-          <w:b w:val="0"/>
-          <w:bCs w:val="0"/>
-          <w:sz w:val="28"/>
-          <w:szCs w:val="28"/>
-          <w:lang w:val="en-US"/>
-        </w:rPr>
-        <w:t xml:space="preserve">}</w:t>
-      </w:r>
-      <w:r/>
-    </w:p>
-    <w:p>
-      <w:pPr>
-        <w:pBdr/>
-        <w:spacing/>
-        <w:ind/>
-        <w:rPr/>
-      </w:pPr>
-      <w:r>
-        <w:rPr>
-          <w:rFonts w:ascii="Times New Roman" w:hAnsi="Times New Roman" w:cs="Times New Roman"/>
-          <w:b w:val="0"/>
-          <w:bCs w:val="0"/>
-          <w:sz w:val="28"/>
-          <w:szCs w:val="28"/>
-          <w:lang w:val="en-US"/>
-        </w:rPr>
-      </w:r>
-      <w:r/>
-    </w:p>
-    <w:p>
-      <w:pPr>
-        <w:pBdr/>
-        <w:spacing/>
-        <w:ind/>
-        <w:rPr/>
-      </w:pPr>
-      <w:r>
-        <w:rPr>
-          <w:rFonts w:ascii="Times New Roman" w:hAnsi="Times New Roman" w:cs="Times New Roman"/>
-          <w:b w:val="0"/>
-          <w:bCs w:val="0"/>
-          <w:sz w:val="28"/>
-          <w:szCs w:val="28"/>
-          <w:lang w:val="en-US"/>
-        </w:rPr>
-        <w:t xml:space="preserve">#endif</w:t>
-      </w:r>
-      <w:r/>
-    </w:p>
-    <w:p>
-      <w:pPr>
-        <w:pBdr/>
-        <w:spacing/>
-        <w:ind/>
-        <w:rPr/>
-      </w:pPr>
-      <w:r>
-        <w:rPr>
-          <w:rFonts w:ascii="Times New Roman" w:hAnsi="Times New Roman" w:cs="Times New Roman"/>
-          <w:b w:val="0"/>
-          <w:bCs w:val="0"/>
-          <w:sz w:val="28"/>
-          <w:szCs w:val="28"/>
-          <w:lang w:val="en-US"/>
-        </w:rPr>
-      </w:r>
-      <w:r/>
-    </w:p>
-    <w:p>
-      <w:pPr>
-        <w:pBdr/>
-        <w:spacing/>
-        <w:ind/>
-        <w:rPr/>
-      </w:pPr>
-      <w:r>
-        <w:rPr>
-          <w:rFonts w:ascii="Times New Roman" w:hAnsi="Times New Roman" w:cs="Times New Roman"/>
-          <w:b w:val="0"/>
-          <w:bCs w:val="0"/>
-          <w:sz w:val="28"/>
-          <w:szCs w:val="28"/>
-          <w:lang w:val="en-US"/>
-        </w:rPr>
-        <w:t xml:space="preserve">—— Файл: repository.h ———</w:t>
-      </w:r>
-      <w:r/>
-    </w:p>
-    <w:p>
-      <w:pPr>
-        <w:pBdr/>
-        <w:spacing/>
-        <w:ind/>
-        <w:rPr/>
-      </w:pPr>
-      <w:r>
-        <w:rPr>
-          <w:rFonts w:ascii="Times New Roman" w:hAnsi="Times New Roman" w:cs="Times New Roman"/>
-          <w:b w:val="0"/>
-          <w:bCs w:val="0"/>
-          <w:sz w:val="28"/>
-          <w:szCs w:val="28"/>
-          <w:lang w:val="en-US"/>
-        </w:rPr>
-      </w:r>
-      <w:r/>
-    </w:p>
-    <w:p>
-      <w:pPr>
-        <w:pBdr/>
-        <w:spacing/>
-        <w:ind/>
-        <w:rPr/>
-      </w:pPr>
-      <w:r>
-        <w:rPr>
-          <w:rFonts w:ascii="Times New Roman" w:hAnsi="Times New Roman" w:cs="Times New Roman"/>
-          <w:b w:val="0"/>
-          <w:bCs w:val="0"/>
-          <w:sz w:val="28"/>
-          <w:szCs w:val="28"/>
-          <w:lang w:val="en-US"/>
-        </w:rPr>
-        <w:t xml:space="preserve">#ifndef REPOSITORY_H</w:t>
-      </w:r>
-      <w:r/>
-    </w:p>
-    <w:p>
-      <w:pPr>
-        <w:pBdr/>
-        <w:spacing/>
-        <w:ind/>
-        <w:rPr/>
-      </w:pPr>
-      <w:r>
-        <w:rPr>
-          <w:rFonts w:ascii="Times New Roman" w:hAnsi="Times New Roman" w:cs="Times New Roman"/>
-          <w:b w:val="0"/>
-          <w:bCs w:val="0"/>
-          <w:sz w:val="28"/>
-          <w:szCs w:val="28"/>
-          <w:lang w:val="en-US"/>
-        </w:rPr>
-        <w:t xml:space="preserve">#define REPOSITORY_H</w:t>
-      </w:r>
-      <w:r/>
-    </w:p>
-    <w:p>
-      <w:pPr>
-        <w:pBdr/>
-        <w:spacing/>
-        <w:ind/>
-        <w:rPr/>
-      </w:pPr>
-      <w:r>
-        <w:rPr>
-          <w:rFonts w:ascii="Times New Roman" w:hAnsi="Times New Roman" w:cs="Times New Roman"/>
-          <w:b w:val="0"/>
-          <w:bCs w:val="0"/>
-          <w:sz w:val="28"/>
-          <w:szCs w:val="28"/>
-          <w:lang w:val="en-US"/>
-        </w:rPr>
-      </w:r>
-      <w:r/>
-    </w:p>
-    <w:p>
-      <w:pPr>
-        <w:pBdr/>
-        <w:spacing/>
-        <w:ind/>
-        <w:rPr/>
-      </w:pPr>
-      <w:r>
-        <w:rPr>
-          <w:rFonts w:ascii="Times New Roman" w:hAnsi="Times New Roman" w:cs="Times New Roman"/>
-          <w:b w:val="0"/>
-          <w:bCs w:val="0"/>
-          <w:sz w:val="28"/>
-          <w:szCs w:val="28"/>
-          <w:lang w:val="en-US"/>
-        </w:rPr>
-        <w:t xml:space="preserve">#include &lt;iostream&gt;</w:t>
-      </w:r>
-      <w:r/>
-    </w:p>
-    <w:p>
-      <w:pPr>
-        <w:pBdr/>
-        <w:spacing/>
-        <w:ind/>
-        <w:rPr/>
-      </w:pPr>
-      <w:r>
-        <w:rPr>
-          <w:rFonts w:ascii="Times New Roman" w:hAnsi="Times New Roman" w:cs="Times New Roman"/>
-          <w:b w:val="0"/>
-          <w:bCs w:val="0"/>
-          <w:sz w:val="28"/>
-          <w:szCs w:val="28"/>
-          <w:lang w:val="en-US"/>
-        </w:rPr>
-        <w:t xml:space="preserve">#include &lt;typeinfo&gt;</w:t>
-      </w:r>
-      <w:r/>
-    </w:p>
-    <w:p>
-      <w:pPr>
-        <w:pBdr/>
-        <w:spacing/>
-        <w:ind/>
-        <w:rPr/>
-      </w:pPr>
-      <w:r>
-        <w:rPr>
-          <w:rFonts w:ascii="Times New Roman" w:hAnsi="Times New Roman" w:cs="Times New Roman"/>
-          <w:b w:val="0"/>
-          <w:bCs w:val="0"/>
-          <w:sz w:val="28"/>
-          <w:szCs w:val="28"/>
-          <w:lang w:val="en-US"/>
-        </w:rPr>
-      </w:r>
-      <w:r/>
-    </w:p>
-    <w:p>
-      <w:pPr>
-        <w:pBdr/>
-        <w:spacing/>
-        <w:ind/>
-        <w:rPr/>
-      </w:pPr>
-      <w:r>
-        <w:rPr>
-          <w:rFonts w:ascii="Times New Roman" w:hAnsi="Times New Roman" w:cs="Times New Roman"/>
-          <w:b w:val="0"/>
-          <w:bCs w:val="0"/>
-          <w:sz w:val="28"/>
-          <w:szCs w:val="28"/>
-          <w:lang w:val="en-US"/>
-        </w:rPr>
-        <w:t xml:space="preserve">template &lt;typename T&gt;</w:t>
-      </w:r>
-      <w:r/>
-    </w:p>
-    <w:p>
-      <w:pPr>
-        <w:pBdr/>
-        <w:spacing/>
-        <w:ind/>
-        <w:rPr/>
-      </w:pPr>
-      <w:r>
-        <w:rPr>
-          <w:rFonts w:ascii="Times New Roman" w:hAnsi="Times New Roman" w:cs="Times New Roman"/>
-          <w:b w:val="0"/>
-          <w:bCs w:val="0"/>
-          <w:sz w:val="28"/>
-          <w:szCs w:val="28"/>
-          <w:lang w:val="en-US"/>
-        </w:rPr>
-        <w:t xml:space="preserve">class Repository {</w:t>
-      </w:r>
-      <w:r/>
-    </w:p>
-    <w:p>
-      <w:pPr>
-        <w:pBdr/>
-        <w:spacing/>
-        <w:ind/>
-        <w:rPr/>
-      </w:pPr>
-      <w:r>
-        <w:rPr>
-          <w:rFonts w:ascii="Times New Roman" w:hAnsi="Times New Roman" w:cs="Times New Roman"/>
-          <w:b w:val="0"/>
-          <w:bCs w:val="0"/>
-          <w:sz w:val="28"/>
-          <w:szCs w:val="28"/>
-          <w:lang w:val="en-US"/>
-        </w:rPr>
-        <w:t xml:space="preserve">private:</w:t>
-      </w:r>
-      <w:r/>
-    </w:p>
-    <w:p>
-      <w:pPr>
-        <w:pBdr/>
-        <w:spacing/>
-        <w:ind/>
-        <w:rPr/>
-      </w:pPr>
-      <w:r>
-        <w:rPr>
-          <w:rFonts w:ascii="Times New Roman" w:hAnsi="Times New Roman" w:cs="Times New Roman"/>
-          <w:b w:val="0"/>
-          <w:bCs w:val="0"/>
-          <w:sz w:val="28"/>
-          <w:szCs w:val="28"/>
-          <w:lang w:val="en-US"/>
-        </w:rPr>
-        <w:t xml:space="preserve">    T m_value;</w:t>
-      </w:r>
-      <w:r/>
-    </w:p>
-    <w:p>
-      <w:pPr>
-        <w:pBdr/>
-        <w:spacing/>
-        <w:ind/>
-        <w:rPr/>
-      </w:pPr>
-      <w:r>
-        <w:rPr>
-          <w:rFonts w:ascii="Times New Roman" w:hAnsi="Times New Roman" w:cs="Times New Roman"/>
-          <w:b w:val="0"/>
-          <w:bCs w:val="0"/>
-          <w:sz w:val="28"/>
-          <w:szCs w:val="28"/>
-          <w:lang w:val="en-US"/>
-        </w:rPr>
-      </w:r>
-      <w:r/>
-    </w:p>
-    <w:p>
-      <w:pPr>
-        <w:pBdr/>
-        <w:spacing/>
-        <w:ind/>
-        <w:rPr/>
-      </w:pPr>
-      <w:r>
-        <w:rPr>
-          <w:rFonts w:ascii="Times New Roman" w:hAnsi="Times New Roman" w:cs="Times New Roman"/>
-          <w:b w:val="0"/>
-          <w:bCs w:val="0"/>
-          <w:sz w:val="28"/>
-          <w:szCs w:val="28"/>
-          <w:lang w:val="en-US"/>
-        </w:rPr>
-        <w:t xml:space="preserve">public:</w:t>
-      </w:r>
-      <w:r/>
-    </w:p>
-    <w:p>
-      <w:pPr>
-        <w:pBdr/>
-        <w:spacing/>
-        <w:ind/>
-        <w:rPr/>
-      </w:pPr>
-      <w:r>
-        <w:rPr>
-          <w:rFonts w:ascii="Times New Roman" w:hAnsi="Times New Roman" w:cs="Times New Roman"/>
-          <w:b w:val="0"/>
-          <w:bCs w:val="0"/>
-          <w:sz w:val="28"/>
-          <w:szCs w:val="28"/>
-          <w:lang w:val="en-US"/>
-        </w:rPr>
-        <w:t xml:space="preserve">    explicit Repository(const T&amp; value) : m_value(value) {}</w:t>
-      </w:r>
-      <w:r/>
-    </w:p>
-    <w:p>
-      <w:pPr>
-        <w:pBdr/>
-        <w:spacing/>
-        <w:ind/>
-        <w:rPr/>
-      </w:pPr>
-      <w:r>
-        <w:rPr>
-          <w:rFonts w:ascii="Times New Roman" w:hAnsi="Times New Roman" w:cs="Times New Roman"/>
-          <w:b w:val="0"/>
-          <w:bCs w:val="0"/>
-          <w:sz w:val="28"/>
-          <w:szCs w:val="28"/>
-          <w:lang w:val="en-US"/>
-        </w:rPr>
-        <w:t xml:space="preserve">    ~Repository() {}</w:t>
-      </w:r>
-      <w:r/>
-    </w:p>
-    <w:p>
-      <w:pPr>
-        <w:pBdr/>
-        <w:spacing/>
-        <w:ind/>
-        <w:rPr/>
-      </w:pPr>
-      <w:r>
-        <w:rPr>
-          <w:rFonts w:ascii="Times New Roman" w:hAnsi="Times New Roman" w:cs="Times New Roman"/>
-          <w:b w:val="0"/>
-          <w:bCs w:val="0"/>
-          <w:sz w:val="28"/>
-          <w:szCs w:val="28"/>
-          <w:lang w:val="en-US"/>
-        </w:rPr>
-      </w:r>
-      <w:r/>
-    </w:p>
-    <w:p>
-      <w:pPr>
-        <w:pBdr/>
-        <w:spacing/>
-        <w:ind/>
-        <w:rPr/>
-      </w:pPr>
-      <w:r>
-        <w:rPr>
-          <w:rFonts w:ascii="Times New Roman" w:hAnsi="Times New Roman" w:cs="Times New Roman"/>
-          <w:b w:val="0"/>
-          <w:bCs w:val="0"/>
-          <w:sz w:val="28"/>
-          <w:szCs w:val="28"/>
-          <w:lang w:val="en-US"/>
-        </w:rPr>
-        <w:t xml:space="preserve">    T get() const { return m_value; }</w:t>
-      </w:r>
-      <w:r/>
-    </w:p>
-    <w:p>
-      <w:pPr>
-        <w:pBdr/>
-        <w:spacing/>
-        <w:ind/>
-        <w:rPr/>
-      </w:pPr>
-      <w:r>
-        <w:rPr>
-          <w:rFonts w:ascii="Times New Roman" w:hAnsi="Times New Roman" w:cs="Times New Roman"/>
-          <w:b w:val="0"/>
-          <w:bCs w:val="0"/>
-          <w:sz w:val="28"/>
-          <w:szCs w:val="28"/>
-          <w:lang w:val="en-US"/>
-        </w:rPr>
-      </w:r>
-      <w:r/>
-    </w:p>
-    <w:p>
-      <w:pPr>
-        <w:pBdr/>
-        <w:spacing/>
-        <w:ind/>
-        <w:rPr/>
-      </w:pPr>
-      <w:r>
-        <w:rPr>
-          <w:rFonts w:ascii="Times New Roman" w:hAnsi="Times New Roman" w:cs="Times New Roman"/>
-          <w:b w:val="0"/>
-          <w:bCs w:val="0"/>
-          <w:sz w:val="28"/>
-          <w:szCs w:val="28"/>
-          <w:lang w:val="en-US"/>
-        </w:rPr>
-        <w:t xml:space="preserve">    void print() const {</w:t>
-      </w:r>
-      <w:r/>
-    </w:p>
-    <w:p>
-      <w:pPr>
-        <w:pBdr/>
-        <w:spacing/>
-        <w:ind/>
-        <w:rPr/>
-      </w:pPr>
-      <w:r>
-        <w:rPr>
-          <w:rFonts w:ascii="Times New Roman" w:hAnsi="Times New Roman" w:cs="Times New Roman"/>
-          <w:b w:val="0"/>
-          <w:bCs w:val="0"/>
-          <w:sz w:val="28"/>
-          <w:szCs w:val="28"/>
-          <w:lang w:val="en-US"/>
-        </w:rPr>
-        <w:t xml:space="preserve">        std::cout &lt;&lt; "[Repository&lt;" &lt;&lt; typeid(T).name() &lt;&lt; "&gt;] "</w:t>
-      </w:r>
-      <w:r/>
-    </w:p>
-    <w:p>
-      <w:pPr>
-        <w:pBdr/>
-        <w:spacing/>
-        <w:ind/>
-        <w:rPr/>
-      </w:pPr>
-      <w:r>
-        <w:rPr>
-          <w:rFonts w:ascii="Times New Roman" w:hAnsi="Times New Roman" w:cs="Times New Roman"/>
-          <w:b w:val="0"/>
-          <w:bCs w:val="0"/>
-          <w:sz w:val="28"/>
-          <w:szCs w:val="28"/>
-          <w:lang w:val="en-US"/>
-        </w:rPr>
-        <w:t xml:space="preserve">                  &lt;&lt; m_value &lt;&lt; "\n";</w:t>
-      </w:r>
-      <w:r/>
-    </w:p>
-    <w:p>
-      <w:pPr>
-        <w:pBdr/>
-        <w:spacing/>
-        <w:ind/>
-        <w:rPr/>
-      </w:pPr>
-      <w:r>
-        <w:rPr>
-          <w:rFonts w:ascii="Times New Roman" w:hAnsi="Times New Roman" w:cs="Times New Roman"/>
-          <w:b w:val="0"/>
-          <w:bCs w:val="0"/>
-          <w:sz w:val="28"/>
-          <w:szCs w:val="28"/>
-          <w:lang w:val="en-US"/>
-        </w:rPr>
-        <w:t xml:space="preserve">    }</w:t>
-      </w:r>
-      <w:r/>
-    </w:p>
-    <w:p>
-      <w:pPr>
-        <w:pBdr/>
-        <w:spacing/>
-        <w:ind/>
-        <w:rPr/>
-      </w:pPr>
-      <w:r>
-        <w:rPr>
-          <w:rFonts w:ascii="Times New Roman" w:hAnsi="Times New Roman" w:cs="Times New Roman"/>
-          <w:b w:val="0"/>
-          <w:bCs w:val="0"/>
-          <w:sz w:val="28"/>
-          <w:szCs w:val="28"/>
-          <w:lang w:val="en-US"/>
-        </w:rPr>
-        <w:t xml:space="preserve">};</w:t>
-      </w:r>
-      <w:r/>
-    </w:p>
-    <w:p>
-      <w:pPr>
-        <w:pBdr/>
-        <w:spacing/>
-        <w:ind/>
-        <w:rPr/>
-      </w:pPr>
-      <w:r>
-        <w:rPr>
-          <w:rFonts w:ascii="Times New Roman" w:hAnsi="Times New Roman" w:cs="Times New Roman"/>
-          <w:b w:val="0"/>
-          <w:bCs w:val="0"/>
-          <w:sz w:val="28"/>
-          <w:szCs w:val="28"/>
-          <w:lang w:val="en-US"/>
-        </w:rPr>
-      </w:r>
-      <w:r/>
-    </w:p>
-    <w:p>
-      <w:pPr>
-        <w:pBdr/>
-        <w:spacing/>
-        <w:ind/>
-        <w:rPr/>
-      </w:pPr>
-      <w:r>
-        <w:rPr>
-          <w:rFonts w:ascii="Times New Roman" w:hAnsi="Times New Roman" w:cs="Times New Roman"/>
-          <w:b w:val="0"/>
-          <w:bCs w:val="0"/>
-          <w:sz w:val="28"/>
-          <w:szCs w:val="28"/>
-          <w:lang w:val="en-US"/>
-        </w:rPr>
-        <w:t xml:space="preserve">template &lt;typename T&gt;</w:t>
-      </w:r>
-      <w:r/>
-    </w:p>
-    <w:p>
-      <w:pPr>
-        <w:pBdr/>
-        <w:spacing/>
-        <w:ind/>
-        <w:rPr/>
-      </w:pPr>
-      <w:r>
-        <w:rPr>
-          <w:rFonts w:ascii="Times New Roman" w:hAnsi="Times New Roman" w:cs="Times New Roman"/>
-          <w:b w:val="0"/>
-          <w:bCs w:val="0"/>
-          <w:sz w:val="28"/>
-          <w:szCs w:val="28"/>
-          <w:lang w:val="en-US"/>
-        </w:rPr>
-        <w:t xml:space="preserve">class Repository&lt;T*&gt; {</w:t>
-      </w:r>
-      <w:r/>
-    </w:p>
-    <w:p>
-      <w:pPr>
-        <w:pBdr/>
-        <w:spacing/>
-        <w:ind/>
-        <w:rPr/>
-      </w:pPr>
-      <w:r>
-        <w:rPr>
-          <w:rFonts w:ascii="Times New Roman" w:hAnsi="Times New Roman" w:cs="Times New Roman"/>
-          <w:b w:val="0"/>
-          <w:bCs w:val="0"/>
-          <w:sz w:val="28"/>
-          <w:szCs w:val="28"/>
-          <w:lang w:val="en-US"/>
-        </w:rPr>
-        <w:t xml:space="preserve">private:</w:t>
-      </w:r>
-      <w:r/>
-    </w:p>
-    <w:p>
-      <w:pPr>
-        <w:pBdr/>
-        <w:spacing/>
-        <w:ind/>
-        <w:rPr/>
-      </w:pPr>
-      <w:r>
-        <w:rPr>
-          <w:rFonts w:ascii="Times New Roman" w:hAnsi="Times New Roman" w:cs="Times New Roman"/>
-          <w:b w:val="0"/>
-          <w:bCs w:val="0"/>
-          <w:sz w:val="28"/>
-          <w:szCs w:val="28"/>
-          <w:lang w:val="en-US"/>
-        </w:rPr>
-        <w:t xml:space="preserve">    T* m_value;</w:t>
-      </w:r>
-      <w:r/>
-    </w:p>
-    <w:p>
-      <w:pPr>
-        <w:pBdr/>
-        <w:spacing/>
-        <w:ind/>
-        <w:rPr/>
-      </w:pPr>
-      <w:r>
-        <w:rPr>
-          <w:rFonts w:ascii="Times New Roman" w:hAnsi="Times New Roman" w:cs="Times New Roman"/>
-          <w:b w:val="0"/>
-          <w:bCs w:val="0"/>
-          <w:sz w:val="28"/>
-          <w:szCs w:val="28"/>
-          <w:lang w:val="en-US"/>
-        </w:rPr>
-      </w:r>
-      <w:r/>
-    </w:p>
-    <w:p>
-      <w:pPr>
-        <w:pBdr/>
-        <w:spacing/>
-        <w:ind/>
-        <w:rPr/>
-      </w:pPr>
-      <w:r>
-        <w:rPr>
-          <w:rFonts w:ascii="Times New Roman" w:hAnsi="Times New Roman" w:cs="Times New Roman"/>
-          <w:b w:val="0"/>
-          <w:bCs w:val="0"/>
-          <w:sz w:val="28"/>
-          <w:szCs w:val="28"/>
-          <w:lang w:val="en-US"/>
-        </w:rPr>
-        <w:t xml:space="preserve">public:</w:t>
-      </w:r>
-      <w:r/>
-    </w:p>
-    <w:p>
-      <w:pPr>
-        <w:pBdr/>
-        <w:spacing/>
-        <w:ind/>
-        <w:rPr/>
-      </w:pPr>
-      <w:r>
-        <w:rPr>
-          <w:rFonts w:ascii="Times New Roman" w:hAnsi="Times New Roman" w:cs="Times New Roman"/>
-          <w:b w:val="0"/>
-          <w:bCs w:val="0"/>
-          <w:sz w:val="28"/>
-          <w:szCs w:val="28"/>
-          <w:lang w:val="en-US"/>
-        </w:rPr>
-        <w:t xml:space="preserve">    explicit Repository(T* value) : m_value(value) {}</w:t>
-      </w:r>
-      <w:r/>
-    </w:p>
-    <w:p>
-      <w:pPr>
-        <w:pBdr/>
-        <w:spacing/>
-        <w:ind/>
-        <w:rPr/>
-      </w:pPr>
-      <w:r>
-        <w:rPr>
-          <w:rFonts w:ascii="Times New Roman" w:hAnsi="Times New Roman" w:cs="Times New Roman"/>
-          <w:b w:val="0"/>
-          <w:bCs w:val="0"/>
-          <w:sz w:val="28"/>
-          <w:szCs w:val="28"/>
-          <w:lang w:val="en-US"/>
-        </w:rPr>
-        <w:t xml:space="preserve">    ~Repository() {}</w:t>
-      </w:r>
-      <w:r/>
-    </w:p>
-    <w:p>
-      <w:pPr>
-        <w:pBdr/>
-        <w:spacing/>
-        <w:ind/>
-        <w:rPr/>
-      </w:pPr>
-      <w:r>
-        <w:rPr>
-          <w:rFonts w:ascii="Times New Roman" w:hAnsi="Times New Roman" w:cs="Times New Roman"/>
-          <w:b w:val="0"/>
-          <w:bCs w:val="0"/>
-          <w:sz w:val="28"/>
-          <w:szCs w:val="28"/>
-          <w:lang w:val="en-US"/>
-        </w:rPr>
-      </w:r>
-      <w:r/>
-    </w:p>
-    <w:p>
-      <w:pPr>
-        <w:pBdr/>
-        <w:spacing/>
-        <w:ind/>
-        <w:rPr/>
-      </w:pPr>
-      <w:r>
-        <w:rPr>
-          <w:rFonts w:ascii="Times New Roman" w:hAnsi="Times New Roman" w:cs="Times New Roman"/>
-          <w:b w:val="0"/>
-          <w:bCs w:val="0"/>
-          <w:sz w:val="28"/>
-          <w:szCs w:val="28"/>
-          <w:lang w:val="en-US"/>
-        </w:rPr>
-        <w:t xml:space="preserve">    T* get() const { return m_value; }</w:t>
-      </w:r>
-      <w:r/>
-    </w:p>
-    <w:p>
-      <w:pPr>
-        <w:pBdr/>
-        <w:spacing/>
-        <w:ind/>
-        <w:rPr/>
-      </w:pPr>
-      <w:r>
-        <w:rPr>
-          <w:rFonts w:ascii="Times New Roman" w:hAnsi="Times New Roman" w:cs="Times New Roman"/>
-          <w:b w:val="0"/>
-          <w:bCs w:val="0"/>
-          <w:sz w:val="28"/>
-          <w:szCs w:val="28"/>
-          <w:lang w:val="en-US"/>
-        </w:rPr>
-      </w:r>
-      <w:r/>
-    </w:p>
-    <w:p>
-      <w:pPr>
-        <w:pBdr/>
-        <w:spacing/>
-        <w:ind/>
-        <w:rPr/>
-      </w:pPr>
-      <w:r>
-        <w:rPr>
-          <w:rFonts w:ascii="Times New Roman" w:hAnsi="Times New Roman" w:cs="Times New Roman"/>
-          <w:b w:val="0"/>
-          <w:bCs w:val="0"/>
-          <w:sz w:val="28"/>
-          <w:szCs w:val="28"/>
-          <w:lang w:val="en-US"/>
-        </w:rPr>
-        <w:t xml:space="preserve">    void print() const {</w:t>
-      </w:r>
-      <w:r/>
-    </w:p>
-    <w:p>
-      <w:pPr>
-        <w:pBdr/>
-        <w:spacing/>
-        <w:ind/>
-        <w:rPr/>
-      </w:pPr>
-      <w:r>
-        <w:rPr>
-          <w:rFonts w:ascii="Times New Roman" w:hAnsi="Times New Roman" w:cs="Times New Roman"/>
-          <w:b w:val="0"/>
-          <w:bCs w:val="0"/>
-          <w:sz w:val="28"/>
-          <w:szCs w:val="28"/>
-          <w:lang w:val="en-US"/>
-        </w:rPr>
-        <w:t xml:space="preserve">        std::cout &lt;&lt; "[Repository&lt;T*&gt; partial] адреса=" &lt;&lt; m_value;</w:t>
-      </w:r>
-      <w:r/>
-    </w:p>
-    <w:p>
-      <w:pPr>
-        <w:pBdr/>
-        <w:spacing/>
-        <w:ind/>
-        <w:rPr/>
-      </w:pPr>
-      <w:r>
-        <w:rPr>
-          <w:rFonts w:ascii="Times New Roman" w:hAnsi="Times New Roman" w:cs="Times New Roman"/>
-          <w:b w:val="0"/>
-          <w:bCs w:val="0"/>
-          <w:sz w:val="28"/>
-          <w:szCs w:val="28"/>
-          <w:lang w:val="en-US"/>
-        </w:rPr>
-        <w:t xml:space="preserve">        if (m_value != nullptr) {</w:t>
-      </w:r>
-      <w:r/>
-    </w:p>
-    <w:p>
-      <w:pPr>
-        <w:pBdr/>
-        <w:spacing/>
-        <w:ind/>
-        <w:rPr/>
-      </w:pPr>
-      <w:r>
-        <w:rPr>
-          <w:rFonts w:ascii="Times New Roman" w:hAnsi="Times New Roman" w:cs="Times New Roman"/>
-          <w:b w:val="0"/>
-          <w:bCs w:val="0"/>
-          <w:sz w:val="28"/>
-          <w:szCs w:val="28"/>
-          <w:lang w:val="en-US"/>
-        </w:rPr>
-        <w:t xml:space="preserve">            std::cout &lt;&lt; ", значення=" &lt;&lt; *m_value;</w:t>
-      </w:r>
-      <w:r/>
-    </w:p>
-    <w:p>
-      <w:pPr>
-        <w:pBdr/>
-        <w:spacing/>
-        <w:ind/>
-        <w:rPr/>
-      </w:pPr>
-      <w:r>
-        <w:rPr>
-          <w:rFonts w:ascii="Times New Roman" w:hAnsi="Times New Roman" w:cs="Times New Roman"/>
-          <w:b w:val="0"/>
-          <w:bCs w:val="0"/>
-          <w:sz w:val="28"/>
-          <w:szCs w:val="28"/>
-          <w:lang w:val="en-US"/>
-        </w:rPr>
-        <w:t xml:space="preserve">        }</w:t>
-      </w:r>
-      <w:r/>
-    </w:p>
-    <w:p>
-      <w:pPr>
-        <w:pBdr/>
-        <w:spacing/>
-        <w:ind/>
-        <w:rPr/>
-      </w:pPr>
-      <w:r>
-        <w:rPr>
-          <w:rFonts w:ascii="Times New Roman" w:hAnsi="Times New Roman" w:cs="Times New Roman"/>
-          <w:b w:val="0"/>
-          <w:bCs w:val="0"/>
-          <w:sz w:val="28"/>
-          <w:szCs w:val="28"/>
-          <w:lang w:val="en-US"/>
-        </w:rPr>
-        <w:t xml:space="preserve">        std::cout &lt;&lt; "\n";</w:t>
-      </w:r>
-      <w:r/>
-    </w:p>
-    <w:p>
-      <w:pPr>
-        <w:pBdr/>
-        <w:spacing/>
-        <w:ind/>
-        <w:rPr/>
-      </w:pPr>
-      <w:r>
-        <w:rPr>
-          <w:rFonts w:ascii="Times New Roman" w:hAnsi="Times New Roman" w:cs="Times New Roman"/>
-          <w:b w:val="0"/>
-          <w:bCs w:val="0"/>
-          <w:sz w:val="28"/>
-          <w:szCs w:val="28"/>
-          <w:lang w:val="en-US"/>
-        </w:rPr>
-        <w:t xml:space="preserve">    }</w:t>
-      </w:r>
-      <w:r/>
-    </w:p>
-    <w:p>
-      <w:pPr>
-        <w:pBdr/>
-        <w:spacing/>
-        <w:ind/>
-        <w:rPr/>
-      </w:pPr>
-      <w:r>
-        <w:rPr>
-          <w:rFonts w:ascii="Times New Roman" w:hAnsi="Times New Roman" w:cs="Times New Roman"/>
-          <w:b w:val="0"/>
-          <w:bCs w:val="0"/>
-          <w:sz w:val="28"/>
-          <w:szCs w:val="28"/>
-          <w:lang w:val="en-US"/>
-        </w:rPr>
-        <w:t xml:space="preserve">};</w:t>
-      </w:r>
-      <w:r/>
-    </w:p>
-    <w:p>
-      <w:pPr>
-        <w:pBdr/>
-        <w:spacing/>
-        <w:ind/>
-        <w:rPr/>
-      </w:pPr>
-      <w:r>
-        <w:rPr>
-          <w:rFonts w:ascii="Times New Roman" w:hAnsi="Times New Roman" w:cs="Times New Roman"/>
-          <w:b w:val="0"/>
-          <w:bCs w:val="0"/>
-          <w:sz w:val="28"/>
-          <w:szCs w:val="28"/>
-          <w:lang w:val="en-US"/>
-        </w:rPr>
-      </w:r>
-      <w:r/>
-    </w:p>
-    <w:p>
-      <w:pPr>
-        <w:pBdr/>
-        <w:spacing/>
-        <w:ind/>
-        <w:rPr/>
-      </w:pPr>
-      <w:r>
-        <w:rPr>
-          <w:rFonts w:ascii="Times New Roman" w:hAnsi="Times New Roman" w:cs="Times New Roman"/>
-          <w:b w:val="0"/>
-          <w:bCs w:val="0"/>
-          <w:sz w:val="28"/>
-          <w:szCs w:val="28"/>
-          <w:lang w:val="en-US"/>
-        </w:rPr>
-        <w:t xml:space="preserve">template &lt;&gt;</w:t>
-      </w:r>
-      <w:r/>
-    </w:p>
-    <w:p>
-      <w:pPr>
-        <w:pBdr/>
-        <w:spacing/>
-        <w:ind/>
-        <w:rPr/>
-      </w:pPr>
-      <w:r>
-        <w:rPr>
-          <w:rFonts w:ascii="Times New Roman" w:hAnsi="Times New Roman" w:cs="Times New Roman"/>
-          <w:b w:val="0"/>
-          <w:bCs w:val="0"/>
-          <w:sz w:val="28"/>
-          <w:szCs w:val="28"/>
-          <w:lang w:val="en-US"/>
-        </w:rPr>
-        <w:t xml:space="preserve">class Repository&lt;bool&gt; {</w:t>
-      </w:r>
-      <w:r/>
-    </w:p>
-    <w:p>
-      <w:pPr>
-        <w:pBdr/>
-        <w:spacing/>
-        <w:ind/>
-        <w:rPr/>
-      </w:pPr>
-      <w:r>
-        <w:rPr>
-          <w:rFonts w:ascii="Times New Roman" w:hAnsi="Times New Roman" w:cs="Times New Roman"/>
-          <w:b w:val="0"/>
-          <w:bCs w:val="0"/>
-          <w:sz w:val="28"/>
-          <w:szCs w:val="28"/>
-          <w:lang w:val="en-US"/>
-        </w:rPr>
-        <w:t xml:space="preserve">private:</w:t>
-      </w:r>
-      <w:r/>
-    </w:p>
-    <w:p>
-      <w:pPr>
-        <w:pBdr/>
-        <w:spacing/>
-        <w:ind/>
-        <w:rPr/>
-      </w:pPr>
-      <w:r>
-        <w:rPr>
-          <w:rFonts w:ascii="Times New Roman" w:hAnsi="Times New Roman" w:cs="Times New Roman"/>
-          <w:b w:val="0"/>
-          <w:bCs w:val="0"/>
-          <w:sz w:val="28"/>
-          <w:szCs w:val="28"/>
-          <w:lang w:val="en-US"/>
-        </w:rPr>
-        <w:t xml:space="preserve">    bool m_value;</w:t>
-      </w:r>
-      <w:r/>
-    </w:p>
-    <w:p>
-      <w:pPr>
-        <w:pBdr/>
-        <w:spacing/>
-        <w:ind/>
-        <w:rPr/>
-      </w:pPr>
-      <w:r>
-        <w:rPr>
-          <w:rFonts w:ascii="Times New Roman" w:hAnsi="Times New Roman" w:cs="Times New Roman"/>
-          <w:b w:val="0"/>
-          <w:bCs w:val="0"/>
-          <w:sz w:val="28"/>
-          <w:szCs w:val="28"/>
-          <w:lang w:val="en-US"/>
-        </w:rPr>
-      </w:r>
-      <w:r/>
-    </w:p>
-    <w:p>
-      <w:pPr>
-        <w:pBdr/>
-        <w:spacing/>
-        <w:ind/>
-        <w:rPr/>
-      </w:pPr>
-      <w:r>
-        <w:rPr>
-          <w:rFonts w:ascii="Times New Roman" w:hAnsi="Times New Roman" w:cs="Times New Roman"/>
-          <w:b w:val="0"/>
-          <w:bCs w:val="0"/>
-          <w:sz w:val="28"/>
-          <w:szCs w:val="28"/>
-          <w:lang w:val="en-US"/>
-        </w:rPr>
-        <w:t xml:space="preserve">public:</w:t>
-      </w:r>
-      <w:r/>
-    </w:p>
-    <w:p>
-      <w:pPr>
-        <w:pBdr/>
-        <w:spacing/>
-        <w:ind/>
-        <w:rPr/>
-      </w:pPr>
-      <w:r>
-        <w:rPr>
-          <w:rFonts w:ascii="Times New Roman" w:hAnsi="Times New Roman" w:cs="Times New Roman"/>
-          <w:b w:val="0"/>
-          <w:bCs w:val="0"/>
-          <w:sz w:val="28"/>
-          <w:szCs w:val="28"/>
-          <w:lang w:val="en-US"/>
-        </w:rPr>
-        <w:t xml:space="preserve">    explicit Repository(bool value) : m_value(value) {}</w:t>
-      </w:r>
-      <w:r/>
-    </w:p>
-    <w:p>
-      <w:pPr>
-        <w:pBdr/>
-        <w:spacing/>
-        <w:ind/>
-        <w:rPr/>
-      </w:pPr>
-      <w:r>
-        <w:rPr>
-          <w:rFonts w:ascii="Times New Roman" w:hAnsi="Times New Roman" w:cs="Times New Roman"/>
-          <w:b w:val="0"/>
-          <w:bCs w:val="0"/>
-          <w:sz w:val="28"/>
-          <w:szCs w:val="28"/>
-          <w:lang w:val="en-US"/>
-        </w:rPr>
-        <w:t xml:space="preserve">    ~Repository() {}</w:t>
-      </w:r>
-      <w:r/>
-    </w:p>
-    <w:p>
-      <w:pPr>
-        <w:pBdr/>
-        <w:spacing/>
-        <w:ind/>
-        <w:rPr/>
-      </w:pPr>
-      <w:r>
-        <w:rPr>
-          <w:rFonts w:ascii="Times New Roman" w:hAnsi="Times New Roman" w:cs="Times New Roman"/>
-          <w:b w:val="0"/>
-          <w:bCs w:val="0"/>
-          <w:sz w:val="28"/>
-          <w:szCs w:val="28"/>
-          <w:lang w:val="en-US"/>
-        </w:rPr>
-      </w:r>
-      <w:r/>
-    </w:p>
-    <w:p>
-      <w:pPr>
-        <w:pBdr/>
-        <w:spacing/>
-        <w:ind/>
-        <w:rPr/>
-      </w:pPr>
-      <w:r>
-        <w:rPr>
-          <w:rFonts w:ascii="Times New Roman" w:hAnsi="Times New Roman" w:cs="Times New Roman"/>
-          <w:b w:val="0"/>
-          <w:bCs w:val="0"/>
-          <w:sz w:val="28"/>
-          <w:szCs w:val="28"/>
-          <w:lang w:val="en-US"/>
-        </w:rPr>
-        <w:t xml:space="preserve">    bool get() const { return m_value; }</w:t>
-      </w:r>
-      <w:r/>
-    </w:p>
-    <w:p>
-      <w:pPr>
-        <w:pBdr/>
-        <w:spacing/>
-        <w:ind/>
-        <w:rPr/>
-      </w:pPr>
-      <w:r>
-        <w:rPr>
-          <w:rFonts w:ascii="Times New Roman" w:hAnsi="Times New Roman" w:cs="Times New Roman"/>
-          <w:b w:val="0"/>
-          <w:bCs w:val="0"/>
-          <w:sz w:val="28"/>
-          <w:szCs w:val="28"/>
-          <w:lang w:val="en-US"/>
-        </w:rPr>
-      </w:r>
-      <w:r/>
-    </w:p>
-    <w:p>
-      <w:pPr>
-        <w:pBdr/>
-        <w:spacing/>
-        <w:ind/>
-        <w:rPr/>
-      </w:pPr>
-      <w:r>
-        <w:rPr>
-          <w:rFonts w:ascii="Times New Roman" w:hAnsi="Times New Roman" w:cs="Times New Roman"/>
-          <w:b w:val="0"/>
-          <w:bCs w:val="0"/>
-          <w:sz w:val="28"/>
-          <w:szCs w:val="28"/>
-          <w:lang w:val="en-US"/>
-        </w:rPr>
-        <w:t xml:space="preserve">    void print() const {</w:t>
-      </w:r>
-      <w:r/>
-    </w:p>
-    <w:p>
-      <w:pPr>
-        <w:pBdr/>
-        <w:spacing/>
-        <w:ind/>
-        <w:rPr/>
-      </w:pPr>
-      <w:r>
-        <w:rPr>
-          <w:rFonts w:ascii="Times New Roman" w:hAnsi="Times New Roman" w:cs="Times New Roman"/>
-          <w:b w:val="0"/>
-          <w:bCs w:val="0"/>
-          <w:sz w:val="28"/>
-          <w:szCs w:val="28"/>
-          <w:lang w:val="en-US"/>
-        </w:rPr>
-        <w:t xml:space="preserve">        std::cout &lt;&lt; "[Repository&lt;bool&gt; full] бездротові сенсори: "</w:t>
-      </w:r>
-      <w:r/>
-    </w:p>
-    <w:p>
-      <w:pPr>
-        <w:pBdr/>
-        <w:spacing/>
-        <w:ind/>
-        <w:rPr/>
-      </w:pPr>
-      <w:r>
-        <w:rPr>
-          <w:rFonts w:ascii="Times New Roman" w:hAnsi="Times New Roman" w:cs="Times New Roman"/>
-          <w:b w:val="0"/>
-          <w:bCs w:val="0"/>
-          <w:sz w:val="28"/>
-          <w:szCs w:val="28"/>
-          <w:lang w:val="en-US"/>
-        </w:rPr>
-        <w:t xml:space="preserve">                  &lt;&lt; (m_value ? "є" : "немає") &lt;&lt; "\n";</w:t>
-      </w:r>
-      <w:r/>
-    </w:p>
-    <w:p>
-      <w:pPr>
-        <w:pBdr/>
-        <w:spacing/>
-        <w:ind/>
-        <w:rPr/>
-      </w:pPr>
-      <w:r>
-        <w:rPr>
-          <w:rFonts w:ascii="Times New Roman" w:hAnsi="Times New Roman" w:cs="Times New Roman"/>
-          <w:b w:val="0"/>
-          <w:bCs w:val="0"/>
-          <w:sz w:val="28"/>
-          <w:szCs w:val="28"/>
-          <w:lang w:val="en-US"/>
-        </w:rPr>
-        <w:t xml:space="preserve">    }</w:t>
-      </w:r>
-      <w:r/>
-    </w:p>
-    <w:p>
-      <w:pPr>
-        <w:pBdr/>
-        <w:spacing/>
-        <w:ind/>
-        <w:rPr/>
-      </w:pPr>
-      <w:r>
-        <w:rPr>
-          <w:rFonts w:ascii="Times New Roman" w:hAnsi="Times New Roman" w:cs="Times New Roman"/>
-          <w:b w:val="0"/>
-          <w:bCs w:val="0"/>
-          <w:sz w:val="28"/>
-          <w:szCs w:val="28"/>
-          <w:lang w:val="en-US"/>
-        </w:rPr>
-        <w:t xml:space="preserve">};</w:t>
-      </w:r>
-      <w:r/>
-    </w:p>
-    <w:p>
-      <w:pPr>
-        <w:pBdr/>
-        <w:spacing/>
-        <w:ind/>
-        <w:rPr/>
-      </w:pPr>
-      <w:r>
-        <w:rPr>
-          <w:rFonts w:ascii="Times New Roman" w:hAnsi="Times New Roman" w:cs="Times New Roman"/>
-          <w:b w:val="0"/>
-          <w:bCs w:val="0"/>
-          <w:sz w:val="28"/>
-          <w:szCs w:val="28"/>
-          <w:lang w:val="en-US"/>
-        </w:rPr>
-      </w:r>
-      <w:r/>
-    </w:p>
-    <w:p>
-      <w:pPr>
-        <w:pBdr/>
-        <w:spacing/>
-        <w:ind/>
-        <w:rPr/>
-      </w:pPr>
-      <w:r>
-        <w:rPr>
-          <w:rFonts w:ascii="Times New Roman" w:hAnsi="Times New Roman" w:cs="Times New Roman"/>
-          <w:b w:val="0"/>
-          <w:bCs w:val="0"/>
-          <w:sz w:val="28"/>
-          <w:szCs w:val="28"/>
-          <w:lang w:val="en-US"/>
-        </w:rPr>
-        <w:t xml:space="preserve">#endif</w:t>
-      </w:r>
-      <w:r/>
-    </w:p>
-    <w:p>
-      <w:pPr>
-        <w:pBdr/>
-        <w:spacing/>
-        <w:ind/>
-        <w:rPr/>
-      </w:pPr>
-      <w:r>
-        <w:rPr>
-          <w:rFonts w:ascii="Times New Roman" w:hAnsi="Times New Roman" w:cs="Times New Roman"/>
-          <w:b w:val="0"/>
-          <w:bCs w:val="0"/>
-          <w:sz w:val="28"/>
-          <w:szCs w:val="28"/>
-          <w:lang w:val="en-US"/>
-        </w:rPr>
-      </w:r>
-      <w:r/>
-    </w:p>
-    <w:p>
-      <w:pPr>
-        <w:pBdr/>
-        <w:spacing/>
-        <w:ind/>
-        <w:rPr/>
-      </w:pPr>
-      <w:r>
-        <w:rPr>
-          <w:rFonts w:ascii="Times New Roman" w:hAnsi="Times New Roman" w:cs="Times New Roman"/>
-          <w:b w:val="0"/>
-          <w:bCs w:val="0"/>
-          <w:sz w:val="28"/>
-          <w:szCs w:val="28"/>
-          <w:lang w:val="en-US"/>
-        </w:rPr>
-        <w:t xml:space="preserve">—— Файл: pair_box.h ———</w:t>
-      </w:r>
-      <w:r/>
-    </w:p>
-    <w:p>
-      <w:pPr>
-        <w:pBdr/>
-        <w:spacing/>
-        <w:ind/>
-        <w:rPr/>
-      </w:pPr>
-      <w:r>
-        <w:rPr>
-          <w:rFonts w:ascii="Times New Roman" w:hAnsi="Times New Roman" w:cs="Times New Roman"/>
-          <w:b w:val="0"/>
-          <w:bCs w:val="0"/>
-          <w:sz w:val="28"/>
-          <w:szCs w:val="28"/>
-          <w:lang w:val="en-US"/>
-        </w:rPr>
-      </w:r>
-      <w:r/>
-    </w:p>
-    <w:p>
-      <w:pPr>
-        <w:pBdr/>
-        <w:spacing/>
-        <w:ind/>
-        <w:rPr/>
-      </w:pPr>
-      <w:r>
-        <w:rPr>
-          <w:rFonts w:ascii="Times New Roman" w:hAnsi="Times New Roman" w:cs="Times New Roman"/>
-          <w:b w:val="0"/>
-          <w:bCs w:val="0"/>
-          <w:sz w:val="28"/>
-          <w:szCs w:val="28"/>
-          <w:lang w:val="en-US"/>
-        </w:rPr>
-        <w:t xml:space="preserve">#ifndef PAIR_BOX_H</w:t>
-      </w:r>
-      <w:r/>
-    </w:p>
-    <w:p>
-      <w:pPr>
-        <w:pBdr/>
-        <w:spacing/>
-        <w:ind/>
-        <w:rPr/>
-      </w:pPr>
-      <w:r>
-        <w:rPr>
-          <w:rFonts w:ascii="Times New Roman" w:hAnsi="Times New Roman" w:cs="Times New Roman"/>
-          <w:b w:val="0"/>
-          <w:bCs w:val="0"/>
-          <w:sz w:val="28"/>
-          <w:szCs w:val="28"/>
-          <w:lang w:val="en-US"/>
-        </w:rPr>
-        <w:t xml:space="preserve">#define PAIR_BOX_H</w:t>
-      </w:r>
-      <w:r/>
-    </w:p>
-    <w:p>
-      <w:pPr>
-        <w:pBdr/>
-        <w:spacing/>
-        <w:ind/>
-        <w:rPr/>
-      </w:pPr>
-      <w:r>
-        <w:rPr>
-          <w:rFonts w:ascii="Times New Roman" w:hAnsi="Times New Roman" w:cs="Times New Roman"/>
-          <w:b w:val="0"/>
-          <w:bCs w:val="0"/>
-          <w:sz w:val="28"/>
-          <w:szCs w:val="28"/>
-          <w:lang w:val="en-US"/>
-        </w:rPr>
-      </w:r>
-      <w:r/>
-    </w:p>
-    <w:p>
-      <w:pPr>
-        <w:pBdr/>
-        <w:spacing/>
-        <w:ind/>
-        <w:rPr/>
-      </w:pPr>
-      <w:r>
-        <w:rPr>
-          <w:rFonts w:ascii="Times New Roman" w:hAnsi="Times New Roman" w:cs="Times New Roman"/>
-          <w:b w:val="0"/>
-          <w:bCs w:val="0"/>
-          <w:sz w:val="28"/>
-          <w:szCs w:val="28"/>
-          <w:lang w:val="en-US"/>
-        </w:rPr>
-        <w:t xml:space="preserve">#include &lt;iostream&gt;</w:t>
-      </w:r>
-      <w:r/>
-    </w:p>
-    <w:p>
-      <w:pPr>
-        <w:pBdr/>
-        <w:spacing/>
-        <w:ind/>
-        <w:rPr/>
-      </w:pPr>
-      <w:r>
-        <w:rPr>
-          <w:rFonts w:ascii="Times New Roman" w:hAnsi="Times New Roman" w:cs="Times New Roman"/>
-          <w:b w:val="0"/>
-          <w:bCs w:val="0"/>
-          <w:sz w:val="28"/>
-          <w:szCs w:val="28"/>
-          <w:lang w:val="en-US"/>
-        </w:rPr>
-        <w:t xml:space="preserve">#include &lt;string&gt;</w:t>
-      </w:r>
-      <w:r/>
-    </w:p>
-    <w:p>
-      <w:pPr>
-        <w:pBdr/>
-        <w:spacing/>
-        <w:ind/>
-        <w:rPr/>
-      </w:pPr>
-      <w:r>
-        <w:rPr>
-          <w:rFonts w:ascii="Times New Roman" w:hAnsi="Times New Roman" w:cs="Times New Roman"/>
-          <w:b w:val="0"/>
-          <w:bCs w:val="0"/>
-          <w:sz w:val="28"/>
-          <w:szCs w:val="28"/>
-          <w:lang w:val="en-US"/>
-        </w:rPr>
-        <w:t xml:space="preserve">#include &lt;typeinfo&gt;</w:t>
-      </w:r>
-      <w:r/>
-    </w:p>
-    <w:p>
-      <w:pPr>
-        <w:pBdr/>
-        <w:spacing/>
-        <w:ind/>
-        <w:rPr/>
-      </w:pPr>
-      <w:r>
-        <w:rPr>
-          <w:rFonts w:ascii="Times New Roman" w:hAnsi="Times New Roman" w:cs="Times New Roman"/>
-          <w:b w:val="0"/>
-          <w:bCs w:val="0"/>
-          <w:sz w:val="28"/>
-          <w:szCs w:val="28"/>
-          <w:lang w:val="en-US"/>
-        </w:rPr>
-        <w:t xml:space="preserve">#include "signaling.h"</w:t>
-      </w:r>
-      <w:r/>
-    </w:p>
-    <w:p>
-      <w:pPr>
-        <w:pBdr/>
-        <w:spacing/>
-        <w:ind/>
-        <w:rPr/>
-      </w:pPr>
-      <w:r>
-        <w:rPr>
-          <w:rFonts w:ascii="Times New Roman" w:hAnsi="Times New Roman" w:cs="Times New Roman"/>
-          <w:b w:val="0"/>
-          <w:bCs w:val="0"/>
-          <w:sz w:val="28"/>
-          <w:szCs w:val="28"/>
-          <w:lang w:val="en-US"/>
-        </w:rPr>
-      </w:r>
-      <w:r/>
-    </w:p>
-    <w:p>
-      <w:pPr>
-        <w:pBdr/>
-        <w:spacing/>
-        <w:ind/>
-        <w:rPr/>
-      </w:pPr>
-      <w:r>
-        <w:rPr>
-          <w:rFonts w:ascii="Times New Roman" w:hAnsi="Times New Roman" w:cs="Times New Roman"/>
-          <w:b w:val="0"/>
-          <w:bCs w:val="0"/>
-          <w:sz w:val="28"/>
-          <w:szCs w:val="28"/>
-          <w:lang w:val="en-US"/>
-        </w:rPr>
-        <w:t xml:space="preserve">template &lt;typename T1, typename T2&gt;</w:t>
-      </w:r>
-      <w:r/>
-    </w:p>
-    <w:p>
-      <w:pPr>
-        <w:pBdr/>
-        <w:spacing/>
-        <w:ind/>
-        <w:rPr/>
-      </w:pPr>
-      <w:r>
-        <w:rPr>
-          <w:rFonts w:ascii="Times New Roman" w:hAnsi="Times New Roman" w:cs="Times New Roman"/>
-          <w:b w:val="0"/>
-          <w:bCs w:val="0"/>
-          <w:sz w:val="28"/>
-          <w:szCs w:val="28"/>
-          <w:lang w:val="en-US"/>
-        </w:rPr>
-        <w:t xml:space="preserve">class PairBox {</w:t>
-      </w:r>
-      <w:r/>
-    </w:p>
-    <w:p>
-      <w:pPr>
-        <w:pBdr/>
-        <w:spacing/>
-        <w:ind/>
-        <w:rPr/>
-      </w:pPr>
-      <w:r>
-        <w:rPr>
-          <w:rFonts w:ascii="Times New Roman" w:hAnsi="Times New Roman" w:cs="Times New Roman"/>
-          <w:b w:val="0"/>
-          <w:bCs w:val="0"/>
-          <w:sz w:val="28"/>
-          <w:szCs w:val="28"/>
-          <w:lang w:val="en-US"/>
-        </w:rPr>
-        <w:t xml:space="preserve">private:</w:t>
-      </w:r>
-      <w:r/>
-    </w:p>
-    <w:p>
-      <w:pPr>
-        <w:pBdr/>
-        <w:spacing/>
-        <w:ind/>
-        <w:rPr/>
-      </w:pPr>
-      <w:r>
-        <w:rPr>
-          <w:rFonts w:ascii="Times New Roman" w:hAnsi="Times New Roman" w:cs="Times New Roman"/>
-          <w:b w:val="0"/>
-          <w:bCs w:val="0"/>
-          <w:sz w:val="28"/>
-          <w:szCs w:val="28"/>
-          <w:lang w:val="en-US"/>
-        </w:rPr>
-        <w:t xml:space="preserve">    T1 first;</w:t>
-      </w:r>
-      <w:r/>
-    </w:p>
-    <w:p>
-      <w:pPr>
-        <w:pBdr/>
-        <w:spacing/>
-        <w:ind/>
-        <w:rPr/>
-      </w:pPr>
-      <w:r>
-        <w:rPr>
-          <w:rFonts w:ascii="Times New Roman" w:hAnsi="Times New Roman" w:cs="Times New Roman"/>
-          <w:b w:val="0"/>
-          <w:bCs w:val="0"/>
-          <w:sz w:val="28"/>
-          <w:szCs w:val="28"/>
-          <w:lang w:val="en-US"/>
-        </w:rPr>
-        <w:t xml:space="preserve">    T2 second;</w:t>
-      </w:r>
-      <w:r/>
-    </w:p>
-    <w:p>
-      <w:pPr>
-        <w:pBdr/>
-        <w:spacing/>
-        <w:ind/>
-        <w:rPr/>
-      </w:pPr>
-      <w:r>
-        <w:rPr>
-          <w:rFonts w:ascii="Times New Roman" w:hAnsi="Times New Roman" w:cs="Times New Roman"/>
-          <w:b w:val="0"/>
-          <w:bCs w:val="0"/>
-          <w:sz w:val="28"/>
-          <w:szCs w:val="28"/>
-          <w:lang w:val="en-US"/>
-        </w:rPr>
-      </w:r>
-      <w:r/>
-    </w:p>
-    <w:p>
-      <w:pPr>
-        <w:pBdr/>
-        <w:spacing/>
-        <w:ind/>
-        <w:rPr/>
-      </w:pPr>
-      <w:r>
-        <w:rPr>
-          <w:rFonts w:ascii="Times New Roman" w:hAnsi="Times New Roman" w:cs="Times New Roman"/>
-          <w:b w:val="0"/>
-          <w:bCs w:val="0"/>
-          <w:sz w:val="28"/>
-          <w:szCs w:val="28"/>
-          <w:lang w:val="en-US"/>
-        </w:rPr>
-        <w:t xml:space="preserve">public:</w:t>
-      </w:r>
-      <w:r/>
-    </w:p>
-    <w:p>
-      <w:pPr>
-        <w:pBdr/>
-        <w:spacing/>
-        <w:ind/>
-        <w:rPr/>
-      </w:pPr>
-      <w:r>
-        <w:rPr>
-          <w:rFonts w:ascii="Times New Roman" w:hAnsi="Times New Roman" w:cs="Times New Roman"/>
-          <w:b w:val="0"/>
-          <w:bCs w:val="0"/>
-          <w:sz w:val="28"/>
-          <w:szCs w:val="28"/>
-          <w:lang w:val="en-US"/>
-        </w:rPr>
-        <w:t xml:space="preserve">    PairBox(const T1&amp; a, const T2&amp; b) : first(a), second(b) {}</w:t>
-      </w:r>
-      <w:r/>
-    </w:p>
-    <w:p>
-      <w:pPr>
-        <w:pBdr/>
-        <w:spacing/>
-        <w:ind/>
-        <w:rPr/>
-      </w:pPr>
-      <w:r>
-        <w:rPr>
-          <w:rFonts w:ascii="Times New Roman" w:hAnsi="Times New Roman" w:cs="Times New Roman"/>
-          <w:b w:val="0"/>
-          <w:bCs w:val="0"/>
-          <w:sz w:val="28"/>
-          <w:szCs w:val="28"/>
-          <w:lang w:val="en-US"/>
-        </w:rPr>
-        <w:t xml:space="preserve">    ~PairBox() {}</w:t>
-      </w:r>
-      <w:r/>
-    </w:p>
-    <w:p>
-      <w:pPr>
-        <w:pBdr/>
-        <w:spacing/>
-        <w:ind/>
-        <w:rPr/>
-      </w:pPr>
-      <w:r>
-        <w:rPr>
-          <w:rFonts w:ascii="Times New Roman" w:hAnsi="Times New Roman" w:cs="Times New Roman"/>
-          <w:b w:val="0"/>
-          <w:bCs w:val="0"/>
-          <w:sz w:val="28"/>
-          <w:szCs w:val="28"/>
-          <w:lang w:val="en-US"/>
-        </w:rPr>
-      </w:r>
-      <w:r/>
-    </w:p>
-    <w:p>
-      <w:pPr>
-        <w:pBdr/>
-        <w:spacing/>
-        <w:ind/>
-        <w:rPr/>
-      </w:pPr>
-      <w:r>
-        <w:rPr>
-          <w:rFonts w:ascii="Times New Roman" w:hAnsi="Times New Roman" w:cs="Times New Roman"/>
-          <w:b w:val="0"/>
-          <w:bCs w:val="0"/>
-          <w:sz w:val="28"/>
-          <w:szCs w:val="28"/>
-          <w:lang w:val="en-US"/>
-        </w:rPr>
-        <w:t xml:space="preserve">    T1 get_first() const { return first; }</w:t>
-      </w:r>
-      <w:r/>
-    </w:p>
-    <w:p>
-      <w:pPr>
-        <w:pBdr/>
-        <w:spacing/>
-        <w:ind/>
-        <w:rPr/>
-      </w:pPr>
-      <w:r>
-        <w:rPr>
-          <w:rFonts w:ascii="Times New Roman" w:hAnsi="Times New Roman" w:cs="Times New Roman"/>
-          <w:b w:val="0"/>
-          <w:bCs w:val="0"/>
-          <w:sz w:val="28"/>
-          <w:szCs w:val="28"/>
-          <w:lang w:val="en-US"/>
-        </w:rPr>
-        <w:t xml:space="preserve">    T2 get_second() const { return second; }</w:t>
-      </w:r>
-      <w:r/>
-    </w:p>
-    <w:p>
-      <w:pPr>
-        <w:pBdr/>
-        <w:spacing/>
-        <w:ind/>
-        <w:rPr/>
-      </w:pPr>
-      <w:r>
-        <w:rPr>
-          <w:rFonts w:ascii="Times New Roman" w:hAnsi="Times New Roman" w:cs="Times New Roman"/>
-          <w:b w:val="0"/>
-          <w:bCs w:val="0"/>
-          <w:sz w:val="28"/>
-          <w:szCs w:val="28"/>
-          <w:lang w:val="en-US"/>
-        </w:rPr>
-      </w:r>
-      <w:r/>
-    </w:p>
-    <w:p>
-      <w:pPr>
-        <w:pBdr/>
-        <w:spacing/>
-        <w:ind/>
-        <w:rPr/>
-      </w:pPr>
-      <w:r>
-        <w:rPr>
-          <w:rFonts w:ascii="Times New Roman" w:hAnsi="Times New Roman" w:cs="Times New Roman"/>
-          <w:b w:val="0"/>
-          <w:bCs w:val="0"/>
-          <w:sz w:val="28"/>
-          <w:szCs w:val="28"/>
-          <w:lang w:val="en-US"/>
-        </w:rPr>
-        <w:t xml:space="preserve">    void print_pair() const {</w:t>
-      </w:r>
-      <w:r/>
-    </w:p>
-    <w:p>
-      <w:pPr>
-        <w:pBdr/>
-        <w:spacing/>
-        <w:ind/>
-        <w:rPr/>
-      </w:pPr>
-      <w:r>
-        <w:rPr>
-          <w:rFonts w:ascii="Times New Roman" w:hAnsi="Times New Roman" w:cs="Times New Roman"/>
-          <w:b w:val="0"/>
-          <w:bCs w:val="0"/>
-          <w:sz w:val="28"/>
-          <w:szCs w:val="28"/>
-          <w:lang w:val="en-US"/>
-        </w:rPr>
-        <w:t xml:space="preserve">        std::cout &lt;&lt; "[PairBox&lt;" &lt;&lt; typeid(T1).name() &lt;&lt; ", "</w:t>
-      </w:r>
-      <w:r/>
-    </w:p>
-    <w:p>
-      <w:pPr>
-        <w:pBdr/>
-        <w:spacing/>
-        <w:ind/>
-        <w:rPr/>
-      </w:pPr>
-      <w:r>
-        <w:rPr>
-          <w:rFonts w:ascii="Times New Roman" w:hAnsi="Times New Roman" w:cs="Times New Roman"/>
-          <w:b w:val="0"/>
-          <w:bCs w:val="0"/>
-          <w:sz w:val="28"/>
-          <w:szCs w:val="28"/>
-          <w:lang w:val="en-US"/>
-        </w:rPr>
-        <w:t xml:space="preserve">                  &lt;&lt; typeid(T2).name() &lt;&lt; "&gt;]\n";</w:t>
-      </w:r>
-      <w:r/>
-    </w:p>
-    <w:p>
-      <w:pPr>
-        <w:pBdr/>
-        <w:spacing/>
-        <w:ind/>
-        <w:rPr/>
-      </w:pPr>
-      <w:r>
-        <w:rPr>
-          <w:rFonts w:ascii="Times New Roman" w:hAnsi="Times New Roman" w:cs="Times New Roman"/>
-          <w:b w:val="0"/>
-          <w:bCs w:val="0"/>
-          <w:sz w:val="28"/>
-          <w:szCs w:val="28"/>
-          <w:lang w:val="en-US"/>
-        </w:rPr>
-        <w:t xml:space="preserve">        std::cout &lt;&lt; "  first:  " &lt;&lt; first &lt;&lt; "\n";</w:t>
-      </w:r>
-      <w:r/>
-    </w:p>
-    <w:p>
-      <w:pPr>
-        <w:pBdr/>
-        <w:spacing/>
-        <w:ind/>
-        <w:rPr/>
-      </w:pPr>
-      <w:r>
-        <w:rPr>
-          <w:rFonts w:ascii="Times New Roman" w:hAnsi="Times New Roman" w:cs="Times New Roman"/>
-          <w:b w:val="0"/>
-          <w:bCs w:val="0"/>
-          <w:sz w:val="28"/>
-          <w:szCs w:val="28"/>
-          <w:lang w:val="en-US"/>
-        </w:rPr>
-        <w:t xml:space="preserve">        std::cout &lt;&lt; "  second: " &lt;&lt; second &lt;&lt; "\n";</w:t>
-      </w:r>
-      <w:r/>
-    </w:p>
-    <w:p>
-      <w:pPr>
-        <w:pBdr/>
-        <w:spacing/>
-        <w:ind/>
-        <w:rPr/>
-      </w:pPr>
-      <w:r>
-        <w:rPr>
-          <w:rFonts w:ascii="Times New Roman" w:hAnsi="Times New Roman" w:cs="Times New Roman"/>
-          <w:b w:val="0"/>
-          <w:bCs w:val="0"/>
-          <w:sz w:val="28"/>
-          <w:szCs w:val="28"/>
-          <w:lang w:val="en-US"/>
-        </w:rPr>
-        <w:t xml:space="preserve">    }</w:t>
-      </w:r>
-      <w:r/>
-    </w:p>
-    <w:p>
-      <w:pPr>
-        <w:pBdr/>
-        <w:spacing/>
-        <w:ind/>
-        <w:rPr/>
-      </w:pPr>
-      <w:r>
-        <w:rPr>
-          <w:rFonts w:ascii="Times New Roman" w:hAnsi="Times New Roman" w:cs="Times New Roman"/>
-          <w:b w:val="0"/>
-          <w:bCs w:val="0"/>
-          <w:sz w:val="28"/>
-          <w:szCs w:val="28"/>
-          <w:lang w:val="en-US"/>
-        </w:rPr>
-        <w:t xml:space="preserve">};</w:t>
-      </w:r>
-      <w:r/>
-    </w:p>
-    <w:p>
-      <w:pPr>
-        <w:pBdr/>
-        <w:spacing/>
-        <w:ind/>
-        <w:rPr/>
-      </w:pPr>
-      <w:r>
-        <w:rPr>
-          <w:rFonts w:ascii="Times New Roman" w:hAnsi="Times New Roman" w:cs="Times New Roman"/>
-          <w:b w:val="0"/>
-          <w:bCs w:val="0"/>
-          <w:sz w:val="28"/>
-          <w:szCs w:val="28"/>
-          <w:lang w:val="en-US"/>
-        </w:rPr>
-      </w:r>
-      <w:r/>
-    </w:p>
-    <w:p>
-      <w:pPr>
-        <w:pBdr/>
-        <w:spacing/>
-        <w:ind/>
-        <w:rPr/>
-      </w:pPr>
-      <w:r>
-        <w:rPr>
-          <w:rFonts w:ascii="Times New Roman" w:hAnsi="Times New Roman" w:cs="Times New Roman"/>
-          <w:b w:val="0"/>
-          <w:bCs w:val="0"/>
-          <w:sz w:val="28"/>
-          <w:szCs w:val="28"/>
-          <w:lang w:val="en-US"/>
-        </w:rPr>
-        <w:t xml:space="preserve">template &lt;typename T&gt;</w:t>
-      </w:r>
-      <w:r/>
-    </w:p>
-    <w:p>
-      <w:pPr>
-        <w:pBdr/>
-        <w:spacing/>
-        <w:ind/>
-        <w:rPr/>
-      </w:pPr>
-      <w:r>
-        <w:rPr>
-          <w:rFonts w:ascii="Times New Roman" w:hAnsi="Times New Roman" w:cs="Times New Roman"/>
-          <w:b w:val="0"/>
-          <w:bCs w:val="0"/>
-          <w:sz w:val="28"/>
-          <w:szCs w:val="28"/>
-          <w:lang w:val="en-US"/>
-        </w:rPr>
-        <w:t xml:space="preserve">class PairBox&lt;T, T&gt; {</w:t>
-      </w:r>
-      <w:r/>
-    </w:p>
-    <w:p>
-      <w:pPr>
-        <w:pBdr/>
-        <w:spacing/>
-        <w:ind/>
-        <w:rPr/>
-      </w:pPr>
-      <w:r>
-        <w:rPr>
-          <w:rFonts w:ascii="Times New Roman" w:hAnsi="Times New Roman" w:cs="Times New Roman"/>
-          <w:b w:val="0"/>
-          <w:bCs w:val="0"/>
-          <w:sz w:val="28"/>
-          <w:szCs w:val="28"/>
-          <w:lang w:val="en-US"/>
-        </w:rPr>
-        <w:t xml:space="preserve">private:</w:t>
-      </w:r>
-      <w:r/>
-    </w:p>
-    <w:p>
-      <w:pPr>
-        <w:pBdr/>
-        <w:spacing/>
-        <w:ind/>
-        <w:rPr/>
-      </w:pPr>
-      <w:r>
-        <w:rPr>
-          <w:rFonts w:ascii="Times New Roman" w:hAnsi="Times New Roman" w:cs="Times New Roman"/>
-          <w:b w:val="0"/>
-          <w:bCs w:val="0"/>
-          <w:sz w:val="28"/>
-          <w:szCs w:val="28"/>
-          <w:lang w:val="en-US"/>
-        </w:rPr>
-        <w:t xml:space="preserve">    T first;</w:t>
-      </w:r>
-      <w:r/>
-    </w:p>
-    <w:p>
-      <w:pPr>
-        <w:pBdr/>
-        <w:spacing/>
-        <w:ind/>
-        <w:rPr/>
-      </w:pPr>
-      <w:r>
-        <w:rPr>
-          <w:rFonts w:ascii="Times New Roman" w:hAnsi="Times New Roman" w:cs="Times New Roman"/>
-          <w:b w:val="0"/>
-          <w:bCs w:val="0"/>
-          <w:sz w:val="28"/>
-          <w:szCs w:val="28"/>
-          <w:lang w:val="en-US"/>
-        </w:rPr>
-        <w:t xml:space="preserve">    T second;</w:t>
-      </w:r>
-      <w:r/>
-    </w:p>
-    <w:p>
-      <w:pPr>
-        <w:pBdr/>
-        <w:spacing/>
-        <w:ind/>
-        <w:rPr/>
-      </w:pPr>
-      <w:r>
-        <w:rPr>
-          <w:rFonts w:ascii="Times New Roman" w:hAnsi="Times New Roman" w:cs="Times New Roman"/>
-          <w:b w:val="0"/>
-          <w:bCs w:val="0"/>
-          <w:sz w:val="28"/>
-          <w:szCs w:val="28"/>
-          <w:lang w:val="en-US"/>
-        </w:rPr>
-      </w:r>
-      <w:r/>
-    </w:p>
-    <w:p>
-      <w:pPr>
-        <w:pBdr/>
-        <w:spacing/>
-        <w:ind/>
-        <w:rPr/>
-      </w:pPr>
-      <w:r>
-        <w:rPr>
-          <w:rFonts w:ascii="Times New Roman" w:hAnsi="Times New Roman" w:cs="Times New Roman"/>
-          <w:b w:val="0"/>
-          <w:bCs w:val="0"/>
-          <w:sz w:val="28"/>
-          <w:szCs w:val="28"/>
-          <w:lang w:val="en-US"/>
-        </w:rPr>
-        <w:t xml:space="preserve">public:</w:t>
-      </w:r>
-      <w:r/>
-    </w:p>
-    <w:p>
-      <w:pPr>
-        <w:pBdr/>
-        <w:spacing/>
-        <w:ind/>
-        <w:rPr/>
-      </w:pPr>
-      <w:r>
-        <w:rPr>
-          <w:rFonts w:ascii="Times New Roman" w:hAnsi="Times New Roman" w:cs="Times New Roman"/>
-          <w:b w:val="0"/>
-          <w:bCs w:val="0"/>
-          <w:sz w:val="28"/>
-          <w:szCs w:val="28"/>
-          <w:lang w:val="en-US"/>
-        </w:rPr>
-        <w:t xml:space="preserve">    PairBox(const T&amp; a, const T&amp; b) : first(a), second(b) {}</w:t>
-      </w:r>
-      <w:r/>
-    </w:p>
-    <w:p>
-      <w:pPr>
-        <w:pBdr/>
-        <w:spacing/>
-        <w:ind/>
-        <w:rPr/>
-      </w:pPr>
-      <w:r>
-        <w:rPr>
-          <w:rFonts w:ascii="Times New Roman" w:hAnsi="Times New Roman" w:cs="Times New Roman"/>
-          <w:b w:val="0"/>
-          <w:bCs w:val="0"/>
-          <w:sz w:val="28"/>
-          <w:szCs w:val="28"/>
-          <w:lang w:val="en-US"/>
-        </w:rPr>
-        <w:t xml:space="preserve">    ~PairBox() {}</w:t>
-      </w:r>
-      <w:r/>
-    </w:p>
-    <w:p>
-      <w:pPr>
-        <w:pBdr/>
-        <w:spacing/>
-        <w:ind/>
-        <w:rPr/>
-      </w:pPr>
-      <w:r>
-        <w:rPr>
-          <w:rFonts w:ascii="Times New Roman" w:hAnsi="Times New Roman" w:cs="Times New Roman"/>
-          <w:b w:val="0"/>
-          <w:bCs w:val="0"/>
-          <w:sz w:val="28"/>
-          <w:szCs w:val="28"/>
-          <w:lang w:val="en-US"/>
-        </w:rPr>
-      </w:r>
-      <w:r/>
-    </w:p>
-    <w:p>
-      <w:pPr>
-        <w:pBdr/>
-        <w:spacing/>
-        <w:ind/>
-        <w:rPr/>
-      </w:pPr>
-      <w:r>
-        <w:rPr>
-          <w:rFonts w:ascii="Times New Roman" w:hAnsi="Times New Roman" w:cs="Times New Roman"/>
-          <w:b w:val="0"/>
-          <w:bCs w:val="0"/>
-          <w:sz w:val="28"/>
-          <w:szCs w:val="28"/>
-          <w:lang w:val="en-US"/>
-        </w:rPr>
-        <w:t xml:space="preserve">    T get_first() const { return first; }</w:t>
-      </w:r>
-      <w:r/>
-    </w:p>
-    <w:p>
-      <w:pPr>
-        <w:pBdr/>
-        <w:spacing/>
-        <w:ind/>
-        <w:rPr/>
-      </w:pPr>
-      <w:r>
-        <w:rPr>
-          <w:rFonts w:ascii="Times New Roman" w:hAnsi="Times New Roman" w:cs="Times New Roman"/>
-          <w:b w:val="0"/>
-          <w:bCs w:val="0"/>
-          <w:sz w:val="28"/>
-          <w:szCs w:val="28"/>
-          <w:lang w:val="en-US"/>
-        </w:rPr>
-        <w:t xml:space="preserve">    T get_second() const { return second; }</w:t>
-      </w:r>
-      <w:r/>
-    </w:p>
-    <w:p>
-      <w:pPr>
-        <w:pBdr/>
-        <w:spacing/>
-        <w:ind/>
-        <w:rPr/>
-      </w:pPr>
-      <w:r>
-        <w:rPr>
-          <w:rFonts w:ascii="Times New Roman" w:hAnsi="Times New Roman" w:cs="Times New Roman"/>
-          <w:b w:val="0"/>
-          <w:bCs w:val="0"/>
-          <w:sz w:val="28"/>
-          <w:szCs w:val="28"/>
-          <w:lang w:val="en-US"/>
-        </w:rPr>
-      </w:r>
-      <w:r/>
-    </w:p>
-    <w:p>
-      <w:pPr>
-        <w:pBdr/>
-        <w:spacing/>
-        <w:ind/>
-        <w:rPr/>
-      </w:pPr>
-      <w:r>
-        <w:rPr>
-          <w:rFonts w:ascii="Times New Roman" w:hAnsi="Times New Roman" w:cs="Times New Roman"/>
-          <w:b w:val="0"/>
-          <w:bCs w:val="0"/>
-          <w:sz w:val="28"/>
-          <w:szCs w:val="28"/>
-          <w:lang w:val="en-US"/>
-        </w:rPr>
-        <w:t xml:space="preserve">    void print_pair() const {</w:t>
-      </w:r>
-      <w:r/>
-    </w:p>
-    <w:p>
-      <w:pPr>
-        <w:pBdr/>
-        <w:spacing/>
-        <w:ind/>
-        <w:rPr/>
-      </w:pPr>
-      <w:r>
-        <w:rPr>
-          <w:rFonts w:ascii="Times New Roman" w:hAnsi="Times New Roman" w:cs="Times New Roman"/>
-          <w:b w:val="0"/>
-          <w:bCs w:val="0"/>
-          <w:sz w:val="28"/>
-          <w:szCs w:val="28"/>
-          <w:lang w:val="en-US"/>
-        </w:rPr>
-        <w:t xml:space="preserve">        std::cout &lt;&lt; "[PairBox&lt;T, T&gt; partial] обидва елементи одного типу\n";</w:t>
-      </w:r>
-      <w:r/>
-    </w:p>
-    <w:p>
-      <w:pPr>
-        <w:pBdr/>
-        <w:spacing/>
-        <w:ind/>
-        <w:rPr/>
-      </w:pPr>
-      <w:r>
-        <w:rPr>
-          <w:rFonts w:ascii="Times New Roman" w:hAnsi="Times New Roman" w:cs="Times New Roman"/>
-          <w:b w:val="0"/>
-          <w:bCs w:val="0"/>
-          <w:sz w:val="28"/>
-          <w:szCs w:val="28"/>
-          <w:lang w:val="en-US"/>
-        </w:rPr>
-        <w:t xml:space="preserve">        std::cout &lt;&lt; "  first:  " &lt;&lt; first &lt;&lt; "\n";</w:t>
-      </w:r>
-      <w:r/>
-    </w:p>
-    <w:p>
-      <w:pPr>
-        <w:pBdr/>
-        <w:spacing/>
-        <w:ind/>
-        <w:rPr/>
-      </w:pPr>
-      <w:r>
-        <w:rPr>
-          <w:rFonts w:ascii="Times New Roman" w:hAnsi="Times New Roman" w:cs="Times New Roman"/>
-          <w:b w:val="0"/>
-          <w:bCs w:val="0"/>
-          <w:sz w:val="28"/>
-          <w:szCs w:val="28"/>
-          <w:lang w:val="en-US"/>
-        </w:rPr>
-        <w:t xml:space="preserve">        std::cout &lt;&lt; "  second: " &lt;&lt; second &lt;&lt; "\n";</w:t>
-      </w:r>
-      <w:r/>
-    </w:p>
-    <w:p>
-      <w:pPr>
-        <w:pBdr/>
-        <w:spacing/>
-        <w:ind/>
-        <w:rPr/>
-      </w:pPr>
-      <w:r>
-        <w:rPr>
-          <w:rFonts w:ascii="Times New Roman" w:hAnsi="Times New Roman" w:cs="Times New Roman"/>
-          <w:b w:val="0"/>
-          <w:bCs w:val="0"/>
-          <w:sz w:val="28"/>
-          <w:szCs w:val="28"/>
-          <w:lang w:val="en-US"/>
-        </w:rPr>
-        <w:t xml:space="preserve">        std::cout &lt;&lt; "  більший: " &lt;&lt; ((first &gt; second) ? first : second) &lt;&lt; "\n";</w:t>
-      </w:r>
-      <w:r/>
-    </w:p>
-    <w:p>
-      <w:pPr>
-        <w:pBdr/>
-        <w:spacing/>
-        <w:ind/>
-        <w:rPr/>
-      </w:pPr>
-      <w:r>
-        <w:rPr>
-          <w:rFonts w:ascii="Times New Roman" w:hAnsi="Times New Roman" w:cs="Times New Roman"/>
-          <w:b w:val="0"/>
-          <w:bCs w:val="0"/>
-          <w:sz w:val="28"/>
-          <w:szCs w:val="28"/>
-          <w:lang w:val="en-US"/>
-        </w:rPr>
-        <w:t xml:space="preserve">    }</w:t>
-      </w:r>
-      <w:r/>
-    </w:p>
-    <w:p>
-      <w:pPr>
-        <w:pBdr/>
-        <w:spacing/>
-        <w:ind/>
-        <w:rPr/>
-      </w:pPr>
-      <w:r>
-        <w:rPr>
-          <w:rFonts w:ascii="Times New Roman" w:hAnsi="Times New Roman" w:cs="Times New Roman"/>
-          <w:b w:val="0"/>
-          <w:bCs w:val="0"/>
-          <w:sz w:val="28"/>
-          <w:szCs w:val="28"/>
-          <w:lang w:val="en-US"/>
-        </w:rPr>
-        <w:t xml:space="preserve">};</w:t>
-      </w:r>
-      <w:r/>
-    </w:p>
-    <w:p>
-      <w:pPr>
-        <w:pBdr/>
-        <w:spacing/>
-        <w:ind/>
-        <w:rPr/>
-      </w:pPr>
-      <w:r>
-        <w:rPr>
-          <w:rFonts w:ascii="Times New Roman" w:hAnsi="Times New Roman" w:cs="Times New Roman"/>
-          <w:b w:val="0"/>
-          <w:bCs w:val="0"/>
-          <w:sz w:val="28"/>
-          <w:szCs w:val="28"/>
-          <w:lang w:val="en-US"/>
-        </w:rPr>
-      </w:r>
-      <w:r/>
-    </w:p>
-    <w:p>
-      <w:pPr>
-        <w:pBdr/>
-        <w:spacing/>
-        <w:ind/>
-        <w:rPr/>
-      </w:pPr>
-      <w:r>
-        <w:rPr>
-          <w:rFonts w:ascii="Times New Roman" w:hAnsi="Times New Roman" w:cs="Times New Roman"/>
-          <w:b w:val="0"/>
-          <w:bCs w:val="0"/>
-          <w:sz w:val="28"/>
-          <w:szCs w:val="28"/>
-          <w:lang w:val="en-US"/>
-        </w:rPr>
-        <w:t xml:space="preserve">template &lt;&gt;</w:t>
-      </w:r>
-      <w:r/>
-    </w:p>
-    <w:p>
-      <w:pPr>
-        <w:pBdr/>
-        <w:spacing/>
-        <w:ind/>
-        <w:rPr/>
-      </w:pPr>
-      <w:r>
-        <w:rPr>
-          <w:rFonts w:ascii="Times New Roman" w:hAnsi="Times New Roman" w:cs="Times New Roman"/>
-          <w:b w:val="0"/>
-          <w:bCs w:val="0"/>
-          <w:sz w:val="28"/>
-          <w:szCs w:val="28"/>
-          <w:lang w:val="en-US"/>
-        </w:rPr>
-        <w:t xml:space="preserve">class PairBox&lt;bool, std::string&gt; {</w:t>
-      </w:r>
-      <w:r/>
-    </w:p>
-    <w:p>
-      <w:pPr>
-        <w:pBdr/>
-        <w:spacing/>
-        <w:ind/>
-        <w:rPr/>
-      </w:pPr>
-      <w:r>
-        <w:rPr>
-          <w:rFonts w:ascii="Times New Roman" w:hAnsi="Times New Roman" w:cs="Times New Roman"/>
-          <w:b w:val="0"/>
-          <w:bCs w:val="0"/>
-          <w:sz w:val="28"/>
-          <w:szCs w:val="28"/>
-          <w:lang w:val="en-US"/>
-        </w:rPr>
-        <w:t xml:space="preserve">private:</w:t>
-      </w:r>
-      <w:r/>
-    </w:p>
-    <w:p>
-      <w:pPr>
-        <w:pBdr/>
-        <w:spacing/>
-        <w:ind/>
-        <w:rPr/>
-      </w:pPr>
-      <w:r>
-        <w:rPr>
-          <w:rFonts w:ascii="Times New Roman" w:hAnsi="Times New Roman" w:cs="Times New Roman"/>
-          <w:b w:val="0"/>
-          <w:bCs w:val="0"/>
-          <w:sz w:val="28"/>
-          <w:szCs w:val="28"/>
-          <w:lang w:val="en-US"/>
-        </w:rPr>
-        <w:t xml:space="preserve">    bool hasWireless;</w:t>
-      </w:r>
-      <w:r/>
-    </w:p>
-    <w:p>
-      <w:pPr>
-        <w:pBdr/>
-        <w:spacing/>
-        <w:ind/>
-        <w:rPr/>
-      </w:pPr>
-      <w:r>
-        <w:rPr>
-          <w:rFonts w:ascii="Times New Roman" w:hAnsi="Times New Roman" w:cs="Times New Roman"/>
-          <w:b w:val="0"/>
-          <w:bCs w:val="0"/>
-          <w:sz w:val="28"/>
-          <w:szCs w:val="28"/>
-          <w:lang w:val="en-US"/>
-        </w:rPr>
-        <w:t xml:space="preserve">    std::string alertMethod;</w:t>
-      </w:r>
-      <w:r/>
-    </w:p>
-    <w:p>
-      <w:pPr>
-        <w:pBdr/>
-        <w:spacing/>
-        <w:ind/>
-        <w:rPr/>
-      </w:pPr>
-      <w:r>
-        <w:rPr>
-          <w:rFonts w:ascii="Times New Roman" w:hAnsi="Times New Roman" w:cs="Times New Roman"/>
-          <w:b w:val="0"/>
-          <w:bCs w:val="0"/>
-          <w:sz w:val="28"/>
-          <w:szCs w:val="28"/>
-          <w:lang w:val="en-US"/>
-        </w:rPr>
-      </w:r>
-      <w:r/>
-    </w:p>
-    <w:p>
-      <w:pPr>
-        <w:pBdr/>
-        <w:spacing/>
-        <w:ind/>
-        <w:rPr/>
-      </w:pPr>
-      <w:r>
-        <w:rPr>
-          <w:rFonts w:ascii="Times New Roman" w:hAnsi="Times New Roman" w:cs="Times New Roman"/>
-          <w:b w:val="0"/>
-          <w:bCs w:val="0"/>
-          <w:sz w:val="28"/>
-          <w:szCs w:val="28"/>
-          <w:lang w:val="en-US"/>
-        </w:rPr>
-        <w:t xml:space="preserve">public:</w:t>
-      </w:r>
-      <w:r/>
-    </w:p>
-    <w:p>
-      <w:pPr>
-        <w:pBdr/>
-        <w:spacing/>
-        <w:ind/>
-        <w:rPr/>
-      </w:pPr>
-      <w:r>
-        <w:rPr>
-          <w:rFonts w:ascii="Times New Roman" w:hAnsi="Times New Roman" w:cs="Times New Roman"/>
-          <w:b w:val="0"/>
-          <w:bCs w:val="0"/>
-          <w:sz w:val="28"/>
-          <w:szCs w:val="28"/>
-          <w:lang w:val="en-US"/>
-        </w:rPr>
-        <w:t xml:space="preserve">    PairBox(bool wireless, const std::string&amp; method)</w:t>
-      </w:r>
-      <w:r/>
-    </w:p>
-    <w:p>
-      <w:pPr>
-        <w:pBdr/>
-        <w:spacing/>
-        <w:ind/>
-        <w:rPr/>
-      </w:pPr>
-      <w:r>
-        <w:rPr>
-          <w:rFonts w:ascii="Times New Roman" w:hAnsi="Times New Roman" w:cs="Times New Roman"/>
-          <w:b w:val="0"/>
-          <w:bCs w:val="0"/>
-          <w:sz w:val="28"/>
-          <w:szCs w:val="28"/>
-          <w:lang w:val="en-US"/>
-        </w:rPr>
-        <w:t xml:space="preserve">        : hasWireless(wireless), alertMethod(method) {}</w:t>
-      </w:r>
-      <w:r/>
-    </w:p>
-    <w:p>
-      <w:pPr>
-        <w:pBdr/>
-        <w:spacing/>
-        <w:ind/>
-        <w:rPr/>
-      </w:pPr>
-      <w:r>
-        <w:rPr>
-          <w:rFonts w:ascii="Times New Roman" w:hAnsi="Times New Roman" w:cs="Times New Roman"/>
-          <w:b w:val="0"/>
-          <w:bCs w:val="0"/>
-          <w:sz w:val="28"/>
-          <w:szCs w:val="28"/>
-          <w:lang w:val="en-US"/>
-        </w:rPr>
-        <w:t xml:space="preserve">    ~PairBox() {}</w:t>
-      </w:r>
-      <w:r/>
-    </w:p>
-    <w:p>
-      <w:pPr>
-        <w:pBdr/>
-        <w:spacing/>
-        <w:ind/>
-        <w:rPr/>
-      </w:pPr>
-      <w:r>
-        <w:rPr>
-          <w:rFonts w:ascii="Times New Roman" w:hAnsi="Times New Roman" w:cs="Times New Roman"/>
-          <w:b w:val="0"/>
-          <w:bCs w:val="0"/>
-          <w:sz w:val="28"/>
-          <w:szCs w:val="28"/>
-          <w:lang w:val="en-US"/>
-        </w:rPr>
-      </w:r>
-      <w:r/>
-    </w:p>
-    <w:p>
-      <w:pPr>
-        <w:pBdr/>
-        <w:spacing/>
-        <w:ind/>
-        <w:rPr/>
-      </w:pPr>
-      <w:r>
-        <w:rPr>
-          <w:rFonts w:ascii="Times New Roman" w:hAnsi="Times New Roman" w:cs="Times New Roman"/>
-          <w:b w:val="0"/>
-          <w:bCs w:val="0"/>
-          <w:sz w:val="28"/>
-          <w:szCs w:val="28"/>
-          <w:lang w:val="en-US"/>
-        </w:rPr>
-        <w:t xml:space="preserve">    bool get_first() const { return hasWireless; }</w:t>
-      </w:r>
-      <w:r/>
-    </w:p>
-    <w:p>
-      <w:pPr>
-        <w:pBdr/>
-        <w:spacing/>
-        <w:ind/>
-        <w:rPr/>
-      </w:pPr>
-      <w:r>
-        <w:rPr>
-          <w:rFonts w:ascii="Times New Roman" w:hAnsi="Times New Roman" w:cs="Times New Roman"/>
-          <w:b w:val="0"/>
-          <w:bCs w:val="0"/>
-          <w:sz w:val="28"/>
-          <w:szCs w:val="28"/>
-          <w:lang w:val="en-US"/>
-        </w:rPr>
-        <w:t xml:space="preserve">    std::string get_second() const { return alertMethod; }</w:t>
-      </w:r>
-      <w:r/>
-    </w:p>
-    <w:p>
-      <w:pPr>
-        <w:pBdr/>
-        <w:spacing/>
-        <w:ind/>
-        <w:rPr/>
-      </w:pPr>
-      <w:r>
-        <w:rPr>
-          <w:rFonts w:ascii="Times New Roman" w:hAnsi="Times New Roman" w:cs="Times New Roman"/>
-          <w:b w:val="0"/>
-          <w:bCs w:val="0"/>
-          <w:sz w:val="28"/>
-          <w:szCs w:val="28"/>
-          <w:lang w:val="en-US"/>
-        </w:rPr>
-      </w:r>
-      <w:r/>
-    </w:p>
-    <w:p>
-      <w:pPr>
-        <w:pBdr/>
-        <w:spacing/>
-        <w:ind/>
-        <w:rPr/>
-      </w:pPr>
-      <w:r>
-        <w:rPr>
-          <w:rFonts w:ascii="Times New Roman" w:hAnsi="Times New Roman" w:cs="Times New Roman"/>
-          <w:b w:val="0"/>
-          <w:bCs w:val="0"/>
-          <w:sz w:val="28"/>
-          <w:szCs w:val="28"/>
-          <w:lang w:val="en-US"/>
-        </w:rPr>
-        <w:t xml:space="preserve">    void print_pair() const {</w:t>
-      </w:r>
-      <w:r/>
-    </w:p>
-    <w:p>
-      <w:pPr>
-        <w:pBdr/>
-        <w:spacing/>
-        <w:ind/>
-        <w:rPr/>
-      </w:pPr>
-      <w:r>
-        <w:rPr>
-          <w:rFonts w:ascii="Times New Roman" w:hAnsi="Times New Roman" w:cs="Times New Roman"/>
-          <w:b w:val="0"/>
-          <w:bCs w:val="0"/>
-          <w:sz w:val="28"/>
-          <w:szCs w:val="28"/>
-          <w:lang w:val="en-US"/>
-        </w:rPr>
-        <w:t xml:space="preserve">        std::cout &lt;&lt; "[PairBox&lt;bool, string&gt; full] поля сигналізації\n";</w:t>
-      </w:r>
-      <w:r/>
-    </w:p>
-    <w:p>
-      <w:pPr>
-        <w:pBdr/>
-        <w:spacing/>
-        <w:ind/>
-        <w:rPr/>
-      </w:pPr>
-      <w:r>
-        <w:rPr>
-          <w:rFonts w:ascii="Times New Roman" w:hAnsi="Times New Roman" w:cs="Times New Roman"/>
-          <w:b w:val="0"/>
-          <w:bCs w:val="0"/>
-          <w:sz w:val="28"/>
-          <w:szCs w:val="28"/>
-          <w:lang w:val="en-US"/>
-        </w:rPr>
-        <w:t xml:space="preserve">        std::cout &lt;&lt; "  бездротові: " &lt;&lt; (hasWireless ? "так" : "ні") &lt;&lt; "\n";</w:t>
-      </w:r>
-      <w:r/>
-    </w:p>
-    <w:p>
-      <w:pPr>
-        <w:pBdr/>
-        <w:spacing/>
-        <w:ind/>
-        <w:rPr/>
-      </w:pPr>
-      <w:r>
-        <w:rPr>
-          <w:rFonts w:ascii="Times New Roman" w:hAnsi="Times New Roman" w:cs="Times New Roman"/>
-          <w:b w:val="0"/>
-          <w:bCs w:val="0"/>
-          <w:sz w:val="28"/>
-          <w:szCs w:val="28"/>
-          <w:lang w:val="en-US"/>
-        </w:rPr>
-        <w:t xml:space="preserve">        std::cout &lt;&lt; "  оповіщення: " &lt;&lt; alertMethod &lt;&lt; "\n";</w:t>
-      </w:r>
-      <w:r/>
-    </w:p>
-    <w:p>
-      <w:pPr>
-        <w:pBdr/>
-        <w:spacing/>
-        <w:ind/>
-        <w:rPr/>
-      </w:pPr>
-      <w:r>
-        <w:rPr>
-          <w:rFonts w:ascii="Times New Roman" w:hAnsi="Times New Roman" w:cs="Times New Roman"/>
-          <w:b w:val="0"/>
-          <w:bCs w:val="0"/>
-          <w:sz w:val="28"/>
-          <w:szCs w:val="28"/>
-          <w:lang w:val="en-US"/>
-        </w:rPr>
-        <w:t xml:space="preserve">    }</w:t>
-      </w:r>
-      <w:r/>
-    </w:p>
-    <w:p>
-      <w:pPr>
-        <w:pBdr/>
-        <w:spacing/>
-        <w:ind/>
-        <w:rPr/>
-      </w:pPr>
-      <w:r>
-        <w:rPr>
-          <w:rFonts w:ascii="Times New Roman" w:hAnsi="Times New Roman" w:cs="Times New Roman"/>
-          <w:b w:val="0"/>
-          <w:bCs w:val="0"/>
-          <w:sz w:val="28"/>
-          <w:szCs w:val="28"/>
-          <w:lang w:val="en-US"/>
-        </w:rPr>
-        <w:t xml:space="preserve">};</w:t>
-      </w:r>
-      <w:r/>
-    </w:p>
-    <w:p>
-      <w:pPr>
-        <w:pBdr/>
-        <w:spacing/>
-        <w:ind/>
-        <w:rPr/>
-      </w:pPr>
-      <w:r>
-        <w:rPr>
-          <w:rFonts w:ascii="Times New Roman" w:hAnsi="Times New Roman" w:cs="Times New Roman"/>
-          <w:b w:val="0"/>
-          <w:bCs w:val="0"/>
-          <w:sz w:val="28"/>
-          <w:szCs w:val="28"/>
-          <w:lang w:val="en-US"/>
-        </w:rPr>
-      </w:r>
-      <w:r/>
-    </w:p>
-    <w:p>
-      <w:pPr>
-        <w:pBdr/>
-        <w:spacing/>
-        <w:ind/>
-        <w:rPr/>
-      </w:pPr>
-      <w:r>
-        <w:rPr>
-          <w:rFonts w:ascii="Times New Roman" w:hAnsi="Times New Roman" w:cs="Times New Roman"/>
-          <w:b w:val="0"/>
-          <w:bCs w:val="0"/>
-          <w:sz w:val="28"/>
-          <w:szCs w:val="28"/>
-          <w:lang w:val="en-US"/>
-        </w:rPr>
-        <w:t xml:space="preserve">#endif</w:t>
-      </w:r>
-      <w:r/>
-    </w:p>
-    <w:p>
-      <w:pPr>
-        <w:pBdr/>
-        <w:spacing/>
-        <w:ind/>
-        <w:rPr/>
-      </w:pPr>
-      <w:r>
-        <w:rPr>
-          <w:rFonts w:ascii="Times New Roman" w:hAnsi="Times New Roman" w:cs="Times New Roman"/>
-          <w:b w:val="0"/>
-          <w:bCs w:val="0"/>
-          <w:sz w:val="28"/>
-          <w:szCs w:val="28"/>
-          <w:lang w:val="en-US"/>
-        </w:rPr>
-      </w:r>
-      <w:r/>
-    </w:p>
-    <w:p>
-      <w:pPr>
-        <w:pBdr/>
-        <w:spacing/>
-        <w:ind/>
-        <w:rPr/>
-      </w:pPr>
-      <w:r>
-        <w:rPr>
-          <w:rFonts w:ascii="Times New Roman" w:hAnsi="Times New Roman" w:cs="Times New Roman"/>
-          <w:b w:val="0"/>
-          <w:bCs w:val="0"/>
-          <w:sz w:val="28"/>
-          <w:szCs w:val="28"/>
-          <w:lang w:val="en-US"/>
-        </w:rPr>
-        <w:t xml:space="preserve">—— Файл: main.cpp ———</w:t>
-      </w:r>
-      <w:r/>
-    </w:p>
-    <w:p>
-      <w:pPr>
-        <w:pBdr/>
-        <w:spacing/>
-        <w:ind/>
-        <w:rPr/>
-      </w:pPr>
-      <w:r>
-        <w:rPr>
-          <w:rFonts w:ascii="Times New Roman" w:hAnsi="Times New Roman" w:cs="Times New Roman"/>
-          <w:b w:val="0"/>
-          <w:bCs w:val="0"/>
-          <w:sz w:val="28"/>
-          <w:szCs w:val="28"/>
-          <w:lang w:val="en-US"/>
-        </w:rPr>
-      </w:r>
-      <w:r/>
-    </w:p>
-    <w:p>
-      <w:pPr>
-        <w:pBdr/>
-        <w:spacing/>
-        <w:ind/>
-        <w:rPr/>
-      </w:pPr>
-      <w:r>
-        <w:rPr>
-          <w:rFonts w:ascii="Times New Roman" w:hAnsi="Times New Roman" w:cs="Times New Roman"/>
-          <w:b w:val="0"/>
-          <w:bCs w:val="0"/>
-          <w:sz w:val="28"/>
-          <w:szCs w:val="28"/>
-          <w:lang w:val="en-US"/>
-        </w:rPr>
-        <w:t xml:space="preserve">#include &lt;iostream&gt;</w:t>
-      </w:r>
-      <w:r/>
-    </w:p>
-    <w:p>
-      <w:pPr>
-        <w:pBdr/>
-        <w:spacing/>
-        <w:ind/>
-        <w:rPr/>
-      </w:pPr>
-      <w:r>
-        <w:rPr>
-          <w:rFonts w:ascii="Times New Roman" w:hAnsi="Times New Roman" w:cs="Times New Roman"/>
-          <w:b w:val="0"/>
-          <w:bCs w:val="0"/>
-          <w:sz w:val="28"/>
-          <w:szCs w:val="28"/>
-          <w:lang w:val="en-US"/>
-        </w:rPr>
-        <w:t xml:space="preserve">#include &lt;string&gt;</w:t>
-      </w:r>
-      <w:r/>
-    </w:p>
-    <w:p>
-      <w:pPr>
-        <w:pBdr/>
-        <w:spacing/>
-        <w:ind/>
-        <w:rPr/>
-      </w:pPr>
-      <w:r>
-        <w:rPr>
-          <w:rFonts w:ascii="Times New Roman" w:hAnsi="Times New Roman" w:cs="Times New Roman"/>
-          <w:b w:val="0"/>
-          <w:bCs w:val="0"/>
-          <w:sz w:val="28"/>
-          <w:szCs w:val="28"/>
-          <w:lang w:val="en-US"/>
-        </w:rPr>
-        <w:t xml:space="preserve">#include "signaling.h"</w:t>
-      </w:r>
-      <w:r/>
-    </w:p>
-    <w:p>
-      <w:pPr>
-        <w:pBdr/>
-        <w:spacing/>
-        <w:ind/>
-        <w:rPr/>
-      </w:pPr>
-      <w:r>
-        <w:rPr>
-          <w:rFonts w:ascii="Times New Roman" w:hAnsi="Times New Roman" w:cs="Times New Roman"/>
-          <w:b w:val="0"/>
-          <w:bCs w:val="0"/>
-          <w:sz w:val="28"/>
-          <w:szCs w:val="28"/>
-          <w:lang w:val="en-US"/>
-        </w:rPr>
-        <w:t xml:space="preserve">#include "max_utils.h"</w:t>
-      </w:r>
-      <w:r/>
-    </w:p>
-    <w:p>
-      <w:pPr>
-        <w:pBdr/>
-        <w:spacing/>
-        <w:ind/>
-        <w:rPr/>
-      </w:pPr>
-      <w:r>
-        <w:rPr>
-          <w:rFonts w:ascii="Times New Roman" w:hAnsi="Times New Roman" w:cs="Times New Roman"/>
-          <w:b w:val="0"/>
-          <w:bCs w:val="0"/>
-          <w:sz w:val="28"/>
-          <w:szCs w:val="28"/>
-          <w:lang w:val="en-US"/>
-        </w:rPr>
-        <w:t xml:space="preserve">#include "repository.h"</w:t>
-      </w:r>
-      <w:r/>
-    </w:p>
-    <w:p>
-      <w:pPr>
-        <w:pBdr/>
-        <w:spacing/>
-        <w:ind/>
-        <w:rPr/>
-      </w:pPr>
-      <w:r>
-        <w:rPr>
-          <w:rFonts w:ascii="Times New Roman" w:hAnsi="Times New Roman" w:cs="Times New Roman"/>
-          <w:b w:val="0"/>
-          <w:bCs w:val="0"/>
-          <w:sz w:val="28"/>
-          <w:szCs w:val="28"/>
-          <w:lang w:val="en-US"/>
-        </w:rPr>
-        <w:t xml:space="preserve">#include "pair_box.h"</w:t>
-      </w:r>
-      <w:r/>
-    </w:p>
-    <w:p>
-      <w:pPr>
-        <w:pBdr/>
-        <w:spacing/>
-        <w:ind/>
-        <w:rPr/>
-      </w:pPr>
-      <w:r>
-        <w:rPr>
-          <w:rFonts w:ascii="Times New Roman" w:hAnsi="Times New Roman" w:cs="Times New Roman"/>
-          <w:b w:val="0"/>
-          <w:bCs w:val="0"/>
-          <w:sz w:val="28"/>
-          <w:szCs w:val="28"/>
-          <w:lang w:val="en-US"/>
-        </w:rPr>
-      </w:r>
-      <w:r/>
-    </w:p>
-    <w:p>
-      <w:pPr>
-        <w:pBdr/>
-        <w:spacing/>
-        <w:ind/>
-        <w:rPr/>
-      </w:pPr>
-      <w:r>
-        <w:rPr>
-          <w:rFonts w:ascii="Times New Roman" w:hAnsi="Times New Roman" w:cs="Times New Roman"/>
-          <w:b w:val="0"/>
-          <w:bCs w:val="0"/>
-          <w:sz w:val="28"/>
-          <w:szCs w:val="28"/>
-          <w:lang w:val="en-US"/>
-        </w:rPr>
-        <w:t xml:space="preserve">using namespace std;</w:t>
-      </w:r>
-      <w:r/>
-    </w:p>
-    <w:p>
-      <w:pPr>
-        <w:pBdr/>
-        <w:spacing/>
-        <w:ind/>
-        <w:rPr/>
-      </w:pPr>
-      <w:r>
-        <w:rPr>
-          <w:rFonts w:ascii="Times New Roman" w:hAnsi="Times New Roman" w:cs="Times New Roman"/>
-          <w:b w:val="0"/>
-          <w:bCs w:val="0"/>
-          <w:sz w:val="28"/>
-          <w:szCs w:val="28"/>
-          <w:lang w:val="en-US"/>
-        </w:rPr>
-      </w:r>
-      <w:r/>
-    </w:p>
-    <w:p>
-      <w:pPr>
-        <w:pBdr/>
-        <w:spacing/>
-        <w:ind/>
-        <w:rPr/>
-      </w:pPr>
-      <w:r>
-        <w:rPr>
-          <w:rFonts w:ascii="Times New Roman" w:hAnsi="Times New Roman" w:cs="Times New Roman"/>
-          <w:b w:val="0"/>
-          <w:bCs w:val="0"/>
-          <w:sz w:val="28"/>
-          <w:szCs w:val="28"/>
-          <w:lang w:val="en-US"/>
-        </w:rPr>
-        <w:t xml:space="preserve">int main() {</w:t>
-      </w:r>
-      <w:r/>
-    </w:p>
-    <w:p>
-      <w:pPr>
-        <w:pBdr/>
-        <w:spacing/>
-        <w:ind/>
-        <w:rPr/>
-      </w:pPr>
-      <w:r>
-        <w:rPr>
-          <w:rFonts w:ascii="Times New Roman" w:hAnsi="Times New Roman" w:cs="Times New Roman"/>
-          <w:b w:val="0"/>
-          <w:bCs w:val="0"/>
-          <w:sz w:val="28"/>
-          <w:szCs w:val="28"/>
-          <w:lang w:val="en-US"/>
-        </w:rPr>
-        <w:t xml:space="preserve">    cout &lt;&lt; "=== Лаб. №18: Шаблони (Сигналізація) ===\n\n";</w:t>
-      </w:r>
-      <w:r/>
-    </w:p>
-    <w:p>
-      <w:pPr>
-        <w:pBdr/>
-        <w:spacing/>
-        <w:ind/>
-        <w:rPr/>
-      </w:pPr>
-      <w:r>
-        <w:rPr>
-          <w:rFonts w:ascii="Times New Roman" w:hAnsi="Times New Roman" w:cs="Times New Roman"/>
-          <w:b w:val="0"/>
-          <w:bCs w:val="0"/>
-          <w:sz w:val="28"/>
-          <w:szCs w:val="28"/>
-          <w:lang w:val="en-US"/>
-        </w:rPr>
-      </w:r>
-      <w:r/>
-    </w:p>
-    <w:p>
-      <w:pPr>
-        <w:pBdr/>
-        <w:spacing/>
-        <w:ind/>
-        <w:rPr/>
-      </w:pPr>
-      <w:r>
-        <w:rPr>
-          <w:rFonts w:ascii="Times New Roman" w:hAnsi="Times New Roman" w:cs="Times New Roman"/>
-          <w:b w:val="0"/>
-          <w:bCs w:val="0"/>
-          <w:sz w:val="28"/>
-          <w:szCs w:val="28"/>
-          <w:lang w:val="en-US"/>
-        </w:rPr>
-        <w:t xml:space="preserve">    cout &lt;&lt; "1. Шаблон функції max_value:\n";</w:t>
-      </w:r>
-      <w:r/>
-    </w:p>
-    <w:p>
-      <w:pPr>
-        <w:pBdr/>
-        <w:spacing/>
-        <w:ind/>
-        <w:rPr/>
-      </w:pPr>
-      <w:r>
-        <w:rPr>
-          <w:rFonts w:ascii="Times New Roman" w:hAnsi="Times New Roman" w:cs="Times New Roman"/>
-          <w:b w:val="0"/>
-          <w:bCs w:val="0"/>
-          <w:sz w:val="28"/>
-          <w:szCs w:val="28"/>
-          <w:lang w:val="en-US"/>
-        </w:rPr>
-        <w:t xml:space="preserve">    cout &lt;&lt; "  max int: " &lt;&lt; max_value(10, 25) &lt;&lt; "\n";</w:t>
-      </w:r>
-      <w:r/>
-    </w:p>
-    <w:p>
-      <w:pPr>
-        <w:pBdr/>
-        <w:spacing/>
-        <w:ind/>
-        <w:rPr/>
-      </w:pPr>
-      <w:r>
-        <w:rPr>
-          <w:rFonts w:ascii="Times New Roman" w:hAnsi="Times New Roman" w:cs="Times New Roman"/>
-          <w:b w:val="0"/>
-          <w:bCs w:val="0"/>
-          <w:sz w:val="28"/>
-          <w:szCs w:val="28"/>
-          <w:lang w:val="en-US"/>
-        </w:rPr>
-        <w:t xml:space="preserve">    cout &lt;&lt; "  max double: " &lt;&lt; max_value(3.14, 2.71) &lt;&lt; "\n";</w:t>
-      </w:r>
-      <w:r/>
-    </w:p>
-    <w:p>
-      <w:pPr>
-        <w:pBdr/>
-        <w:spacing/>
-        <w:ind/>
-        <w:rPr/>
-      </w:pPr>
-      <w:r>
-        <w:rPr>
-          <w:rFonts w:ascii="Times New Roman" w:hAnsi="Times New Roman" w:cs="Times New Roman"/>
-          <w:b w:val="0"/>
-          <w:bCs w:val="0"/>
-          <w:sz w:val="28"/>
-          <w:szCs w:val="28"/>
-          <w:lang w:val="en-US"/>
-        </w:rPr>
-        <w:t xml:space="preserve">    cout &lt;&lt; "  max string: "</w:t>
-      </w:r>
-      <w:r/>
-    </w:p>
-    <w:p>
-      <w:pPr>
-        <w:pBdr/>
-        <w:spacing/>
-        <w:ind/>
-        <w:rPr/>
-      </w:pPr>
-      <w:r>
-        <w:rPr>
-          <w:rFonts w:ascii="Times New Roman" w:hAnsi="Times New Roman" w:cs="Times New Roman"/>
-          <w:b w:val="0"/>
-          <w:bCs w:val="0"/>
-          <w:sz w:val="28"/>
-          <w:szCs w:val="28"/>
-          <w:lang w:val="en-US"/>
-        </w:rPr>
-        <w:t xml:space="preserve">         &lt;&lt; max_value(string("сирена"), string("додаток")) &lt;&lt; "\n";</w:t>
-      </w:r>
-      <w:r/>
-    </w:p>
-    <w:p>
-      <w:pPr>
-        <w:pBdr/>
-        <w:spacing/>
-        <w:ind/>
-        <w:rPr/>
-      </w:pPr>
-      <w:r>
-        <w:rPr>
-          <w:rFonts w:ascii="Times New Roman" w:hAnsi="Times New Roman" w:cs="Times New Roman"/>
-          <w:b w:val="0"/>
-          <w:bCs w:val="0"/>
-          <w:sz w:val="28"/>
-          <w:szCs w:val="28"/>
-          <w:lang w:val="en-US"/>
-        </w:rPr>
-      </w:r>
-      <w:r/>
-    </w:p>
-    <w:p>
-      <w:pPr>
-        <w:pBdr/>
-        <w:spacing/>
-        <w:ind/>
-        <w:rPr/>
-      </w:pPr>
-      <w:r>
-        <w:rPr>
-          <w:rFonts w:ascii="Times New Roman" w:hAnsi="Times New Roman" w:cs="Times New Roman"/>
-          <w:b w:val="0"/>
-          <w:bCs w:val="0"/>
-          <w:sz w:val="28"/>
-          <w:szCs w:val="28"/>
-          <w:lang w:val="en-US"/>
-        </w:rPr>
-        <w:t xml:space="preserve">    Signaling a(8, true, "сирена");</w:t>
-      </w:r>
-      <w:r/>
-    </w:p>
-    <w:p>
-      <w:pPr>
-        <w:pBdr/>
-        <w:spacing/>
-        <w:ind/>
-        <w:rPr/>
-      </w:pPr>
-      <w:r>
-        <w:rPr>
-          <w:rFonts w:ascii="Times New Roman" w:hAnsi="Times New Roman" w:cs="Times New Roman"/>
-          <w:b w:val="0"/>
-          <w:bCs w:val="0"/>
-          <w:sz w:val="28"/>
-          <w:szCs w:val="28"/>
-          <w:lang w:val="en-US"/>
-        </w:rPr>
-        <w:t xml:space="preserve">    Signaling b(12, false, "SMS");</w:t>
-      </w:r>
-      <w:r/>
-    </w:p>
-    <w:p>
-      <w:pPr>
-        <w:pBdr/>
-        <w:spacing/>
-        <w:ind/>
-        <w:rPr/>
-      </w:pPr>
-      <w:r>
-        <w:rPr>
-          <w:rFonts w:ascii="Times New Roman" w:hAnsi="Times New Roman" w:cs="Times New Roman"/>
-          <w:b w:val="0"/>
-          <w:bCs w:val="0"/>
-          <w:sz w:val="28"/>
-          <w:szCs w:val="28"/>
-          <w:lang w:val="en-US"/>
-        </w:rPr>
-        <w:t xml:space="preserve">    cout &lt;&lt; "  max Signaling (за кількістю датчиків): "</w:t>
-      </w:r>
-      <w:r/>
-    </w:p>
-    <w:p>
-      <w:pPr>
-        <w:pBdr/>
-        <w:spacing/>
-        <w:ind/>
-        <w:rPr/>
-      </w:pPr>
-      <w:r>
-        <w:rPr>
-          <w:rFonts w:ascii="Times New Roman" w:hAnsi="Times New Roman" w:cs="Times New Roman"/>
-          <w:b w:val="0"/>
-          <w:bCs w:val="0"/>
-          <w:sz w:val="28"/>
-          <w:szCs w:val="28"/>
-          <w:lang w:val="en-US"/>
-        </w:rPr>
-        <w:t xml:space="preserve">         &lt;&lt; max_value(a, b) &lt;&lt; "\n";</w:t>
-      </w:r>
-      <w:r/>
-    </w:p>
-    <w:p>
-      <w:pPr>
-        <w:pBdr/>
-        <w:spacing/>
-        <w:ind/>
-        <w:rPr/>
-      </w:pPr>
-      <w:r>
-        <w:rPr>
-          <w:rFonts w:ascii="Times New Roman" w:hAnsi="Times New Roman" w:cs="Times New Roman"/>
-          <w:b w:val="0"/>
-          <w:bCs w:val="0"/>
-          <w:sz w:val="28"/>
-          <w:szCs w:val="28"/>
-          <w:lang w:val="en-US"/>
-        </w:rPr>
-      </w:r>
-      <w:r/>
-    </w:p>
-    <w:p>
-      <w:pPr>
-        <w:pBdr/>
-        <w:spacing/>
-        <w:ind/>
-        <w:rPr/>
-      </w:pPr>
-      <w:r>
-        <w:rPr>
-          <w:rFonts w:ascii="Times New Roman" w:hAnsi="Times New Roman" w:cs="Times New Roman"/>
-          <w:b w:val="0"/>
-          <w:bCs w:val="0"/>
-          <w:sz w:val="28"/>
-          <w:szCs w:val="28"/>
-          <w:lang w:val="en-US"/>
-        </w:rPr>
-        <w:t xml:space="preserve">    cout &lt;&lt; "  max const char* (повна спеціалізація функції): "</w:t>
-      </w:r>
-      <w:r/>
-    </w:p>
-    <w:p>
-      <w:pPr>
-        <w:pBdr/>
-        <w:spacing/>
-        <w:ind/>
-        <w:rPr/>
-      </w:pPr>
-      <w:r>
-        <w:rPr>
-          <w:rFonts w:ascii="Times New Roman" w:hAnsi="Times New Roman" w:cs="Times New Roman"/>
-          <w:b w:val="0"/>
-          <w:bCs w:val="0"/>
-          <w:sz w:val="28"/>
-          <w:szCs w:val="28"/>
-          <w:lang w:val="en-US"/>
-        </w:rPr>
-        <w:t xml:space="preserve">         &lt;&lt; max_value&lt;const char*&gt;("email", "дзвінок") &lt;&lt; "\n\n";</w:t>
-      </w:r>
-      <w:r/>
-    </w:p>
-    <w:p>
-      <w:pPr>
-        <w:pBdr/>
-        <w:spacing/>
-        <w:ind/>
-        <w:rPr/>
-      </w:pPr>
-      <w:r>
-        <w:rPr>
-          <w:rFonts w:ascii="Times New Roman" w:hAnsi="Times New Roman" w:cs="Times New Roman"/>
-          <w:b w:val="0"/>
-          <w:bCs w:val="0"/>
-          <w:sz w:val="28"/>
-          <w:szCs w:val="28"/>
-          <w:lang w:val="en-US"/>
-        </w:rPr>
-      </w:r>
-      <w:r/>
-    </w:p>
-    <w:p>
-      <w:pPr>
-        <w:pBdr/>
-        <w:spacing/>
-        <w:ind/>
-        <w:rPr/>
-      </w:pPr>
-      <w:r>
-        <w:rPr>
-          <w:rFonts w:ascii="Times New Roman" w:hAnsi="Times New Roman" w:cs="Times New Roman"/>
-          <w:b w:val="0"/>
-          <w:bCs w:val="0"/>
-          <w:sz w:val="28"/>
-          <w:szCs w:val="28"/>
-          <w:lang w:val="en-US"/>
-        </w:rPr>
-        <w:t xml:space="preserve">    cout &lt;&lt; "2. Шаблон функції print_value + спеціалізація bool:\n";</w:t>
-      </w:r>
-      <w:r/>
-    </w:p>
-    <w:p>
-      <w:pPr>
-        <w:pBdr/>
-        <w:spacing/>
-        <w:ind/>
-        <w:rPr/>
-      </w:pPr>
-      <w:r>
-        <w:rPr>
-          <w:rFonts w:ascii="Times New Roman" w:hAnsi="Times New Roman" w:cs="Times New Roman"/>
-          <w:b w:val="0"/>
-          <w:bCs w:val="0"/>
-          <w:sz w:val="28"/>
-          <w:szCs w:val="28"/>
-          <w:lang w:val="en-US"/>
-        </w:rPr>
-        <w:t xml:space="preserve">    cout &lt;&lt; "  int: ";</w:t>
-      </w:r>
-      <w:r/>
-    </w:p>
-    <w:p>
-      <w:pPr>
-        <w:pBdr/>
-        <w:spacing/>
-        <w:ind/>
-        <w:rPr/>
-      </w:pPr>
-      <w:r>
-        <w:rPr>
-          <w:rFonts w:ascii="Times New Roman" w:hAnsi="Times New Roman" w:cs="Times New Roman"/>
-          <w:b w:val="0"/>
-          <w:bCs w:val="0"/>
-          <w:sz w:val="28"/>
-          <w:szCs w:val="28"/>
-          <w:lang w:val="en-US"/>
-        </w:rPr>
-        <w:t xml:space="preserve">    print_value(42);</w:t>
-      </w:r>
-      <w:r/>
-    </w:p>
-    <w:p>
-      <w:pPr>
-        <w:pBdr/>
-        <w:spacing/>
-        <w:ind/>
-        <w:rPr/>
-      </w:pPr>
-      <w:r>
-        <w:rPr>
-          <w:rFonts w:ascii="Times New Roman" w:hAnsi="Times New Roman" w:cs="Times New Roman"/>
-          <w:b w:val="0"/>
-          <w:bCs w:val="0"/>
-          <w:sz w:val="28"/>
-          <w:szCs w:val="28"/>
-          <w:lang w:val="en-US"/>
-        </w:rPr>
-        <w:t xml:space="preserve">    cout &lt;&lt; "  bool: ";</w:t>
-      </w:r>
-      <w:r/>
-    </w:p>
-    <w:p>
-      <w:pPr>
-        <w:pBdr/>
-        <w:spacing/>
-        <w:ind/>
-        <w:rPr/>
-      </w:pPr>
-      <w:r>
-        <w:rPr>
-          <w:rFonts w:ascii="Times New Roman" w:hAnsi="Times New Roman" w:cs="Times New Roman"/>
-          <w:b w:val="0"/>
-          <w:bCs w:val="0"/>
-          <w:sz w:val="28"/>
-          <w:szCs w:val="28"/>
-          <w:lang w:val="en-US"/>
-        </w:rPr>
-        <w:t xml:space="preserve">    print_value(true);</w:t>
-      </w:r>
-      <w:r/>
-    </w:p>
-    <w:p>
-      <w:pPr>
-        <w:pBdr/>
-        <w:spacing/>
-        <w:ind/>
-        <w:rPr/>
-      </w:pPr>
-      <w:r>
-        <w:rPr>
-          <w:rFonts w:ascii="Times New Roman" w:hAnsi="Times New Roman" w:cs="Times New Roman"/>
-          <w:b w:val="0"/>
-          <w:bCs w:val="0"/>
-          <w:sz w:val="28"/>
-          <w:szCs w:val="28"/>
-          <w:lang w:val="en-US"/>
-        </w:rPr>
-        <w:t xml:space="preserve">    cout &lt;&lt; "\n";</w:t>
-      </w:r>
-      <w:r/>
-    </w:p>
-    <w:p>
-      <w:pPr>
-        <w:pBdr/>
-        <w:spacing/>
-        <w:ind/>
-        <w:rPr/>
-      </w:pPr>
-      <w:r>
-        <w:rPr>
-          <w:rFonts w:ascii="Times New Roman" w:hAnsi="Times New Roman" w:cs="Times New Roman"/>
-          <w:b w:val="0"/>
-          <w:bCs w:val="0"/>
-          <w:sz w:val="28"/>
-          <w:szCs w:val="28"/>
-          <w:lang w:val="en-US"/>
-        </w:rPr>
-      </w:r>
-      <w:r/>
-    </w:p>
-    <w:p>
-      <w:pPr>
-        <w:pBdr/>
-        <w:spacing/>
-        <w:ind/>
-        <w:rPr/>
-      </w:pPr>
-      <w:r>
-        <w:rPr>
-          <w:rFonts w:ascii="Times New Roman" w:hAnsi="Times New Roman" w:cs="Times New Roman"/>
-          <w:b w:val="0"/>
-          <w:bCs w:val="0"/>
-          <w:sz w:val="28"/>
-          <w:szCs w:val="28"/>
-          <w:lang w:val="en-US"/>
-        </w:rPr>
-        <w:t xml:space="preserve">    cout &lt;&lt; "3. Шаблон класу Repository (загальний):\n";</w:t>
-      </w:r>
-      <w:r/>
-    </w:p>
-    <w:p>
-      <w:pPr>
-        <w:pBdr/>
-        <w:spacing/>
-        <w:ind/>
-        <w:rPr/>
-      </w:pPr>
-      <w:r>
-        <w:rPr>
-          <w:rFonts w:ascii="Times New Roman" w:hAnsi="Times New Roman" w:cs="Times New Roman"/>
-          <w:b w:val="0"/>
-          <w:bCs w:val="0"/>
-          <w:sz w:val="28"/>
-          <w:szCs w:val="28"/>
-          <w:lang w:val="en-US"/>
-        </w:rPr>
-        <w:t xml:space="preserve">    Repository&lt;int&gt; sensors(8);</w:t>
-      </w:r>
-      <w:r/>
-    </w:p>
-    <w:p>
-      <w:pPr>
-        <w:pBdr/>
-        <w:spacing/>
-        <w:ind/>
-        <w:rPr/>
-      </w:pPr>
-      <w:r>
-        <w:rPr>
-          <w:rFonts w:ascii="Times New Roman" w:hAnsi="Times New Roman" w:cs="Times New Roman"/>
-          <w:b w:val="0"/>
-          <w:bCs w:val="0"/>
-          <w:sz w:val="28"/>
-          <w:szCs w:val="28"/>
-          <w:lang w:val="en-US"/>
-        </w:rPr>
-        <w:t xml:space="preserve">    Repository&lt;double&gt; level(3.5);</w:t>
-      </w:r>
-      <w:r/>
-    </w:p>
-    <w:p>
-      <w:pPr>
-        <w:pBdr/>
-        <w:spacing/>
-        <w:ind/>
-        <w:rPr/>
-      </w:pPr>
-      <w:r>
-        <w:rPr>
-          <w:rFonts w:ascii="Times New Roman" w:hAnsi="Times New Roman" w:cs="Times New Roman"/>
-          <w:b w:val="0"/>
-          <w:bCs w:val="0"/>
-          <w:sz w:val="28"/>
-          <w:szCs w:val="28"/>
-          <w:lang w:val="en-US"/>
-        </w:rPr>
-        <w:t xml:space="preserve">    Repository&lt;Signaling&gt; alarm(Signaling(5, true, "додаток"));</w:t>
-      </w:r>
-      <w:r/>
-    </w:p>
-    <w:p>
-      <w:pPr>
-        <w:pBdr/>
-        <w:spacing/>
-        <w:ind/>
-        <w:rPr/>
-      </w:pPr>
-      <w:r>
-        <w:rPr>
-          <w:rFonts w:ascii="Times New Roman" w:hAnsi="Times New Roman" w:cs="Times New Roman"/>
-          <w:b w:val="0"/>
-          <w:bCs w:val="0"/>
-          <w:sz w:val="28"/>
-          <w:szCs w:val="28"/>
-          <w:lang w:val="en-US"/>
-        </w:rPr>
-        <w:t xml:space="preserve">    sensors.print();</w:t>
-      </w:r>
-      <w:r/>
-    </w:p>
-    <w:p>
-      <w:pPr>
-        <w:pBdr/>
-        <w:spacing/>
-        <w:ind/>
-        <w:rPr/>
-      </w:pPr>
-      <w:r>
-        <w:rPr>
-          <w:rFonts w:ascii="Times New Roman" w:hAnsi="Times New Roman" w:cs="Times New Roman"/>
-          <w:b w:val="0"/>
-          <w:bCs w:val="0"/>
-          <w:sz w:val="28"/>
-          <w:szCs w:val="28"/>
-          <w:lang w:val="en-US"/>
-        </w:rPr>
-        <w:t xml:space="preserve">    level.print();</w:t>
-      </w:r>
-      <w:r/>
-    </w:p>
-    <w:p>
-      <w:pPr>
-        <w:pBdr/>
-        <w:spacing/>
-        <w:ind/>
-        <w:rPr/>
-      </w:pPr>
-      <w:r>
-        <w:rPr>
-          <w:rFonts w:ascii="Times New Roman" w:hAnsi="Times New Roman" w:cs="Times New Roman"/>
-          <w:b w:val="0"/>
-          <w:bCs w:val="0"/>
-          <w:sz w:val="28"/>
-          <w:szCs w:val="28"/>
-          <w:lang w:val="en-US"/>
-        </w:rPr>
-        <w:t xml:space="preserve">    alarm.print();</w:t>
-      </w:r>
-      <w:r/>
-    </w:p>
-    <w:p>
-      <w:pPr>
-        <w:pBdr/>
-        <w:spacing/>
-        <w:ind/>
-        <w:rPr/>
-      </w:pPr>
-      <w:r>
-        <w:rPr>
-          <w:rFonts w:ascii="Times New Roman" w:hAnsi="Times New Roman" w:cs="Times New Roman"/>
-          <w:b w:val="0"/>
-          <w:bCs w:val="0"/>
-          <w:sz w:val="28"/>
-          <w:szCs w:val="28"/>
-          <w:lang w:val="en-US"/>
-        </w:rPr>
-        <w:t xml:space="preserve">    cout &lt;&lt; "\n";</w:t>
-      </w:r>
-      <w:r/>
-    </w:p>
-    <w:p>
-      <w:pPr>
-        <w:pBdr/>
-        <w:spacing/>
-        <w:ind/>
-        <w:rPr/>
-      </w:pPr>
-      <w:r>
-        <w:rPr>
-          <w:rFonts w:ascii="Times New Roman" w:hAnsi="Times New Roman" w:cs="Times New Roman"/>
-          <w:b w:val="0"/>
-          <w:bCs w:val="0"/>
-          <w:sz w:val="28"/>
-          <w:szCs w:val="28"/>
-          <w:lang w:val="en-US"/>
-        </w:rPr>
-      </w:r>
-      <w:r/>
-    </w:p>
-    <w:p>
-      <w:pPr>
-        <w:pBdr/>
-        <w:spacing/>
-        <w:ind/>
-        <w:rPr/>
-      </w:pPr>
-      <w:r>
-        <w:rPr>
-          <w:rFonts w:ascii="Times New Roman" w:hAnsi="Times New Roman" w:cs="Times New Roman"/>
-          <w:b w:val="0"/>
-          <w:bCs w:val="0"/>
-          <w:sz w:val="28"/>
-          <w:szCs w:val="28"/>
-          <w:lang w:val="en-US"/>
-        </w:rPr>
-        <w:t xml:space="preserve">    cout &lt;&lt; "4. Часткова спеціалізація Repository&lt;T*&gt;:\n";</w:t>
-      </w:r>
-      <w:r/>
-    </w:p>
-    <w:p>
-      <w:pPr>
-        <w:pBdr/>
-        <w:spacing/>
-        <w:ind/>
-        <w:rPr/>
-      </w:pPr>
-      <w:r>
-        <w:rPr>
-          <w:rFonts w:ascii="Times New Roman" w:hAnsi="Times New Roman" w:cs="Times New Roman"/>
-          <w:b w:val="0"/>
-          <w:bCs w:val="0"/>
-          <w:sz w:val="28"/>
-          <w:szCs w:val="28"/>
-          <w:lang w:val="en-US"/>
-        </w:rPr>
-        <w:t xml:space="preserve">    int count = 20;</w:t>
-      </w:r>
-      <w:r/>
-    </w:p>
-    <w:p>
-      <w:pPr>
-        <w:pBdr/>
-        <w:spacing/>
-        <w:ind/>
-        <w:rPr/>
-      </w:pPr>
-      <w:r>
-        <w:rPr>
-          <w:rFonts w:ascii="Times New Roman" w:hAnsi="Times New Roman" w:cs="Times New Roman"/>
-          <w:b w:val="0"/>
-          <w:bCs w:val="0"/>
-          <w:sz w:val="28"/>
-          <w:szCs w:val="28"/>
-          <w:lang w:val="en-US"/>
-        </w:rPr>
-        <w:t xml:space="preserve">    Repository&lt;int*&gt; ptrRepo(&amp;count);</w:t>
-      </w:r>
-      <w:r/>
-    </w:p>
-    <w:p>
-      <w:pPr>
-        <w:pBdr/>
-        <w:spacing/>
-        <w:ind/>
-        <w:rPr/>
-      </w:pPr>
-      <w:r>
-        <w:rPr>
-          <w:rFonts w:ascii="Times New Roman" w:hAnsi="Times New Roman" w:cs="Times New Roman"/>
-          <w:b w:val="0"/>
-          <w:bCs w:val="0"/>
-          <w:sz w:val="28"/>
-          <w:szCs w:val="28"/>
-          <w:lang w:val="en-US"/>
-        </w:rPr>
-        <w:t xml:space="preserve">    ptrRepo.print();</w:t>
-      </w:r>
-      <w:r/>
-    </w:p>
-    <w:p>
-      <w:pPr>
-        <w:pBdr/>
-        <w:spacing/>
-        <w:ind/>
-        <w:rPr/>
-      </w:pPr>
-      <w:r>
-        <w:rPr>
-          <w:rFonts w:ascii="Times New Roman" w:hAnsi="Times New Roman" w:cs="Times New Roman"/>
-          <w:b w:val="0"/>
-          <w:bCs w:val="0"/>
-          <w:sz w:val="28"/>
-          <w:szCs w:val="28"/>
-          <w:lang w:val="en-US"/>
-        </w:rPr>
-        <w:t xml:space="preserve">    cout &lt;&lt; "\n";</w:t>
-      </w:r>
-      <w:r/>
-    </w:p>
-    <w:p>
-      <w:pPr>
-        <w:pBdr/>
-        <w:spacing/>
-        <w:ind/>
-        <w:rPr/>
-      </w:pPr>
-      <w:r>
-        <w:rPr>
-          <w:rFonts w:ascii="Times New Roman" w:hAnsi="Times New Roman" w:cs="Times New Roman"/>
-          <w:b w:val="0"/>
-          <w:bCs w:val="0"/>
-          <w:sz w:val="28"/>
-          <w:szCs w:val="28"/>
-          <w:lang w:val="en-US"/>
-        </w:rPr>
-      </w:r>
-      <w:r/>
-    </w:p>
-    <w:p>
-      <w:pPr>
-        <w:pBdr/>
-        <w:spacing/>
-        <w:ind/>
-        <w:rPr/>
-      </w:pPr>
-      <w:r>
-        <w:rPr>
-          <w:rFonts w:ascii="Times New Roman" w:hAnsi="Times New Roman" w:cs="Times New Roman"/>
-          <w:b w:val="0"/>
-          <w:bCs w:val="0"/>
-          <w:sz w:val="28"/>
-          <w:szCs w:val="28"/>
-          <w:lang w:val="en-US"/>
-        </w:rPr>
-        <w:t xml:space="preserve">    cout &lt;&lt; "5. Повна спеціалізація Repository&lt;bool&gt;:\n";</w:t>
-      </w:r>
-      <w:r/>
-    </w:p>
-    <w:p>
-      <w:pPr>
-        <w:pBdr/>
-        <w:spacing/>
-        <w:ind/>
-        <w:rPr/>
-      </w:pPr>
-      <w:r>
-        <w:rPr>
-          <w:rFonts w:ascii="Times New Roman" w:hAnsi="Times New Roman" w:cs="Times New Roman"/>
-          <w:b w:val="0"/>
-          <w:bCs w:val="0"/>
-          <w:sz w:val="28"/>
-          <w:szCs w:val="28"/>
-          <w:lang w:val="en-US"/>
-        </w:rPr>
-        <w:t xml:space="preserve">    Repository&lt;bool&gt; wireless(true);</w:t>
-      </w:r>
-      <w:r/>
-    </w:p>
-    <w:p>
-      <w:pPr>
-        <w:pBdr/>
-        <w:spacing/>
-        <w:ind/>
-        <w:rPr/>
-      </w:pPr>
-      <w:r>
-        <w:rPr>
-          <w:rFonts w:ascii="Times New Roman" w:hAnsi="Times New Roman" w:cs="Times New Roman"/>
-          <w:b w:val="0"/>
-          <w:bCs w:val="0"/>
-          <w:sz w:val="28"/>
-          <w:szCs w:val="28"/>
-          <w:lang w:val="en-US"/>
-        </w:rPr>
-        <w:t xml:space="preserve">    Repository&lt;bool&gt; noWireless(false);</w:t>
-      </w:r>
-      <w:r/>
-    </w:p>
-    <w:p>
-      <w:pPr>
-        <w:pBdr/>
-        <w:spacing/>
-        <w:ind/>
-        <w:rPr/>
-      </w:pPr>
-      <w:r>
-        <w:rPr>
-          <w:rFonts w:ascii="Times New Roman" w:hAnsi="Times New Roman" w:cs="Times New Roman"/>
-          <w:b w:val="0"/>
-          <w:bCs w:val="0"/>
-          <w:sz w:val="28"/>
-          <w:szCs w:val="28"/>
-          <w:lang w:val="en-US"/>
-        </w:rPr>
-        <w:t xml:space="preserve">    wireless.print();</w:t>
-      </w:r>
-      <w:r/>
-    </w:p>
-    <w:p>
-      <w:pPr>
-        <w:pBdr/>
-        <w:spacing/>
-        <w:ind/>
-        <w:rPr/>
-      </w:pPr>
-      <w:r>
-        <w:rPr>
-          <w:rFonts w:ascii="Times New Roman" w:hAnsi="Times New Roman" w:cs="Times New Roman"/>
-          <w:b w:val="0"/>
-          <w:bCs w:val="0"/>
-          <w:sz w:val="28"/>
-          <w:szCs w:val="28"/>
-          <w:lang w:val="en-US"/>
-        </w:rPr>
-        <w:t xml:space="preserve">    noWireless.print();</w:t>
-      </w:r>
-      <w:r/>
-    </w:p>
-    <w:p>
-      <w:pPr>
-        <w:pBdr/>
-        <w:spacing/>
-        <w:ind/>
-        <w:rPr/>
-      </w:pPr>
-      <w:r>
-        <w:rPr>
-          <w:rFonts w:ascii="Times New Roman" w:hAnsi="Times New Roman" w:cs="Times New Roman"/>
-          <w:b w:val="0"/>
-          <w:bCs w:val="0"/>
-          <w:sz w:val="28"/>
-          <w:szCs w:val="28"/>
-          <w:lang w:val="en-US"/>
-        </w:rPr>
-        <w:t xml:space="preserve">    cout &lt;&lt; "\n";</w:t>
-      </w:r>
-      <w:r/>
-    </w:p>
-    <w:p>
-      <w:pPr>
-        <w:pBdr/>
-        <w:spacing/>
-        <w:ind/>
-        <w:rPr/>
-      </w:pPr>
-      <w:r>
-        <w:rPr>
-          <w:rFonts w:ascii="Times New Roman" w:hAnsi="Times New Roman" w:cs="Times New Roman"/>
-          <w:b w:val="0"/>
-          <w:bCs w:val="0"/>
-          <w:sz w:val="28"/>
-          <w:szCs w:val="28"/>
-          <w:lang w:val="en-US"/>
-        </w:rPr>
-      </w:r>
-      <w:r/>
-    </w:p>
-    <w:p>
-      <w:pPr>
-        <w:pBdr/>
-        <w:spacing/>
-        <w:ind/>
-        <w:rPr/>
-      </w:pPr>
-      <w:r>
-        <w:rPr>
-          <w:rFonts w:ascii="Times New Roman" w:hAnsi="Times New Roman" w:cs="Times New Roman"/>
-          <w:b w:val="0"/>
-          <w:bCs w:val="0"/>
-          <w:sz w:val="28"/>
-          <w:szCs w:val="28"/>
-          <w:lang w:val="en-US"/>
-        </w:rPr>
-        <w:t xml:space="preserve">    cout &lt;&lt; "6. Шаблон класу PairBox (загальний):\n";</w:t>
-      </w:r>
-      <w:r/>
-    </w:p>
-    <w:p>
-      <w:pPr>
-        <w:pBdr/>
-        <w:spacing/>
-        <w:ind/>
-        <w:rPr/>
-      </w:pPr>
-      <w:r>
-        <w:rPr>
-          <w:rFonts w:ascii="Times New Roman" w:hAnsi="Times New Roman" w:cs="Times New Roman"/>
-          <w:b w:val="0"/>
-          <w:bCs w:val="0"/>
-          <w:sz w:val="28"/>
-          <w:szCs w:val="28"/>
-          <w:lang w:val="en-US"/>
-        </w:rPr>
-        <w:t xml:space="preserve">    PairBox&lt;int, double&gt; p1(12, 3.14);</w:t>
-      </w:r>
-      <w:r/>
-    </w:p>
-    <w:p>
-      <w:pPr>
-        <w:pBdr/>
-        <w:spacing/>
-        <w:ind/>
-        <w:rPr/>
-      </w:pPr>
-      <w:r>
-        <w:rPr>
-          <w:rFonts w:ascii="Times New Roman" w:hAnsi="Times New Roman" w:cs="Times New Roman"/>
-          <w:b w:val="0"/>
-          <w:bCs w:val="0"/>
-          <w:sz w:val="28"/>
-          <w:szCs w:val="28"/>
-          <w:lang w:val="en-US"/>
-        </w:rPr>
-        <w:t xml:space="preserve">    p1.print_pair();</w:t>
-      </w:r>
-      <w:r/>
-    </w:p>
-    <w:p>
-      <w:pPr>
-        <w:pBdr/>
-        <w:spacing/>
-        <w:ind/>
-        <w:rPr/>
-      </w:pPr>
-      <w:r>
-        <w:rPr>
-          <w:rFonts w:ascii="Times New Roman" w:hAnsi="Times New Roman" w:cs="Times New Roman"/>
-          <w:b w:val="0"/>
-          <w:bCs w:val="0"/>
-          <w:sz w:val="28"/>
-          <w:szCs w:val="28"/>
-          <w:lang w:val="en-US"/>
-        </w:rPr>
-        <w:t xml:space="preserve">    PairBox&lt;string, bool&gt; p2("C++ templates", true);</w:t>
-      </w:r>
-      <w:r/>
-    </w:p>
-    <w:p>
-      <w:pPr>
-        <w:pBdr/>
-        <w:spacing/>
-        <w:ind/>
-        <w:rPr/>
-      </w:pPr>
-      <w:r>
-        <w:rPr>
-          <w:rFonts w:ascii="Times New Roman" w:hAnsi="Times New Roman" w:cs="Times New Roman"/>
-          <w:b w:val="0"/>
-          <w:bCs w:val="0"/>
-          <w:sz w:val="28"/>
-          <w:szCs w:val="28"/>
-          <w:lang w:val="en-US"/>
-        </w:rPr>
-        <w:t xml:space="preserve">    p2.print_pair();</w:t>
-      </w:r>
-      <w:r/>
-    </w:p>
-    <w:p>
-      <w:pPr>
-        <w:pBdr/>
-        <w:spacing/>
-        <w:ind/>
-        <w:rPr/>
-      </w:pPr>
-      <w:r>
-        <w:rPr>
-          <w:rFonts w:ascii="Times New Roman" w:hAnsi="Times New Roman" w:cs="Times New Roman"/>
-          <w:b w:val="0"/>
-          <w:bCs w:val="0"/>
-          <w:sz w:val="28"/>
-          <w:szCs w:val="28"/>
-          <w:lang w:val="en-US"/>
-        </w:rPr>
-        <w:t xml:space="preserve">    PairBox&lt;int, Signaling&gt; p3(8, Signaling(8, true, "сирена"));</w:t>
-      </w:r>
-      <w:r/>
-    </w:p>
-    <w:p>
-      <w:pPr>
-        <w:pBdr/>
-        <w:spacing/>
-        <w:ind/>
-        <w:rPr/>
-      </w:pPr>
-      <w:r>
-        <w:rPr>
-          <w:rFonts w:ascii="Times New Roman" w:hAnsi="Times New Roman" w:cs="Times New Roman"/>
-          <w:b w:val="0"/>
-          <w:bCs w:val="0"/>
-          <w:sz w:val="28"/>
-          <w:szCs w:val="28"/>
-          <w:lang w:val="en-US"/>
-        </w:rPr>
-        <w:t xml:space="preserve">    p3.print_pair();</w:t>
-      </w:r>
-      <w:r/>
-    </w:p>
-    <w:p>
-      <w:pPr>
-        <w:pBdr/>
-        <w:spacing/>
-        <w:ind/>
-        <w:rPr/>
-      </w:pPr>
-      <w:r>
-        <w:rPr>
-          <w:rFonts w:ascii="Times New Roman" w:hAnsi="Times New Roman" w:cs="Times New Roman"/>
-          <w:b w:val="0"/>
-          <w:bCs w:val="0"/>
-          <w:sz w:val="28"/>
-          <w:szCs w:val="28"/>
-          <w:lang w:val="en-US"/>
-        </w:rPr>
-        <w:t xml:space="preserve">    cout &lt;&lt; "\n";</w:t>
-      </w:r>
-      <w:r/>
-    </w:p>
-    <w:p>
-      <w:pPr>
-        <w:pBdr/>
-        <w:spacing/>
-        <w:ind/>
-        <w:rPr/>
-      </w:pPr>
-      <w:r>
-        <w:rPr>
-          <w:rFonts w:ascii="Times New Roman" w:hAnsi="Times New Roman" w:cs="Times New Roman"/>
-          <w:b w:val="0"/>
-          <w:bCs w:val="0"/>
-          <w:sz w:val="28"/>
-          <w:szCs w:val="28"/>
-          <w:lang w:val="en-US"/>
-        </w:rPr>
-      </w:r>
-      <w:r/>
-    </w:p>
-    <w:p>
-      <w:pPr>
-        <w:pBdr/>
-        <w:spacing/>
-        <w:ind/>
-        <w:rPr/>
-      </w:pPr>
-      <w:r>
-        <w:rPr>
-          <w:rFonts w:ascii="Times New Roman" w:hAnsi="Times New Roman" w:cs="Times New Roman"/>
-          <w:b w:val="0"/>
-          <w:bCs w:val="0"/>
-          <w:sz w:val="28"/>
-          <w:szCs w:val="28"/>
-          <w:lang w:val="en-US"/>
-        </w:rPr>
-        <w:t xml:space="preserve">    cout &lt;&lt; "7. Часткова спеціалізація PairBox&lt;T, T&gt;:\n";</w:t>
-      </w:r>
-      <w:r/>
-    </w:p>
-    <w:p>
-      <w:pPr>
-        <w:pBdr/>
-        <w:spacing/>
-        <w:ind/>
-        <w:rPr/>
-      </w:pPr>
-      <w:r>
-        <w:rPr>
-          <w:rFonts w:ascii="Times New Roman" w:hAnsi="Times New Roman" w:cs="Times New Roman"/>
-          <w:b w:val="0"/>
-          <w:bCs w:val="0"/>
-          <w:sz w:val="28"/>
-          <w:szCs w:val="28"/>
-          <w:lang w:val="en-US"/>
-        </w:rPr>
-        <w:t xml:space="preserve">    PairBox&lt;int, int&gt; sameInts(5, 12);</w:t>
-      </w:r>
-      <w:r/>
-    </w:p>
-    <w:p>
-      <w:pPr>
-        <w:pBdr/>
-        <w:spacing/>
-        <w:ind/>
-        <w:rPr/>
-      </w:pPr>
-      <w:r>
-        <w:rPr>
-          <w:rFonts w:ascii="Times New Roman" w:hAnsi="Times New Roman" w:cs="Times New Roman"/>
-          <w:b w:val="0"/>
-          <w:bCs w:val="0"/>
-          <w:sz w:val="28"/>
-          <w:szCs w:val="28"/>
-          <w:lang w:val="en-US"/>
-        </w:rPr>
-        <w:t xml:space="preserve">    sameInts.print_pair();</w:t>
-      </w:r>
-      <w:r/>
-    </w:p>
-    <w:p>
-      <w:pPr>
-        <w:pBdr/>
-        <w:spacing/>
-        <w:ind/>
-        <w:rPr/>
-      </w:pPr>
-      <w:r>
-        <w:rPr>
-          <w:rFonts w:ascii="Times New Roman" w:hAnsi="Times New Roman" w:cs="Times New Roman"/>
-          <w:b w:val="0"/>
-          <w:bCs w:val="0"/>
-          <w:sz w:val="28"/>
-          <w:szCs w:val="28"/>
-          <w:lang w:val="en-US"/>
-        </w:rPr>
-        <w:t xml:space="preserve">    PairBox&lt;Signaling, Signaling&gt; sameAlarms(</w:t>
-      </w:r>
-      <w:r/>
-    </w:p>
-    <w:p>
-      <w:pPr>
-        <w:pBdr/>
-        <w:spacing/>
-        <w:ind/>
-        <w:rPr/>
-      </w:pPr>
-      <w:r>
-        <w:rPr>
-          <w:rFonts w:ascii="Times New Roman" w:hAnsi="Times New Roman" w:cs="Times New Roman"/>
-          <w:b w:val="0"/>
-          <w:bCs w:val="0"/>
-          <w:sz w:val="28"/>
-          <w:szCs w:val="28"/>
-          <w:lang w:val="en-US"/>
-        </w:rPr>
-        <w:t xml:space="preserve">        Signaling(4, false, "SMS"),</w:t>
-      </w:r>
-      <w:r/>
-    </w:p>
-    <w:p>
-      <w:pPr>
-        <w:pBdr/>
-        <w:spacing/>
-        <w:ind/>
-        <w:rPr/>
-      </w:pPr>
-      <w:r>
-        <w:rPr>
-          <w:rFonts w:ascii="Times New Roman" w:hAnsi="Times New Roman" w:cs="Times New Roman"/>
-          <w:b w:val="0"/>
-          <w:bCs w:val="0"/>
-          <w:sz w:val="28"/>
-          <w:szCs w:val="28"/>
-          <w:lang w:val="en-US"/>
-        </w:rPr>
-        <w:t xml:space="preserve">        Signaling(9, true, "email"));</w:t>
-      </w:r>
-      <w:r/>
-    </w:p>
-    <w:p>
-      <w:pPr>
-        <w:pBdr/>
-        <w:spacing/>
-        <w:ind/>
-        <w:rPr/>
-      </w:pPr>
-      <w:r>
-        <w:rPr>
-          <w:rFonts w:ascii="Times New Roman" w:hAnsi="Times New Roman" w:cs="Times New Roman"/>
-          <w:b w:val="0"/>
-          <w:bCs w:val="0"/>
-          <w:sz w:val="28"/>
-          <w:szCs w:val="28"/>
-          <w:lang w:val="en-US"/>
-        </w:rPr>
-        <w:t xml:space="preserve">    sameAlarms.print_pair();</w:t>
-      </w:r>
-      <w:r/>
-    </w:p>
-    <w:p>
-      <w:pPr>
-        <w:pBdr/>
-        <w:spacing/>
-        <w:ind/>
-        <w:rPr/>
-      </w:pPr>
-      <w:r>
-        <w:rPr>
-          <w:rFonts w:ascii="Times New Roman" w:hAnsi="Times New Roman" w:cs="Times New Roman"/>
-          <w:b w:val="0"/>
-          <w:bCs w:val="0"/>
-          <w:sz w:val="28"/>
-          <w:szCs w:val="28"/>
-          <w:lang w:val="en-US"/>
-        </w:rPr>
-        <w:t xml:space="preserve">    cout &lt;&lt; "\n";</w:t>
-      </w:r>
-      <w:r/>
-    </w:p>
-    <w:p>
-      <w:pPr>
-        <w:pBdr/>
-        <w:spacing/>
-        <w:ind/>
-        <w:rPr/>
-      </w:pPr>
-      <w:r>
-        <w:rPr>
-          <w:rFonts w:ascii="Times New Roman" w:hAnsi="Times New Roman" w:cs="Times New Roman"/>
-          <w:b w:val="0"/>
-          <w:bCs w:val="0"/>
-          <w:sz w:val="28"/>
-          <w:szCs w:val="28"/>
-          <w:lang w:val="en-US"/>
-        </w:rPr>
-      </w:r>
-      <w:r/>
-    </w:p>
-    <w:p>
-      <w:pPr>
-        <w:pBdr/>
-        <w:spacing/>
-        <w:ind/>
-        <w:rPr/>
-      </w:pPr>
-      <w:r>
-        <w:rPr>
-          <w:rFonts w:ascii="Times New Roman" w:hAnsi="Times New Roman" w:cs="Times New Roman"/>
-          <w:b w:val="0"/>
-          <w:bCs w:val="0"/>
-          <w:sz w:val="28"/>
-          <w:szCs w:val="28"/>
-          <w:lang w:val="en-US"/>
-        </w:rPr>
-        <w:t xml:space="preserve">    cout &lt;&lt; "8. Повна спеціалізація PairBox&lt;bool, string&gt;:\n";</w:t>
-      </w:r>
-      <w:r/>
-    </w:p>
-    <w:p>
-      <w:pPr>
-        <w:pBdr/>
-        <w:spacing/>
-        <w:ind/>
-        <w:rPr/>
-      </w:pPr>
-      <w:r>
-        <w:rPr>
-          <w:rFonts w:ascii="Times New Roman" w:hAnsi="Times New Roman" w:cs="Times New Roman"/>
-          <w:b w:val="0"/>
-          <w:bCs w:val="0"/>
-          <w:sz w:val="28"/>
-          <w:szCs w:val="28"/>
-          <w:lang w:val="en-US"/>
-        </w:rPr>
-        <w:t xml:space="preserve">    PairBox&lt;bool, string&gt; fields(true, "сирена");</w:t>
-      </w:r>
-      <w:r/>
-    </w:p>
-    <w:p>
-      <w:pPr>
-        <w:pBdr/>
-        <w:spacing/>
-        <w:ind/>
-        <w:rPr/>
-      </w:pPr>
-      <w:r>
-        <w:rPr>
-          <w:rFonts w:ascii="Times New Roman" w:hAnsi="Times New Roman" w:cs="Times New Roman"/>
-          <w:b w:val="0"/>
-          <w:bCs w:val="0"/>
-          <w:sz w:val="28"/>
-          <w:szCs w:val="28"/>
-          <w:lang w:val="en-US"/>
-        </w:rPr>
-        <w:t xml:space="preserve">    fields.print_pair();</w:t>
-      </w:r>
-      <w:r/>
-    </w:p>
-    <w:p>
-      <w:pPr>
-        <w:pBdr/>
-        <w:spacing/>
-        <w:ind/>
-        <w:rPr/>
-      </w:pPr>
-      <w:r>
-        <w:rPr>
-          <w:rFonts w:ascii="Times New Roman" w:hAnsi="Times New Roman" w:cs="Times New Roman"/>
-          <w:b w:val="0"/>
-          <w:bCs w:val="0"/>
-          <w:sz w:val="28"/>
-          <w:szCs w:val="28"/>
-          <w:lang w:val="en-US"/>
-        </w:rPr>
-      </w:r>
-      <w:r/>
-    </w:p>
-    <w:p>
-      <w:pPr>
-        <w:pBdr/>
-        <w:spacing/>
-        <w:ind/>
-        <w:rPr/>
-      </w:pPr>
-      <w:r>
-        <w:rPr>
-          <w:rFonts w:ascii="Times New Roman" w:hAnsi="Times New Roman" w:cs="Times New Roman"/>
-          <w:b w:val="0"/>
-          <w:bCs w:val="0"/>
-          <w:sz w:val="28"/>
-          <w:szCs w:val="28"/>
-          <w:lang w:val="en-US"/>
-        </w:rPr>
-        <w:t xml:space="preserve">    cout &lt;&lt; "\n=== Кінець програми ===\n";</w:t>
-      </w:r>
-      <w:r/>
-    </w:p>
-    <w:p>
-      <w:pPr>
-        <w:pBdr/>
-        <w:spacing/>
-        <w:ind/>
-        <w:rPr/>
-      </w:pPr>
-      <w:r>
-        <w:rPr>
-          <w:rFonts w:ascii="Times New Roman" w:hAnsi="Times New Roman" w:cs="Times New Roman"/>
-          <w:b w:val="0"/>
-          <w:bCs w:val="0"/>
-          <w:sz w:val="28"/>
-          <w:szCs w:val="28"/>
-          <w:lang w:val="en-US"/>
-        </w:rPr>
-        <w:t xml:space="preserve">    return 0;</w:t>
-      </w:r>
-      <w:r/>
-    </w:p>
-    <w:p>
-      <w:pPr>
-        <w:pBdr/>
-        <w:spacing/>
-        <w:ind/>
-        <w:rPr/>
-      </w:pPr>
-      <w:r>
-        <w:rPr>
-          <w:rFonts w:ascii="Times New Roman" w:hAnsi="Times New Roman" w:cs="Times New Roman"/>
-          <w:b w:val="0"/>
-          <w:bCs w:val="0"/>
-          <w:sz w:val="28"/>
-          <w:szCs w:val="28"/>
-          <w:lang w:val="en-US"/>
-        </w:rPr>
-        <w:t xml:space="preserve">}</w:t>
-      </w:r>
-      <w:r/>
-    </w:p>
-    <w:p>
-      <w:pPr>
-        <w:pBdr/>
-        <w:spacing/>
-        <w:ind/>
-        <w:rPr/>
-      </w:pPr>
-      <w:r>
-        <w:rPr>
-          <w:rFonts w:ascii="Times New Roman" w:hAnsi="Times New Roman" w:cs="Times New Roman"/>
-          <w:b w:val="0"/>
-          <w:bCs w:val="0"/>
-          <w:sz w:val="28"/>
-          <w:szCs w:val="28"/>
-          <w:lang w:val="en-US"/>
-        </w:rPr>
-      </w:r>
-      <w:r/>
     </w:p>
     <w:p>
       <w:pPr>
@@ -7979,7 +1223,152 @@
           <w:szCs w:val="28"/>
           <w:lang w:val="en-US"/>
         </w:rPr>
+      </w:r>
+      <w:hyperlink r:id="rId13" w:tooltip="main.cpp" w:history="1">
+        <w:r>
+          <w:rPr>
+            <w:rStyle w:val="899"/>
+            <w:rFonts w:ascii="Segoe UI" w:hAnsi="Segoe UI" w:eastAsia="Segoe UI" w:cs="Segoe UI"/>
+            <w:b/>
+            <w:color w:val="445799"/>
+            <w:sz w:val="28"/>
+          </w:rPr>
+          <w:t xml:space="preserve">main.cpp</w:t>
+        </w:r>
+      </w:hyperlink>
+      <w:r>
+        <w:rPr>
+          <w:rFonts w:ascii="Times New Roman" w:hAnsi="Times New Roman" w:cs="Times New Roman"/>
+          <w:b/>
+          <w:bCs/>
+          <w:sz w:val="28"/>
+          <w:szCs w:val="28"/>
+          <w:lang w:val="en-US"/>
+        </w:rPr>
+        <w:br/>
+      </w:r>
+      <w:hyperlink r:id="rId14" w:tooltip="max_utils.h" w:history="1">
+        <w:r>
+          <w:rPr>
+            <w:rStyle w:val="899"/>
+            <w:rFonts w:ascii="Segoe UI" w:hAnsi="Segoe UI" w:eastAsia="Segoe UI" w:cs="Segoe UI"/>
+            <w:b/>
+            <w:color w:val="445799"/>
+            <w:sz w:val="28"/>
+          </w:rPr>
+          <w:t xml:space="preserve">max_utils.h</w:t>
+        </w:r>
+      </w:hyperlink>
+      <w:r>
+        <w:rPr>
+          <w:rFonts w:ascii="Times New Roman" w:hAnsi="Times New Roman" w:cs="Times New Roman"/>
+          <w:b/>
+          <w:bCs/>
+          <w:sz w:val="28"/>
+          <w:szCs w:val="28"/>
+          <w:lang w:val="en-US"/>
+        </w:rPr>
+        <w:br/>
+      </w:r>
+      <w:hyperlink r:id="rId15" w:tooltip="pair_box.h" w:history="1">
+        <w:r>
+          <w:rPr>
+            <w:rStyle w:val="899"/>
+            <w:rFonts w:ascii="Segoe UI" w:hAnsi="Segoe UI" w:eastAsia="Segoe UI" w:cs="Segoe UI"/>
+            <w:b/>
+            <w:color w:val="445799"/>
+            <w:sz w:val="28"/>
+          </w:rPr>
+          <w:t xml:space="preserve">pair_box.h</w:t>
+        </w:r>
+      </w:hyperlink>
+      <w:r>
+        <w:rPr>
+          <w:rFonts w:ascii="Times New Roman" w:hAnsi="Times New Roman" w:cs="Times New Roman"/>
+          <w:b/>
+          <w:bCs/>
+          <w:sz w:val="28"/>
+          <w:szCs w:val="28"/>
+          <w:lang w:val="en-US"/>
+        </w:rPr>
+        <w:br/>
+      </w:r>
+      <w:hyperlink r:id="rId16" w:tooltip="repository.h" w:history="1">
+        <w:r>
+          <w:rPr>
+            <w:rStyle w:val="899"/>
+            <w:rFonts w:ascii="Segoe UI" w:hAnsi="Segoe UI" w:eastAsia="Segoe UI" w:cs="Segoe UI"/>
+            <w:b/>
+            <w:color w:val="445799"/>
+            <w:sz w:val="28"/>
+          </w:rPr>
+          <w:t xml:space="preserve">repository.h</w:t>
+        </w:r>
+      </w:hyperlink>
+      <w:r>
+        <w:rPr>
+          <w:rFonts w:ascii="Times New Roman" w:hAnsi="Times New Roman" w:cs="Times New Roman"/>
+          <w:b/>
+          <w:bCs/>
+          <w:sz w:val="28"/>
+          <w:szCs w:val="28"/>
+          <w:lang w:val="en-US"/>
+        </w:rPr>
+        <w:br/>
+      </w:r>
+      <w:hyperlink r:id="rId17" w:tooltip="signaling.cpp" w:history="1">
+        <w:r>
+          <w:rPr>
+            <w:rStyle w:val="899"/>
+            <w:rFonts w:ascii="Segoe UI" w:hAnsi="Segoe UI" w:eastAsia="Segoe UI" w:cs="Segoe UI"/>
+            <w:b/>
+            <w:color w:val="445799"/>
+            <w:sz w:val="28"/>
+          </w:rPr>
+          <w:t xml:space="preserve">signaling.cpp</w:t>
+        </w:r>
+      </w:hyperlink>
+      <w:r>
+        <w:rPr>
+          <w:rFonts w:ascii="Times New Roman" w:hAnsi="Times New Roman" w:cs="Times New Roman"/>
+          <w:b/>
+          <w:bCs/>
+          <w:sz w:val="28"/>
+          <w:szCs w:val="28"/>
+          <w:lang w:val="en-US"/>
+        </w:rPr>
+        <w:br/>
+      </w:r>
+      <w:hyperlink r:id="rId18" w:tooltip="signaling.h" w:history="1">
+        <w:r>
+          <w:rPr>
+            <w:rStyle w:val="899"/>
+            <w:rFonts w:ascii="Segoe UI" w:hAnsi="Segoe UI" w:eastAsia="Segoe UI" w:cs="Segoe UI"/>
+            <w:b/>
+            <w:color w:val="445799"/>
+            <w:sz w:val="28"/>
+          </w:rPr>
+          <w:t xml:space="preserve">signaling.h</w:t>
+        </w:r>
+      </w:hyperlink>
+      <w:r>
+        <w:rPr>
+          <w:rFonts w:ascii="Times New Roman" w:hAnsi="Times New Roman" w:cs="Times New Roman"/>
+          <w:b/>
+          <w:bCs/>
+          <w:sz w:val="28"/>
+          <w:szCs w:val="28"/>
+          <w:lang w:val="en-US"/>
+        </w:rPr>
+        <w:br/>
+        <w:br/>
         <w:t xml:space="preserve">Результати тестування для різних вхідних умов.</w:t>
+      </w:r>
+      <w:r>
+        <w:rPr>
+          <w:b/>
+          <w:bCs/>
+        </w:rPr>
       </w:r>
       <w:r>
         <w:rPr>
@@ -8072,1567 +1461,6 @@
         <w:pBdr/>
         <w:spacing/>
         <w:ind/>
-        <w:rPr/>
-      </w:pPr>
-      <w:r>
-        <w:rPr>
-          <w:rFonts w:ascii="Times New Roman" w:hAnsi="Times New Roman" w:cs="Times New Roman"/>
-          <w:b w:val="0"/>
-          <w:bCs w:val="0"/>
-          <w:sz w:val="28"/>
-          <w:szCs w:val="28"/>
-          <w:lang w:val="en-US"/>
-        </w:rPr>
-      </w:r>
-      <w:r/>
-    </w:p>
-    <w:p>
-      <w:pPr>
-        <w:pBdr/>
-        <w:spacing/>
-        <w:ind/>
-        <w:rPr/>
-      </w:pPr>
-      <w:r>
-        <w:rPr>
-          <w:rFonts w:ascii="Times New Roman" w:hAnsi="Times New Roman" w:cs="Times New Roman"/>
-          <w:b w:val="0"/>
-          <w:bCs w:val="0"/>
-          <w:sz w:val="28"/>
-          <w:szCs w:val="28"/>
-          <w:lang w:val="en-US"/>
-        </w:rPr>
-        <w:t xml:space="preserve">----- Тест 1. Шаблон функції max_value -----</w:t>
-      </w:r>
-      <w:r/>
-    </w:p>
-    <w:p>
-      <w:pPr>
-        <w:pBdr/>
-        <w:spacing/>
-        <w:ind/>
-        <w:rPr/>
-      </w:pPr>
-      <w:r>
-        <w:rPr>
-          <w:rFonts w:ascii="Times New Roman" w:hAnsi="Times New Roman" w:cs="Times New Roman"/>
-          <w:b w:val="0"/>
-          <w:bCs w:val="0"/>
-          <w:sz w:val="28"/>
-          <w:szCs w:val="28"/>
-          <w:lang w:val="en-US"/>
-        </w:rPr>
-        <w:t xml:space="preserve">int → 25; double → 3.14; string → «сирена»; Signaling → більший за кількістю датчиків (12).</w:t>
-      </w:r>
-      <w:r/>
-    </w:p>
-    <w:p>
-      <w:pPr>
-        <w:pBdr/>
-        <w:spacing/>
-        <w:ind/>
-        <w:rPr/>
-      </w:pPr>
-      <w:r>
-        <w:rPr>
-          <w:rFonts w:ascii="Times New Roman" w:hAnsi="Times New Roman" w:cs="Times New Roman"/>
-          <w:b w:val="0"/>
-          <w:bCs w:val="0"/>
-          <w:sz w:val="28"/>
-          <w:szCs w:val="28"/>
-          <w:lang w:val="en-US"/>
-        </w:rPr>
-      </w:r>
-      <w:r/>
-    </w:p>
-    <w:p>
-      <w:pPr>
-        <w:pBdr/>
-        <w:spacing/>
-        <w:ind/>
-        <w:rPr/>
-      </w:pPr>
-      <w:r>
-        <w:rPr>
-          <w:rFonts w:ascii="Times New Roman" w:hAnsi="Times New Roman" w:cs="Times New Roman"/>
-          <w:b w:val="0"/>
-          <w:bCs w:val="0"/>
-          <w:sz w:val="28"/>
-          <w:szCs w:val="28"/>
-          <w:lang w:val="en-US"/>
-        </w:rPr>
-        <w:t xml:space="preserve">----- Тест 2. Повна спеціалізація функції -----</w:t>
-      </w:r>
-      <w:r/>
-    </w:p>
-    <w:p>
-      <w:pPr>
-        <w:pBdr/>
-        <w:spacing/>
-        <w:ind/>
-        <w:rPr/>
-      </w:pPr>
-      <w:r>
-        <w:rPr>
-          <w:rFonts w:ascii="Times New Roman" w:hAnsi="Times New Roman" w:cs="Times New Roman"/>
-          <w:b w:val="0"/>
-          <w:bCs w:val="0"/>
-          <w:sz w:val="28"/>
-          <w:szCs w:val="28"/>
-          <w:lang w:val="en-US"/>
-        </w:rPr>
-        <w:t xml:space="preserve">max_value&lt;const char*&gt; → «дзвінок»; print_value&lt;bool&gt; → «так».</w:t>
-      </w:r>
-      <w:r/>
-    </w:p>
-    <w:p>
-      <w:pPr>
-        <w:pBdr/>
-        <w:spacing/>
-        <w:ind/>
-        <w:rPr/>
-      </w:pPr>
-      <w:r>
-        <w:rPr>
-          <w:rFonts w:ascii="Times New Roman" w:hAnsi="Times New Roman" w:cs="Times New Roman"/>
-          <w:b w:val="0"/>
-          <w:bCs w:val="0"/>
-          <w:sz w:val="28"/>
-          <w:szCs w:val="28"/>
-          <w:lang w:val="en-US"/>
-        </w:rPr>
-      </w:r>
-      <w:r/>
-    </w:p>
-    <w:p>
-      <w:pPr>
-        <w:pBdr/>
-        <w:spacing/>
-        <w:ind/>
-        <w:rPr/>
-      </w:pPr>
-      <w:r>
-        <w:rPr>
-          <w:rFonts w:ascii="Times New Roman" w:hAnsi="Times New Roman" w:cs="Times New Roman"/>
-          <w:b w:val="0"/>
-          <w:bCs w:val="0"/>
-          <w:sz w:val="28"/>
-          <w:szCs w:val="28"/>
-          <w:lang w:val="en-US"/>
-        </w:rPr>
-        <w:t xml:space="preserve">----- Тест 3. Repository загальний -----</w:t>
-      </w:r>
-      <w:r/>
-    </w:p>
-    <w:p>
-      <w:pPr>
-        <w:pBdr/>
-        <w:spacing/>
-        <w:ind/>
-        <w:rPr/>
-      </w:pPr>
-      <w:r>
-        <w:rPr>
-          <w:rFonts w:ascii="Times New Roman" w:hAnsi="Times New Roman" w:cs="Times New Roman"/>
-          <w:b w:val="0"/>
-          <w:bCs w:val="0"/>
-          <w:sz w:val="28"/>
-          <w:szCs w:val="28"/>
-          <w:lang w:val="en-US"/>
-        </w:rPr>
-        <w:t xml:space="preserve">Працює з int, double, Signaling.</w:t>
-      </w:r>
-      <w:r/>
-    </w:p>
-    <w:p>
-      <w:pPr>
-        <w:pBdr/>
-        <w:spacing/>
-        <w:ind/>
-        <w:rPr/>
-      </w:pPr>
-      <w:r>
-        <w:rPr>
-          <w:rFonts w:ascii="Times New Roman" w:hAnsi="Times New Roman" w:cs="Times New Roman"/>
-          <w:b w:val="0"/>
-          <w:bCs w:val="0"/>
-          <w:sz w:val="28"/>
-          <w:szCs w:val="28"/>
-          <w:lang w:val="en-US"/>
-        </w:rPr>
-      </w:r>
-      <w:r/>
-    </w:p>
-    <w:p>
-      <w:pPr>
-        <w:pBdr/>
-        <w:spacing/>
-        <w:ind/>
-        <w:rPr/>
-      </w:pPr>
-      <w:r>
-        <w:rPr>
-          <w:rFonts w:ascii="Times New Roman" w:hAnsi="Times New Roman" w:cs="Times New Roman"/>
-          <w:b w:val="0"/>
-          <w:bCs w:val="0"/>
-          <w:sz w:val="28"/>
-          <w:szCs w:val="28"/>
-          <w:lang w:val="en-US"/>
-        </w:rPr>
-        <w:t xml:space="preserve">----- Тест 4. Часткова спеціалізація Repository&lt;T*&gt; -----</w:t>
-      </w:r>
-      <w:r/>
-    </w:p>
-    <w:p>
-      <w:pPr>
-        <w:pBdr/>
-        <w:spacing/>
-        <w:ind/>
-        <w:rPr/>
-      </w:pPr>
-      <w:r>
-        <w:rPr>
-          <w:rFonts w:ascii="Times New Roman" w:hAnsi="Times New Roman" w:cs="Times New Roman"/>
-          <w:b w:val="0"/>
-          <w:bCs w:val="0"/>
-          <w:sz w:val="28"/>
-          <w:szCs w:val="28"/>
-          <w:lang w:val="en-US"/>
-        </w:rPr>
-        <w:t xml:space="preserve">Виводить адресу та *ptr.</w:t>
-      </w:r>
-      <w:r/>
-    </w:p>
-    <w:p>
-      <w:pPr>
-        <w:pBdr/>
-        <w:spacing/>
-        <w:ind/>
-        <w:rPr/>
-      </w:pPr>
-      <w:r>
-        <w:rPr>
-          <w:rFonts w:ascii="Times New Roman" w:hAnsi="Times New Roman" w:cs="Times New Roman"/>
-          <w:b w:val="0"/>
-          <w:bCs w:val="0"/>
-          <w:sz w:val="28"/>
-          <w:szCs w:val="28"/>
-          <w:lang w:val="en-US"/>
-        </w:rPr>
-      </w:r>
-      <w:r/>
-    </w:p>
-    <w:p>
-      <w:pPr>
-        <w:pBdr/>
-        <w:spacing/>
-        <w:ind/>
-        <w:rPr/>
-      </w:pPr>
-      <w:r>
-        <w:rPr>
-          <w:rFonts w:ascii="Times New Roman" w:hAnsi="Times New Roman" w:cs="Times New Roman"/>
-          <w:b w:val="0"/>
-          <w:bCs w:val="0"/>
-          <w:sz w:val="28"/>
-          <w:szCs w:val="28"/>
-          <w:lang w:val="en-US"/>
-        </w:rPr>
-        <w:t xml:space="preserve">----- Тест 5. Повна спеціалізація Repository&lt;bool&gt; -----</w:t>
-      </w:r>
-      <w:r/>
-    </w:p>
-    <w:p>
-      <w:pPr>
-        <w:pBdr/>
-        <w:spacing/>
-        <w:ind/>
-        <w:rPr/>
-      </w:pPr>
-      <w:r>
-        <w:rPr>
-          <w:rFonts w:ascii="Times New Roman" w:hAnsi="Times New Roman" w:cs="Times New Roman"/>
-          <w:b w:val="0"/>
-          <w:bCs w:val="0"/>
-          <w:sz w:val="28"/>
-          <w:szCs w:val="28"/>
-          <w:lang w:val="en-US"/>
-        </w:rPr>
-        <w:t xml:space="preserve">Інтерпретує bool як наявність бездротових сенсорів.</w:t>
-      </w:r>
-      <w:r/>
-    </w:p>
-    <w:p>
-      <w:pPr>
-        <w:pBdr/>
-        <w:spacing/>
-        <w:ind/>
-        <w:rPr/>
-      </w:pPr>
-      <w:r>
-        <w:rPr>
-          <w:rFonts w:ascii="Times New Roman" w:hAnsi="Times New Roman" w:cs="Times New Roman"/>
-          <w:b w:val="0"/>
-          <w:bCs w:val="0"/>
-          <w:sz w:val="28"/>
-          <w:szCs w:val="28"/>
-          <w:lang w:val="en-US"/>
-        </w:rPr>
-      </w:r>
-      <w:r/>
-    </w:p>
-    <w:p>
-      <w:pPr>
-        <w:pBdr/>
-        <w:spacing/>
-        <w:ind/>
-        <w:rPr/>
-      </w:pPr>
-      <w:r>
-        <w:rPr>
-          <w:rFonts w:ascii="Times New Roman" w:hAnsi="Times New Roman" w:cs="Times New Roman"/>
-          <w:b w:val="0"/>
-          <w:bCs w:val="0"/>
-          <w:sz w:val="28"/>
-          <w:szCs w:val="28"/>
-          <w:lang w:val="en-US"/>
-        </w:rPr>
-        <w:t xml:space="preserve">----- Тест 6. PairBox загальний -----</w:t>
-      </w:r>
-      <w:r/>
-    </w:p>
-    <w:p>
-      <w:pPr>
-        <w:pBdr/>
-        <w:spacing/>
-        <w:ind/>
-        <w:rPr/>
-      </w:pPr>
-      <w:r>
-        <w:rPr>
-          <w:rFonts w:ascii="Times New Roman" w:hAnsi="Times New Roman" w:cs="Times New Roman"/>
-          <w:b w:val="0"/>
-          <w:bCs w:val="0"/>
-          <w:sz w:val="28"/>
-          <w:szCs w:val="28"/>
-          <w:lang w:val="en-US"/>
-        </w:rPr>
-        <w:t xml:space="preserve">(int, double), (string, bool), (int, Signaling).</w:t>
-      </w:r>
-      <w:r/>
-    </w:p>
-    <w:p>
-      <w:pPr>
-        <w:pBdr/>
-        <w:spacing/>
-        <w:ind/>
-        <w:rPr/>
-      </w:pPr>
-      <w:r>
-        <w:rPr>
-          <w:rFonts w:ascii="Times New Roman" w:hAnsi="Times New Roman" w:cs="Times New Roman"/>
-          <w:b w:val="0"/>
-          <w:bCs w:val="0"/>
-          <w:sz w:val="28"/>
-          <w:szCs w:val="28"/>
-          <w:lang w:val="en-US"/>
-        </w:rPr>
-      </w:r>
-      <w:r/>
-    </w:p>
-    <w:p>
-      <w:pPr>
-        <w:pBdr/>
-        <w:spacing/>
-        <w:ind/>
-        <w:rPr/>
-      </w:pPr>
-      <w:r>
-        <w:rPr>
-          <w:rFonts w:ascii="Times New Roman" w:hAnsi="Times New Roman" w:cs="Times New Roman"/>
-          <w:b w:val="0"/>
-          <w:bCs w:val="0"/>
-          <w:sz w:val="28"/>
-          <w:szCs w:val="28"/>
-          <w:lang w:val="en-US"/>
-        </w:rPr>
-        <w:t xml:space="preserve">----- Тест 7. Часткова PairBox&lt;T, T&gt; -----</w:t>
-      </w:r>
-      <w:r/>
-    </w:p>
-    <w:p>
-      <w:pPr>
-        <w:pBdr/>
-        <w:spacing/>
-        <w:ind/>
-        <w:rPr/>
-      </w:pPr>
-      <w:r>
-        <w:rPr>
-          <w:rFonts w:ascii="Times New Roman" w:hAnsi="Times New Roman" w:cs="Times New Roman"/>
-          <w:b w:val="0"/>
-          <w:bCs w:val="0"/>
-          <w:sz w:val="28"/>
-          <w:szCs w:val="28"/>
-          <w:lang w:val="en-US"/>
-        </w:rPr>
-        <w:t xml:space="preserve">Друкує більший з двох елементів одного типу.</w:t>
-      </w:r>
-      <w:r/>
-    </w:p>
-    <w:p>
-      <w:pPr>
-        <w:pBdr/>
-        <w:spacing/>
-        <w:ind/>
-        <w:rPr/>
-      </w:pPr>
-      <w:r>
-        <w:rPr>
-          <w:rFonts w:ascii="Times New Roman" w:hAnsi="Times New Roman" w:cs="Times New Roman"/>
-          <w:b w:val="0"/>
-          <w:bCs w:val="0"/>
-          <w:sz w:val="28"/>
-          <w:szCs w:val="28"/>
-          <w:lang w:val="en-US"/>
-        </w:rPr>
-      </w:r>
-      <w:r/>
-    </w:p>
-    <w:p>
-      <w:pPr>
-        <w:pBdr/>
-        <w:spacing/>
-        <w:ind/>
-        <w:rPr/>
-      </w:pPr>
-      <w:r>
-        <w:rPr>
-          <w:rFonts w:ascii="Times New Roman" w:hAnsi="Times New Roman" w:cs="Times New Roman"/>
-          <w:b w:val="0"/>
-          <w:bCs w:val="0"/>
-          <w:sz w:val="28"/>
-          <w:szCs w:val="28"/>
-          <w:lang w:val="en-US"/>
-        </w:rPr>
-        <w:t xml:space="preserve">----- Тест 8. Повна PairBox&lt;bool, string&gt; -----</w:t>
-      </w:r>
-      <w:r/>
-    </w:p>
-    <w:p>
-      <w:pPr>
-        <w:pBdr/>
-        <w:spacing/>
-        <w:ind/>
-        <w:rPr/>
-      </w:pPr>
-      <w:r>
-        <w:rPr>
-          <w:rFonts w:ascii="Times New Roman" w:hAnsi="Times New Roman" w:cs="Times New Roman"/>
-          <w:b w:val="0"/>
-          <w:bCs w:val="0"/>
-          <w:sz w:val="28"/>
-          <w:szCs w:val="28"/>
-          <w:lang w:val="en-US"/>
-        </w:rPr>
-        <w:t xml:space="preserve">Поля сигналізації: бездротові + оповіщення.</w:t>
-      </w:r>
-      <w:r/>
-    </w:p>
-    <w:p>
-      <w:pPr>
-        <w:pBdr/>
-        <w:spacing/>
-        <w:ind/>
-        <w:rPr/>
-      </w:pPr>
-      <w:r>
-        <w:rPr>
-          <w:rFonts w:ascii="Times New Roman" w:hAnsi="Times New Roman" w:cs="Times New Roman"/>
-          <w:b w:val="0"/>
-          <w:bCs w:val="0"/>
-          <w:sz w:val="28"/>
-          <w:szCs w:val="28"/>
-          <w:lang w:val="en-US"/>
-        </w:rPr>
-      </w:r>
-      <w:r/>
-    </w:p>
-    <w:p>
-      <w:pPr>
-        <w:pBdr/>
-        <w:spacing/>
-        <w:ind/>
-        <w:rPr/>
-      </w:pPr>
-      <w:r>
-        <w:rPr>
-          <w:rFonts w:ascii="Times New Roman" w:hAnsi="Times New Roman" w:cs="Times New Roman"/>
-          <w:b w:val="0"/>
-          <w:bCs w:val="0"/>
-          <w:sz w:val="28"/>
-          <w:szCs w:val="28"/>
-          <w:lang w:val="en-US"/>
-        </w:rPr>
-        <w:t xml:space="preserve">Повний вивід програми:</w:t>
-      </w:r>
-      <w:r/>
-    </w:p>
-    <w:p>
-      <w:pPr>
-        <w:pBdr/>
-        <w:spacing/>
-        <w:ind/>
-        <w:rPr/>
-      </w:pPr>
-      <w:r>
-        <w:rPr>
-          <w:rFonts w:ascii="Times New Roman" w:hAnsi="Times New Roman" w:cs="Times New Roman"/>
-          <w:b w:val="0"/>
-          <w:bCs w:val="0"/>
-          <w:sz w:val="28"/>
-          <w:szCs w:val="28"/>
-          <w:lang w:val="en-US"/>
-        </w:rPr>
-        <w:t xml:space="preserve">=== Лаб. №18: Шаблони (Сигналізація) ===</w:t>
-      </w:r>
-      <w:r/>
-    </w:p>
-    <w:p>
-      <w:pPr>
-        <w:pBdr/>
-        <w:spacing/>
-        <w:ind/>
-        <w:rPr/>
-      </w:pPr>
-      <w:r>
-        <w:rPr>
-          <w:rFonts w:ascii="Times New Roman" w:hAnsi="Times New Roman" w:cs="Times New Roman"/>
-          <w:b w:val="0"/>
-          <w:bCs w:val="0"/>
-          <w:sz w:val="28"/>
-          <w:szCs w:val="28"/>
-          <w:lang w:val="en-US"/>
-        </w:rPr>
-      </w:r>
-      <w:r/>
-    </w:p>
-    <w:p>
-      <w:pPr>
-        <w:pBdr/>
-        <w:spacing/>
-        <w:ind/>
-        <w:rPr/>
-      </w:pPr>
-      <w:r>
-        <w:rPr>
-          <w:rFonts w:ascii="Times New Roman" w:hAnsi="Times New Roman" w:cs="Times New Roman"/>
-          <w:b w:val="0"/>
-          <w:bCs w:val="0"/>
-          <w:sz w:val="28"/>
-          <w:szCs w:val="28"/>
-          <w:lang w:val="en-US"/>
-        </w:rPr>
-        <w:t xml:space="preserve">1. Шаблон функції max_value:</w:t>
-      </w:r>
-      <w:r/>
-    </w:p>
-    <w:p>
-      <w:pPr>
-        <w:pBdr/>
-        <w:spacing/>
-        <w:ind/>
-        <w:rPr/>
-      </w:pPr>
-      <w:r>
-        <w:rPr>
-          <w:rFonts w:ascii="Times New Roman" w:hAnsi="Times New Roman" w:cs="Times New Roman"/>
-          <w:b w:val="0"/>
-          <w:bCs w:val="0"/>
-          <w:sz w:val="28"/>
-          <w:szCs w:val="28"/>
-          <w:lang w:val="en-US"/>
-        </w:rPr>
-        <w:t xml:space="preserve">  max int: 25</w:t>
-      </w:r>
-      <w:r/>
-    </w:p>
-    <w:p>
-      <w:pPr>
-        <w:pBdr/>
-        <w:spacing/>
-        <w:ind/>
-        <w:rPr/>
-      </w:pPr>
-      <w:r>
-        <w:rPr>
-          <w:rFonts w:ascii="Times New Roman" w:hAnsi="Times New Roman" w:cs="Times New Roman"/>
-          <w:b w:val="0"/>
-          <w:bCs w:val="0"/>
-          <w:sz w:val="28"/>
-          <w:szCs w:val="28"/>
-          <w:lang w:val="en-US"/>
-        </w:rPr>
-        <w:t xml:space="preserve">  max double: 3.14</w:t>
-      </w:r>
-      <w:r/>
-    </w:p>
-    <w:p>
-      <w:pPr>
-        <w:pBdr/>
-        <w:spacing/>
-        <w:ind/>
-        <w:rPr/>
-      </w:pPr>
-      <w:r>
-        <w:rPr>
-          <w:rFonts w:ascii="Times New Roman" w:hAnsi="Times New Roman" w:cs="Times New Roman"/>
-          <w:b w:val="0"/>
-          <w:bCs w:val="0"/>
-          <w:sz w:val="28"/>
-          <w:szCs w:val="28"/>
-          <w:lang w:val="en-US"/>
-        </w:rPr>
-        <w:t xml:space="preserve">  max string: сирена</w:t>
-      </w:r>
-      <w:r/>
-    </w:p>
-    <w:p>
-      <w:pPr>
-        <w:pBdr/>
-        <w:spacing/>
-        <w:ind/>
-        <w:rPr/>
-      </w:pPr>
-      <w:r>
-        <w:rPr>
-          <w:rFonts w:ascii="Times New Roman" w:hAnsi="Times New Roman" w:cs="Times New Roman"/>
-          <w:b w:val="0"/>
-          <w:bCs w:val="0"/>
-          <w:sz w:val="28"/>
-          <w:szCs w:val="28"/>
-          <w:lang w:val="en-US"/>
-        </w:rPr>
-        <w:t xml:space="preserve">  max Signaling (за кількістю датчиків): датчиків: 12, бездротові: ні, оповіщення: SMS</w:t>
-      </w:r>
-      <w:r/>
-    </w:p>
-    <w:p>
-      <w:pPr>
-        <w:pBdr/>
-        <w:spacing/>
-        <w:ind/>
-        <w:rPr/>
-      </w:pPr>
-      <w:r>
-        <w:rPr>
-          <w:rFonts w:ascii="Times New Roman" w:hAnsi="Times New Roman" w:cs="Times New Roman"/>
-          <w:b w:val="0"/>
-          <w:bCs w:val="0"/>
-          <w:sz w:val="28"/>
-          <w:szCs w:val="28"/>
-          <w:lang w:val="en-US"/>
-        </w:rPr>
-        <w:t xml:space="preserve">  max const char* (повна спеціалізація функції): дзвінок</w:t>
-      </w:r>
-      <w:r/>
-    </w:p>
-    <w:p>
-      <w:pPr>
-        <w:pBdr/>
-        <w:spacing/>
-        <w:ind/>
-        <w:rPr/>
-      </w:pPr>
-      <w:r>
-        <w:rPr>
-          <w:rFonts w:ascii="Times New Roman" w:hAnsi="Times New Roman" w:cs="Times New Roman"/>
-          <w:b w:val="0"/>
-          <w:bCs w:val="0"/>
-          <w:sz w:val="28"/>
-          <w:szCs w:val="28"/>
-          <w:lang w:val="en-US"/>
-        </w:rPr>
-      </w:r>
-      <w:r/>
-    </w:p>
-    <w:p>
-      <w:pPr>
-        <w:pBdr/>
-        <w:spacing/>
-        <w:ind/>
-        <w:rPr/>
-      </w:pPr>
-      <w:r>
-        <w:rPr>
-          <w:rFonts w:ascii="Times New Roman" w:hAnsi="Times New Roman" w:cs="Times New Roman"/>
-          <w:b w:val="0"/>
-          <w:bCs w:val="0"/>
-          <w:sz w:val="28"/>
-          <w:szCs w:val="28"/>
-          <w:lang w:val="en-US"/>
-        </w:rPr>
-        <w:t xml:space="preserve">2. Шаблон функції print_value + спеціалізація bool:</w:t>
-      </w:r>
-      <w:r/>
-    </w:p>
-    <w:p>
-      <w:pPr>
-        <w:pBdr/>
-        <w:spacing/>
-        <w:ind/>
-        <w:rPr/>
-      </w:pPr>
-      <w:r>
-        <w:rPr>
-          <w:rFonts w:ascii="Times New Roman" w:hAnsi="Times New Roman" w:cs="Times New Roman"/>
-          <w:b w:val="0"/>
-          <w:bCs w:val="0"/>
-          <w:sz w:val="28"/>
-          <w:szCs w:val="28"/>
-          <w:lang w:val="en-US"/>
-        </w:rPr>
-        <w:t xml:space="preserve">  int: 42</w:t>
-      </w:r>
-      <w:r/>
-    </w:p>
-    <w:p>
-      <w:pPr>
-        <w:pBdr/>
-        <w:spacing/>
-        <w:ind/>
-        <w:rPr/>
-      </w:pPr>
-      <w:r>
-        <w:rPr>
-          <w:rFonts w:ascii="Times New Roman" w:hAnsi="Times New Roman" w:cs="Times New Roman"/>
-          <w:b w:val="0"/>
-          <w:bCs w:val="0"/>
-          <w:sz w:val="28"/>
-          <w:szCs w:val="28"/>
-          <w:lang w:val="en-US"/>
-        </w:rPr>
-        <w:t xml:space="preserve">  bool: так</w:t>
-      </w:r>
-      <w:r/>
-    </w:p>
-    <w:p>
-      <w:pPr>
-        <w:pBdr/>
-        <w:spacing/>
-        <w:ind/>
-        <w:rPr/>
-      </w:pPr>
-      <w:r>
-        <w:rPr>
-          <w:rFonts w:ascii="Times New Roman" w:hAnsi="Times New Roman" w:cs="Times New Roman"/>
-          <w:b w:val="0"/>
-          <w:bCs w:val="0"/>
-          <w:sz w:val="28"/>
-          <w:szCs w:val="28"/>
-          <w:lang w:val="en-US"/>
-        </w:rPr>
-      </w:r>
-      <w:r/>
-    </w:p>
-    <w:p>
-      <w:pPr>
-        <w:pBdr/>
-        <w:spacing/>
-        <w:ind/>
-        <w:rPr/>
-      </w:pPr>
-      <w:r>
-        <w:rPr>
-          <w:rFonts w:ascii="Times New Roman" w:hAnsi="Times New Roman" w:cs="Times New Roman"/>
-          <w:b w:val="0"/>
-          <w:bCs w:val="0"/>
-          <w:sz w:val="28"/>
-          <w:szCs w:val="28"/>
-          <w:lang w:val="en-US"/>
-        </w:rPr>
-        <w:t xml:space="preserve">3. Шаблон класу Repository (загальний):</w:t>
-      </w:r>
-      <w:r/>
-    </w:p>
-    <w:p>
-      <w:pPr>
-        <w:pBdr/>
-        <w:spacing/>
-        <w:ind/>
-        <w:rPr/>
-      </w:pPr>
-      <w:r>
-        <w:rPr>
-          <w:rFonts w:ascii="Times New Roman" w:hAnsi="Times New Roman" w:cs="Times New Roman"/>
-          <w:b w:val="0"/>
-          <w:bCs w:val="0"/>
-          <w:sz w:val="28"/>
-          <w:szCs w:val="28"/>
-          <w:lang w:val="en-US"/>
-        </w:rPr>
-        <w:t xml:space="preserve">[Repository&lt;i&gt;] 8</w:t>
-      </w:r>
-      <w:r/>
-    </w:p>
-    <w:p>
-      <w:pPr>
-        <w:pBdr/>
-        <w:spacing/>
-        <w:ind/>
-        <w:rPr/>
-      </w:pPr>
-      <w:r>
-        <w:rPr>
-          <w:rFonts w:ascii="Times New Roman" w:hAnsi="Times New Roman" w:cs="Times New Roman"/>
-          <w:b w:val="0"/>
-          <w:bCs w:val="0"/>
-          <w:sz w:val="28"/>
-          <w:szCs w:val="28"/>
-          <w:lang w:val="en-US"/>
-        </w:rPr>
-        <w:t xml:space="preserve">[Repository&lt;d&gt;] 3.5</w:t>
-      </w:r>
-      <w:r/>
-    </w:p>
-    <w:p>
-      <w:pPr>
-        <w:pBdr/>
-        <w:spacing/>
-        <w:ind/>
-        <w:rPr/>
-      </w:pPr>
-      <w:r>
-        <w:rPr>
-          <w:rFonts w:ascii="Times New Roman" w:hAnsi="Times New Roman" w:cs="Times New Roman"/>
-          <w:b w:val="0"/>
-          <w:bCs w:val="0"/>
-          <w:sz w:val="28"/>
-          <w:szCs w:val="28"/>
-          <w:lang w:val="en-US"/>
-        </w:rPr>
-        <w:t xml:space="preserve">[Repository&lt;9Signaling&gt;] датчиків: 5, бездротові: так, оповіщення: додаток</w:t>
-      </w:r>
-      <w:r/>
-    </w:p>
-    <w:p>
-      <w:pPr>
-        <w:pBdr/>
-        <w:spacing/>
-        <w:ind/>
-        <w:rPr/>
-      </w:pPr>
-      <w:r>
-        <w:rPr>
-          <w:rFonts w:ascii="Times New Roman" w:hAnsi="Times New Roman" w:cs="Times New Roman"/>
-          <w:b w:val="0"/>
-          <w:bCs w:val="0"/>
-          <w:sz w:val="28"/>
-          <w:szCs w:val="28"/>
-          <w:lang w:val="en-US"/>
-        </w:rPr>
-      </w:r>
-      <w:r/>
-    </w:p>
-    <w:p>
-      <w:pPr>
-        <w:pBdr/>
-        <w:spacing/>
-        <w:ind/>
-        <w:rPr/>
-      </w:pPr>
-      <w:r>
-        <w:rPr>
-          <w:rFonts w:ascii="Times New Roman" w:hAnsi="Times New Roman" w:cs="Times New Roman"/>
-          <w:b w:val="0"/>
-          <w:bCs w:val="0"/>
-          <w:sz w:val="28"/>
-          <w:szCs w:val="28"/>
-          <w:lang w:val="en-US"/>
-        </w:rPr>
-        <w:t xml:space="preserve">4. Часткова спеціалізація Repository&lt;T*&gt;:</w:t>
-      </w:r>
-      <w:r/>
-    </w:p>
-    <w:p>
-      <w:pPr>
-        <w:pBdr/>
-        <w:spacing/>
-        <w:ind/>
-        <w:rPr/>
-      </w:pPr>
-      <w:r>
-        <w:rPr>
-          <w:rFonts w:ascii="Times New Roman" w:hAnsi="Times New Roman" w:cs="Times New Roman"/>
-          <w:b w:val="0"/>
-          <w:bCs w:val="0"/>
-          <w:sz w:val="28"/>
-          <w:szCs w:val="28"/>
-          <w:lang w:val="en-US"/>
-        </w:rPr>
-        <w:t xml:space="preserve">[Repository&lt;T*&gt; partial] адреса=0x7ffe150f26bc, значення=20</w:t>
-      </w:r>
-      <w:r/>
-    </w:p>
-    <w:p>
-      <w:pPr>
-        <w:pBdr/>
-        <w:spacing/>
-        <w:ind/>
-        <w:rPr/>
-      </w:pPr>
-      <w:r>
-        <w:rPr>
-          <w:rFonts w:ascii="Times New Roman" w:hAnsi="Times New Roman" w:cs="Times New Roman"/>
-          <w:b w:val="0"/>
-          <w:bCs w:val="0"/>
-          <w:sz w:val="28"/>
-          <w:szCs w:val="28"/>
-          <w:lang w:val="en-US"/>
-        </w:rPr>
-      </w:r>
-      <w:r/>
-    </w:p>
-    <w:p>
-      <w:pPr>
-        <w:pBdr/>
-        <w:spacing/>
-        <w:ind/>
-        <w:rPr/>
-      </w:pPr>
-      <w:r>
-        <w:rPr>
-          <w:rFonts w:ascii="Times New Roman" w:hAnsi="Times New Roman" w:cs="Times New Roman"/>
-          <w:b w:val="0"/>
-          <w:bCs w:val="0"/>
-          <w:sz w:val="28"/>
-          <w:szCs w:val="28"/>
-          <w:lang w:val="en-US"/>
-        </w:rPr>
-        <w:t xml:space="preserve">5. Повна спеціалізація Repository&lt;bool&gt;:</w:t>
-      </w:r>
-      <w:r/>
-    </w:p>
-    <w:p>
-      <w:pPr>
-        <w:pBdr/>
-        <w:spacing/>
-        <w:ind/>
-        <w:rPr/>
-      </w:pPr>
-      <w:r>
-        <w:rPr>
-          <w:rFonts w:ascii="Times New Roman" w:hAnsi="Times New Roman" w:cs="Times New Roman"/>
-          <w:b w:val="0"/>
-          <w:bCs w:val="0"/>
-          <w:sz w:val="28"/>
-          <w:szCs w:val="28"/>
-          <w:lang w:val="en-US"/>
-        </w:rPr>
-        <w:t xml:space="preserve">[Repository&lt;bool&gt; full] бездротові сенсори: є</w:t>
-      </w:r>
-      <w:r/>
-    </w:p>
-    <w:p>
-      <w:pPr>
-        <w:pBdr/>
-        <w:spacing/>
-        <w:ind/>
-        <w:rPr/>
-      </w:pPr>
-      <w:r>
-        <w:rPr>
-          <w:rFonts w:ascii="Times New Roman" w:hAnsi="Times New Roman" w:cs="Times New Roman"/>
-          <w:b w:val="0"/>
-          <w:bCs w:val="0"/>
-          <w:sz w:val="28"/>
-          <w:szCs w:val="28"/>
-          <w:lang w:val="en-US"/>
-        </w:rPr>
-        <w:t xml:space="preserve">[Repository&lt;bool&gt; full] бездротові сенсори: немає</w:t>
-      </w:r>
-      <w:r/>
-    </w:p>
-    <w:p>
-      <w:pPr>
-        <w:pBdr/>
-        <w:spacing/>
-        <w:ind/>
-        <w:rPr/>
-      </w:pPr>
-      <w:r>
-        <w:rPr>
-          <w:rFonts w:ascii="Times New Roman" w:hAnsi="Times New Roman" w:cs="Times New Roman"/>
-          <w:b w:val="0"/>
-          <w:bCs w:val="0"/>
-          <w:sz w:val="28"/>
-          <w:szCs w:val="28"/>
-          <w:lang w:val="en-US"/>
-        </w:rPr>
-      </w:r>
-      <w:r/>
-    </w:p>
-    <w:p>
-      <w:pPr>
-        <w:pBdr/>
-        <w:spacing/>
-        <w:ind/>
-        <w:rPr/>
-      </w:pPr>
-      <w:r>
-        <w:rPr>
-          <w:rFonts w:ascii="Times New Roman" w:hAnsi="Times New Roman" w:cs="Times New Roman"/>
-          <w:b w:val="0"/>
-          <w:bCs w:val="0"/>
-          <w:sz w:val="28"/>
-          <w:szCs w:val="28"/>
-          <w:lang w:val="en-US"/>
-        </w:rPr>
-        <w:t xml:space="preserve">6. Шаблон класу PairBox (загальний):</w:t>
-      </w:r>
-      <w:r/>
-    </w:p>
-    <w:p>
-      <w:pPr>
-        <w:pBdr/>
-        <w:spacing/>
-        <w:ind/>
-        <w:rPr/>
-      </w:pPr>
-      <w:r>
-        <w:rPr>
-          <w:rFonts w:ascii="Times New Roman" w:hAnsi="Times New Roman" w:cs="Times New Roman"/>
-          <w:b w:val="0"/>
-          <w:bCs w:val="0"/>
-          <w:sz w:val="28"/>
-          <w:szCs w:val="28"/>
-          <w:lang w:val="en-US"/>
-        </w:rPr>
-        <w:t xml:space="preserve">[PairBox&lt;i, d&gt;]</w:t>
-      </w:r>
-      <w:r/>
-    </w:p>
-    <w:p>
-      <w:pPr>
-        <w:pBdr/>
-        <w:spacing/>
-        <w:ind/>
-        <w:rPr/>
-      </w:pPr>
-      <w:r>
-        <w:rPr>
-          <w:rFonts w:ascii="Times New Roman" w:hAnsi="Times New Roman" w:cs="Times New Roman"/>
-          <w:b w:val="0"/>
-          <w:bCs w:val="0"/>
-          <w:sz w:val="28"/>
-          <w:szCs w:val="28"/>
-          <w:lang w:val="en-US"/>
-        </w:rPr>
-        <w:t xml:space="preserve">  first:  12</w:t>
-      </w:r>
-      <w:r/>
-    </w:p>
-    <w:p>
-      <w:pPr>
-        <w:pBdr/>
-        <w:spacing/>
-        <w:ind/>
-        <w:rPr/>
-      </w:pPr>
-      <w:r>
-        <w:rPr>
-          <w:rFonts w:ascii="Times New Roman" w:hAnsi="Times New Roman" w:cs="Times New Roman"/>
-          <w:b w:val="0"/>
-          <w:bCs w:val="0"/>
-          <w:sz w:val="28"/>
-          <w:szCs w:val="28"/>
-          <w:lang w:val="en-US"/>
-        </w:rPr>
-        <w:t xml:space="preserve">  second: 3.14</w:t>
-      </w:r>
-      <w:r/>
-    </w:p>
-    <w:p>
-      <w:pPr>
-        <w:pBdr/>
-        <w:spacing/>
-        <w:ind/>
-        <w:rPr/>
-      </w:pPr>
-      <w:r>
-        <w:rPr>
-          <w:rFonts w:ascii="Times New Roman" w:hAnsi="Times New Roman" w:cs="Times New Roman"/>
-          <w:b w:val="0"/>
-          <w:bCs w:val="0"/>
-          <w:sz w:val="28"/>
-          <w:szCs w:val="28"/>
-          <w:lang w:val="en-US"/>
-        </w:rPr>
-        <w:t xml:space="preserve">[PairBox&lt;NSt7__cxx1112basic_stringIcSt11char_traitsIcESaIcEEE, b&gt;]</w:t>
-      </w:r>
-      <w:r/>
-    </w:p>
-    <w:p>
-      <w:pPr>
-        <w:pBdr/>
-        <w:spacing/>
-        <w:ind/>
-        <w:rPr/>
-      </w:pPr>
-      <w:r>
-        <w:rPr>
-          <w:rFonts w:ascii="Times New Roman" w:hAnsi="Times New Roman" w:cs="Times New Roman"/>
-          <w:b w:val="0"/>
-          <w:bCs w:val="0"/>
-          <w:sz w:val="28"/>
-          <w:szCs w:val="28"/>
-          <w:lang w:val="en-US"/>
-        </w:rPr>
-        <w:t xml:space="preserve">  first:  C++ templates</w:t>
-      </w:r>
-      <w:r/>
-    </w:p>
-    <w:p>
-      <w:pPr>
-        <w:pBdr/>
-        <w:spacing/>
-        <w:ind/>
-        <w:rPr/>
-      </w:pPr>
-      <w:r>
-        <w:rPr>
-          <w:rFonts w:ascii="Times New Roman" w:hAnsi="Times New Roman" w:cs="Times New Roman"/>
-          <w:b w:val="0"/>
-          <w:bCs w:val="0"/>
-          <w:sz w:val="28"/>
-          <w:szCs w:val="28"/>
-          <w:lang w:val="en-US"/>
-        </w:rPr>
-        <w:t xml:space="preserve">  second: 1</w:t>
-      </w:r>
-      <w:r/>
-    </w:p>
-    <w:p>
-      <w:pPr>
-        <w:pBdr/>
-        <w:spacing/>
-        <w:ind/>
-        <w:rPr/>
-      </w:pPr>
-      <w:r>
-        <w:rPr>
-          <w:rFonts w:ascii="Times New Roman" w:hAnsi="Times New Roman" w:cs="Times New Roman"/>
-          <w:b w:val="0"/>
-          <w:bCs w:val="0"/>
-          <w:sz w:val="28"/>
-          <w:szCs w:val="28"/>
-          <w:lang w:val="en-US"/>
-        </w:rPr>
-        <w:t xml:space="preserve">[PairBox&lt;i, 9Signaling&gt;]</w:t>
-      </w:r>
-      <w:r/>
-    </w:p>
-    <w:p>
-      <w:pPr>
-        <w:pBdr/>
-        <w:spacing/>
-        <w:ind/>
-        <w:rPr/>
-      </w:pPr>
-      <w:r>
-        <w:rPr>
-          <w:rFonts w:ascii="Times New Roman" w:hAnsi="Times New Roman" w:cs="Times New Roman"/>
-          <w:b w:val="0"/>
-          <w:bCs w:val="0"/>
-          <w:sz w:val="28"/>
-          <w:szCs w:val="28"/>
-          <w:lang w:val="en-US"/>
-        </w:rPr>
-        <w:t xml:space="preserve">  first:  8</w:t>
-      </w:r>
-      <w:r/>
-    </w:p>
-    <w:p>
-      <w:pPr>
-        <w:pBdr/>
-        <w:spacing/>
-        <w:ind/>
-        <w:rPr/>
-      </w:pPr>
-      <w:r>
-        <w:rPr>
-          <w:rFonts w:ascii="Times New Roman" w:hAnsi="Times New Roman" w:cs="Times New Roman"/>
-          <w:b w:val="0"/>
-          <w:bCs w:val="0"/>
-          <w:sz w:val="28"/>
-          <w:szCs w:val="28"/>
-          <w:lang w:val="en-US"/>
-        </w:rPr>
-        <w:t xml:space="preserve">  second: датчиків: 8, бездротові: так, оповіщення: сирена</w:t>
-      </w:r>
-      <w:r/>
-    </w:p>
-    <w:p>
-      <w:pPr>
-        <w:pBdr/>
-        <w:spacing/>
-        <w:ind/>
-        <w:rPr/>
-      </w:pPr>
-      <w:r>
-        <w:rPr>
-          <w:rFonts w:ascii="Times New Roman" w:hAnsi="Times New Roman" w:cs="Times New Roman"/>
-          <w:b w:val="0"/>
-          <w:bCs w:val="0"/>
-          <w:sz w:val="28"/>
-          <w:szCs w:val="28"/>
-          <w:lang w:val="en-US"/>
-        </w:rPr>
-      </w:r>
-      <w:r/>
-    </w:p>
-    <w:p>
-      <w:pPr>
-        <w:pBdr/>
-        <w:spacing/>
-        <w:ind/>
-        <w:rPr/>
-      </w:pPr>
-      <w:r>
-        <w:rPr>
-          <w:rFonts w:ascii="Times New Roman" w:hAnsi="Times New Roman" w:cs="Times New Roman"/>
-          <w:b w:val="0"/>
-          <w:bCs w:val="0"/>
-          <w:sz w:val="28"/>
-          <w:szCs w:val="28"/>
-          <w:lang w:val="en-US"/>
-        </w:rPr>
-        <w:t xml:space="preserve">7. Часткова спеціалізація PairBox&lt;T, T&gt;:</w:t>
-      </w:r>
-      <w:r/>
-    </w:p>
-    <w:p>
-      <w:pPr>
-        <w:pBdr/>
-        <w:spacing/>
-        <w:ind/>
-        <w:rPr/>
-      </w:pPr>
-      <w:r>
-        <w:rPr>
-          <w:rFonts w:ascii="Times New Roman" w:hAnsi="Times New Roman" w:cs="Times New Roman"/>
-          <w:b w:val="0"/>
-          <w:bCs w:val="0"/>
-          <w:sz w:val="28"/>
-          <w:szCs w:val="28"/>
-          <w:lang w:val="en-US"/>
-        </w:rPr>
-        <w:t xml:space="preserve">[PairBox&lt;T, T&gt; partial] обидва елементи одного типу</w:t>
-      </w:r>
-      <w:r/>
-    </w:p>
-    <w:p>
-      <w:pPr>
-        <w:pBdr/>
-        <w:spacing/>
-        <w:ind/>
-        <w:rPr/>
-      </w:pPr>
-      <w:r>
-        <w:rPr>
-          <w:rFonts w:ascii="Times New Roman" w:hAnsi="Times New Roman" w:cs="Times New Roman"/>
-          <w:b w:val="0"/>
-          <w:bCs w:val="0"/>
-          <w:sz w:val="28"/>
-          <w:szCs w:val="28"/>
-          <w:lang w:val="en-US"/>
-        </w:rPr>
-        <w:t xml:space="preserve">  first:  5</w:t>
-      </w:r>
-      <w:r/>
-    </w:p>
-    <w:p>
-      <w:pPr>
-        <w:pBdr/>
-        <w:spacing/>
-        <w:ind/>
-        <w:rPr/>
-      </w:pPr>
-      <w:r>
-        <w:rPr>
-          <w:rFonts w:ascii="Times New Roman" w:hAnsi="Times New Roman" w:cs="Times New Roman"/>
-          <w:b w:val="0"/>
-          <w:bCs w:val="0"/>
-          <w:sz w:val="28"/>
-          <w:szCs w:val="28"/>
-          <w:lang w:val="en-US"/>
-        </w:rPr>
-        <w:t xml:space="preserve">  second: 12</w:t>
-      </w:r>
-      <w:r/>
-    </w:p>
-    <w:p>
-      <w:pPr>
-        <w:pBdr/>
-        <w:spacing/>
-        <w:ind/>
-        <w:rPr/>
-      </w:pPr>
-      <w:r>
-        <w:rPr>
-          <w:rFonts w:ascii="Times New Roman" w:hAnsi="Times New Roman" w:cs="Times New Roman"/>
-          <w:b w:val="0"/>
-          <w:bCs w:val="0"/>
-          <w:sz w:val="28"/>
-          <w:szCs w:val="28"/>
-          <w:lang w:val="en-US"/>
-        </w:rPr>
-        <w:t xml:space="preserve">  більший: 12</w:t>
-      </w:r>
-      <w:r/>
-    </w:p>
-    <w:p>
-      <w:pPr>
-        <w:pBdr/>
-        <w:spacing/>
-        <w:ind/>
-        <w:rPr/>
-      </w:pPr>
-      <w:r>
-        <w:rPr>
-          <w:rFonts w:ascii="Times New Roman" w:hAnsi="Times New Roman" w:cs="Times New Roman"/>
-          <w:b w:val="0"/>
-          <w:bCs w:val="0"/>
-          <w:sz w:val="28"/>
-          <w:szCs w:val="28"/>
-          <w:lang w:val="en-US"/>
-        </w:rPr>
-        <w:t xml:space="preserve">[PairBox&lt;T, T&gt; partial] обидва елементи одного типу</w:t>
-      </w:r>
-      <w:r/>
-    </w:p>
-    <w:p>
-      <w:pPr>
-        <w:pBdr/>
-        <w:spacing/>
-        <w:ind/>
-        <w:rPr/>
-      </w:pPr>
-      <w:r>
-        <w:rPr>
-          <w:rFonts w:ascii="Times New Roman" w:hAnsi="Times New Roman" w:cs="Times New Roman"/>
-          <w:b w:val="0"/>
-          <w:bCs w:val="0"/>
-          <w:sz w:val="28"/>
-          <w:szCs w:val="28"/>
-          <w:lang w:val="en-US"/>
-        </w:rPr>
-        <w:t xml:space="preserve">  first:  датчиків: 4, бездротові: ні, оповіщення: SMS</w:t>
-      </w:r>
-      <w:r/>
-    </w:p>
-    <w:p>
-      <w:pPr>
-        <w:pBdr/>
-        <w:spacing/>
-        <w:ind/>
-        <w:rPr/>
-      </w:pPr>
-      <w:r>
-        <w:rPr>
-          <w:rFonts w:ascii="Times New Roman" w:hAnsi="Times New Roman" w:cs="Times New Roman"/>
-          <w:b w:val="0"/>
-          <w:bCs w:val="0"/>
-          <w:sz w:val="28"/>
-          <w:szCs w:val="28"/>
-          <w:lang w:val="en-US"/>
-        </w:rPr>
-        <w:t xml:space="preserve">  second: датчиків: 9, бездротові: так, оповіщення: email</w:t>
-      </w:r>
-      <w:r/>
-    </w:p>
-    <w:p>
-      <w:pPr>
-        <w:pBdr/>
-        <w:spacing/>
-        <w:ind/>
-        <w:rPr/>
-      </w:pPr>
-      <w:r>
-        <w:rPr>
-          <w:rFonts w:ascii="Times New Roman" w:hAnsi="Times New Roman" w:cs="Times New Roman"/>
-          <w:b w:val="0"/>
-          <w:bCs w:val="0"/>
-          <w:sz w:val="28"/>
-          <w:szCs w:val="28"/>
-          <w:lang w:val="en-US"/>
-        </w:rPr>
-        <w:t xml:space="preserve">  більший: датчиків: 9, бездротові: так, оповіщення: email</w:t>
-      </w:r>
-      <w:r/>
-    </w:p>
-    <w:p>
-      <w:pPr>
-        <w:pBdr/>
-        <w:spacing/>
-        <w:ind/>
-        <w:rPr/>
-      </w:pPr>
-      <w:r>
-        <w:rPr>
-          <w:rFonts w:ascii="Times New Roman" w:hAnsi="Times New Roman" w:cs="Times New Roman"/>
-          <w:b w:val="0"/>
-          <w:bCs w:val="0"/>
-          <w:sz w:val="28"/>
-          <w:szCs w:val="28"/>
-          <w:lang w:val="en-US"/>
-        </w:rPr>
-      </w:r>
-      <w:r/>
-    </w:p>
-    <w:p>
-      <w:pPr>
-        <w:pBdr/>
-        <w:spacing/>
-        <w:ind/>
-        <w:rPr/>
-      </w:pPr>
-      <w:r>
-        <w:rPr>
-          <w:rFonts w:ascii="Times New Roman" w:hAnsi="Times New Roman" w:cs="Times New Roman"/>
-          <w:b w:val="0"/>
-          <w:bCs w:val="0"/>
-          <w:sz w:val="28"/>
-          <w:szCs w:val="28"/>
-          <w:lang w:val="en-US"/>
-        </w:rPr>
-        <w:t xml:space="preserve">8. Повна спеціалізація PairBox&lt;bool, string&gt;:</w:t>
-      </w:r>
-      <w:r/>
-    </w:p>
-    <w:p>
-      <w:pPr>
-        <w:pBdr/>
-        <w:spacing/>
-        <w:ind/>
-        <w:rPr/>
-      </w:pPr>
-      <w:r>
-        <w:rPr>
-          <w:rFonts w:ascii="Times New Roman" w:hAnsi="Times New Roman" w:cs="Times New Roman"/>
-          <w:b w:val="0"/>
-          <w:bCs w:val="0"/>
-          <w:sz w:val="28"/>
-          <w:szCs w:val="28"/>
-          <w:lang w:val="en-US"/>
-        </w:rPr>
-        <w:t xml:space="preserve">[PairBox&lt;bool, string&gt; full] поля сигналізації</w:t>
-      </w:r>
-      <w:r/>
-    </w:p>
-    <w:p>
-      <w:pPr>
-        <w:pBdr/>
-        <w:spacing/>
-        <w:ind/>
-        <w:rPr/>
-      </w:pPr>
-      <w:r>
-        <w:rPr>
-          <w:rFonts w:ascii="Times New Roman" w:hAnsi="Times New Roman" w:cs="Times New Roman"/>
-          <w:b w:val="0"/>
-          <w:bCs w:val="0"/>
-          <w:sz w:val="28"/>
-          <w:szCs w:val="28"/>
-          <w:lang w:val="en-US"/>
-        </w:rPr>
-        <w:t xml:space="preserve">  бездротові: так</w:t>
-      </w:r>
-      <w:r/>
-    </w:p>
-    <w:p>
-      <w:pPr>
-        <w:pBdr/>
-        <w:spacing/>
-        <w:ind/>
-        <w:rPr/>
-      </w:pPr>
-      <w:r>
-        <w:rPr>
-          <w:rFonts w:ascii="Times New Roman" w:hAnsi="Times New Roman" w:cs="Times New Roman"/>
-          <w:b w:val="0"/>
-          <w:bCs w:val="0"/>
-          <w:sz w:val="28"/>
-          <w:szCs w:val="28"/>
-          <w:lang w:val="en-US"/>
-        </w:rPr>
-        <w:t xml:space="preserve">  оповіщення: сирена</w:t>
-      </w:r>
-      <w:r/>
-    </w:p>
-    <w:p>
-      <w:pPr>
-        <w:pBdr/>
-        <w:spacing/>
-        <w:ind/>
-        <w:rPr/>
-      </w:pPr>
-      <w:r>
-        <w:rPr>
-          <w:rFonts w:ascii="Times New Roman" w:hAnsi="Times New Roman" w:cs="Times New Roman"/>
-          <w:b w:val="0"/>
-          <w:bCs w:val="0"/>
-          <w:sz w:val="28"/>
-          <w:szCs w:val="28"/>
-          <w:lang w:val="en-US"/>
-        </w:rPr>
-      </w:r>
-      <w:r/>
-    </w:p>
-    <w:p>
-      <w:pPr>
-        <w:pBdr/>
-        <w:spacing/>
-        <w:ind/>
-        <w:rPr/>
-      </w:pPr>
-      <w:r>
-        <w:rPr>
-          <w:rFonts w:ascii="Times New Roman" w:hAnsi="Times New Roman" w:cs="Times New Roman"/>
-          <w:b w:val="0"/>
-          <w:bCs w:val="0"/>
-          <w:sz w:val="28"/>
-          <w:szCs w:val="28"/>
-          <w:lang w:val="en-US"/>
-        </w:rPr>
-        <w:t xml:space="preserve">=== Кінець програми ===</w:t>
-      </w:r>
-      <w:r/>
-    </w:p>
-    <w:p>
-      <w:pPr>
-        <w:pBdr/>
-        <w:spacing/>
-        <w:ind/>
-        <w:rPr/>
-      </w:pPr>
-      <w:r>
-        <w:rPr>
-          <w:rFonts w:ascii="Times New Roman" w:hAnsi="Times New Roman" w:cs="Times New Roman"/>
-          <w:b w:val="0"/>
-          <w:bCs w:val="0"/>
-          <w:sz w:val="28"/>
-          <w:szCs w:val="28"/>
-          <w:lang w:val="en-US"/>
-        </w:rPr>
-      </w:r>
-      <w:r/>
-    </w:p>
-    <w:p>
-      <w:pPr>
-        <w:pBdr/>
-        <w:spacing/>
-        <w:ind/>
         <w:rPr>
           <w:b/>
           <w:bCs/>
@@ -9647,7 +1475,94 @@
           <w:szCs w:val="28"/>
           <w:lang w:val="en-US"/>
         </w:rPr>
+        <w:br/>
+      </w:r>
+      <w:r>
+        <mc:AlternateContent>
+          <mc:Choice Requires="wpg">
+            <w:drawing>
+              <wp:inline xmlns:wp="http://schemas.openxmlformats.org/drawingml/2006/wordprocessingDrawing" distT="0" distB="0" distL="0" distR="0">
+                <wp:extent cx="6120765" cy="7312490"/>
+                <wp:effectExtent l="0" t="0" r="0" b="0"/>
+                <wp:docPr id="3" name=""/>
+                <wp:cNvGraphicFramePr>
+                  <a:graphicFrameLocks xmlns:a="http://schemas.openxmlformats.org/drawingml/2006/main" noChangeAspect="1"/>
+                </wp:cNvGraphicFramePr>
+                <a:graphic xmlns:a="http://schemas.openxmlformats.org/drawingml/2006/main">
+                  <a:graphicData uri="http://schemas.openxmlformats.org/drawingml/2006/picture">
+                    <pic:pic xmlns:pic="http://schemas.openxmlformats.org/drawingml/2006/picture">
+                      <pic:nvPicPr>
+                        <pic:cNvPr id="1827351948" name=""/>
+                        <pic:cNvPicPr>
+                          <a:picLocks noChangeAspect="1"/>
+                        </pic:cNvPicPr>
+                        <pic:nvPr/>
+                      </pic:nvPicPr>
+                      <pic:blipFill rotWithShape="1">
+                        <a:blip r:embed="rId19"/>
+                        <a:stretch/>
+                      </pic:blipFill>
+                      <pic:spPr bwMode="auto">
+                        <a:xfrm>
+                          <a:off x="0" y="0"/>
+                          <a:ext cx="6120765" cy="7312489"/>
+                        </a:xfrm>
+                        <a:prstGeom prst="rect">
+                          <a:avLst/>
+                        </a:prstGeom>
+                      </pic:spPr>
+                    </pic:pic>
+                  </a:graphicData>
+                </a:graphic>
+              </wp:inline>
+            </w:drawing>
+          </mc:Choice>
+          <mc:Fallback>
+            <w:pict>
+              <v:shapetype id="_x0000_t75" coordsize="21600,21600" o:spt="75" o:preferrelative="t" path="m@4@5l@4@11@9@11@9@5xe" filled="f" stroked="f">
+                <v:stroke joinstyle="miter"/>
+                <v:formulas>
+                  <v:f eqn="if lineDrawn pixelLineWidth 0"/>
+                  <v:f eqn="sum @0 1 0"/>
+                  <v:f eqn="sum 0 0 @1"/>
+                  <v:f eqn="prod @2 1 2"/>
+                  <v:f eqn="prod @3 21600 pixelWidth"/>
+                  <v:f eqn="prod @3 21600 pixelHeight"/>
+                  <v:f eqn="sum @0 0 1"/>
+                  <v:f eqn="prod @6 1 2"/>
+                  <v:f eqn="prod @7 21600 pixelWidth"/>
+                  <v:f eqn="sum @8 21600 0"/>
+                  <v:f eqn="prod @7 21600 pixelHeight"/>
+                  <v:f eqn="sum @10 21600 0"/>
+                </v:formulas>
+                <v:path o:extrusionok="f" gradientshapeok="t" o:connecttype="rect"/>
+                <o:lock v:ext="edit" aspectratio="t"/>
+              </v:shapetype>
+              <v:shape id="_x0000_i2" o:spid="_x0000_s2" type="#_x0000_t75" style="width:481.95pt;height:575.79pt;mso-wrap-distance-left:0.00pt;mso-wrap-distance-top:0.00pt;mso-wrap-distance-right:0.00pt;mso-wrap-distance-bottom:0.00pt;z-index:1;" stroked="false">
+                <v:imagedata r:id="rId19" o:title=""/>
+                <o:lock v:ext="edit" rotation="t"/>
+              </v:shape>
+            </w:pict>
+          </mc:Fallback>
+        </mc:AlternateContent>
+      </w:r>
+      <w:r>
+        <w:rPr>
+          <w:rFonts w:ascii="Times New Roman" w:hAnsi="Times New Roman" w:cs="Times New Roman"/>
+          <w:b/>
+          <w:bCs/>
+          <w:sz w:val="28"/>
+          <w:szCs w:val="28"/>
+          <w:lang w:val="en-US"/>
+        </w:rPr>
+        <w:br/>
         <w:t xml:space="preserve">Висновок:</w:t>
+      </w:r>
+      <w:r>
+        <w:rPr>
+          <w:b/>
+          <w:bCs/>
+        </w:rPr>
       </w:r>
       <w:r>
         <w:rPr>
@@ -9915,7 +1830,6 @@
         </w:rPr>
         <w:t xml:space="preserve">C++ (iostream, string, typeinfo).</w:t>
       </w:r>
-      <w:r/>
       <w:r>
         <w:rPr>
           <w:rFonts w:ascii="Times New Roman" w:hAnsi="Times New Roman" w:cs="Times New Roman"/>
@@ -9926,8 +1840,12 @@
           <w:lang w:val="en-US"/>
         </w:rPr>
       </w:r>
-      <w:r/>
-      <w:r/>
+      <w:r>
+        <w:rPr>
+          <w:b w:val="0"/>
+          <w:bCs w:val="0"/>
+        </w:rPr>
+      </w:r>
     </w:p>
     <w:sectPr>
       <w:footerReference w:type="default" r:id="rId9"/>

--- a/L_18/Звіт 18 В. Стахнюк.docx
+++ b/L_18/Звіт 18 В. Стахнюк.docx
@@ -102,81 +102,10 @@
       <w:r>
         <w:rPr>
           <w:rFonts w:ascii="Times New Roman" w:hAnsi="Times New Roman" w:cs="Times New Roman"/>
-          <w:sz w:val="32"/>
-          <w:szCs w:val="32"/>
-        </w:rPr>
-      </w:r>
-    </w:p>
-    <w:p>
-      <w:pPr>
-        <w:pBdr/>
-        <w:spacing w:line="360" w:lineRule="auto"/>
-        <w:ind/>
-        <w:jc w:val="center"/>
-        <w:rPr>
-          <w:rFonts w:ascii="Times New Roman" w:hAnsi="Times New Roman" w:cs="Times New Roman"/>
-          <w:b/>
-          <w:bCs/>
-          <w:sz w:val="32"/>
-          <w:szCs w:val="32"/>
-        </w:rPr>
-      </w:pPr>
-      <w:r>
-        <w:rPr>
-          <w:rFonts w:ascii="Times New Roman" w:hAnsi="Times New Roman" w:cs="Times New Roman"/>
-          <w:sz w:val="32"/>
-          <w:szCs w:val="32"/>
-        </w:rPr>
-        <w:t xml:space="preserve">Кафедра радіоелектронних пристроїв</w:t>
-      </w:r>
-      <w:r>
-        <w:rPr>
-          <w:rFonts w:ascii="Times New Roman" w:hAnsi="Times New Roman" w:cs="Times New Roman"/>
-          <w:b/>
-          <w:bCs/>
-          <w:sz w:val="32"/>
-          <w:szCs w:val="32"/>
-        </w:rPr>
-        <w:t xml:space="preserve"> </w:t>
-      </w:r>
-      <w:r>
-        <w:rPr>
-          <w:rFonts w:ascii="Times New Roman" w:hAnsi="Times New Roman" w:cs="Times New Roman"/>
-          <w:sz w:val="32"/>
-          <w:szCs w:val="32"/>
-        </w:rPr>
-        <w:t xml:space="preserve">та систем</w:t>
-      </w:r>
-      <w:r>
-        <w:rPr>
-          <w:rFonts w:ascii="Times New Roman" w:hAnsi="Times New Roman" w:cs="Times New Roman"/>
-          <w:b/>
-          <w:bCs/>
-          <w:sz w:val="32"/>
-          <w:szCs w:val="32"/>
-        </w:rPr>
-      </w:r>
-      <w:r>
-        <w:rPr>
-          <w:rFonts w:ascii="Times New Roman" w:hAnsi="Times New Roman" w:cs="Times New Roman"/>
-          <w:b/>
-          <w:bCs/>
-          <w:sz w:val="32"/>
-          <w:szCs w:val="32"/>
-        </w:rPr>
-      </w:r>
-    </w:p>
-    <w:p>
-      <w:pPr>
-        <w:pBdr/>
-        <w:spacing/>
-        <w:ind/>
-        <w:rPr>
-          <w:rFonts w:ascii="Times New Roman" w:hAnsi="Times New Roman" w:cs="Times New Roman"/>
           <w:sz w:val="28"/>
           <w:szCs w:val="28"/>
         </w:rPr>
-      </w:pPr>
+      </w:r>
       <w:r>
         <w:rPr>
           <w:rFonts w:ascii="Times New Roman" w:hAnsi="Times New Roman" w:cs="Times New Roman"/>
@@ -194,8 +123,8 @@
       <w:r>
         <w:rPr>
           <w:rFonts w:ascii="Times New Roman" w:hAnsi="Times New Roman" w:cs="Times New Roman"/>
-          <w:sz w:val="28"/>
-          <w:szCs w:val="28"/>
+          <w:sz w:val="32"/>
+          <w:szCs w:val="32"/>
         </w:rPr>
       </w:r>
     </w:p>
@@ -1058,6 +987,15 @@
           <w:szCs w:val="28"/>
         </w:rPr>
       </w:r>
+      <w:r>
+        <w:rPr>
+          <w:rFonts w:ascii="Times New Roman" w:hAnsi="Times New Roman" w:cs="Times New Roman"/>
+          <w:b/>
+          <w:bCs/>
+          <w:sz w:val="28"/>
+          <w:szCs w:val="28"/>
+        </w:rPr>
+      </w:r>
     </w:p>
     <w:p>
       <w:pPr>
@@ -1145,6 +1083,12 @@
           <w:bCs/>
         </w:rPr>
       </w:r>
+      <w:r>
+        <w:rPr>
+          <w:b/>
+          <w:bCs/>
+        </w:rPr>
+      </w:r>
     </w:p>
     <w:p>
       <w:pPr>
@@ -1157,6 +1101,12 @@
           <w:bCs/>
         </w:rPr>
       </w:pPr>
+      <w:r>
+        <w:rPr>
+          <w:b/>
+          <w:bCs/>
+        </w:rPr>
+      </w:r>
       <w:r>
         <w:rPr>
           <w:b/>
@@ -1832,12 +1782,8 @@
       </w:r>
       <w:r>
         <w:rPr>
-          <w:rFonts w:ascii="Times New Roman" w:hAnsi="Times New Roman" w:cs="Times New Roman"/>
           <w:b w:val="0"/>
           <w:bCs w:val="0"/>
-          <w:sz w:val="28"/>
-          <w:szCs w:val="28"/>
-          <w:lang w:val="en-US"/>
         </w:rPr>
       </w:r>
       <w:r>
